--- a/UIPrototype/Bandit 敏感信息加密合规检测插件 软件需求分析报告.docx
+++ b/UIPrototype/Bandit 敏感信息加密合规检测插件 软件需求分析报告.docx
@@ -483,7 +483,6 @@
             <w:insideH w:val="none" w:color="auto" w:sz="0" w:space="0"/>
             <w:insideV w:val="none" w:color="auto" w:sz="0" w:space="0"/>
           </w:tblBorders>
-          <w:shd w:val="clear" w:color="auto" w:fill="auto"/>
           <w:tblCellMar>
             <w:top w:w="15" w:type="dxa"/>
             <w:left w:w="15" w:type="dxa"/>
@@ -581,7 +580,6 @@
             <w:insideH w:val="none" w:color="auto" w:sz="0" w:space="0"/>
             <w:insideV w:val="none" w:color="auto" w:sz="0" w:space="0"/>
           </w:tblBorders>
-          <w:shd w:val="clear" w:color="auto" w:fill="auto"/>
           <w:tblCellMar>
             <w:top w:w="15" w:type="dxa"/>
             <w:left w:w="15" w:type="dxa"/>
@@ -1067,7 +1065,6 @@
             <w:insideH w:val="none" w:color="auto" w:sz="0" w:space="0"/>
             <w:insideV w:val="none" w:color="auto" w:sz="0" w:space="0"/>
           </w:tblBorders>
-          <w:shd w:val="clear" w:color="auto" w:fill="auto"/>
           <w:tblCellMar>
             <w:top w:w="15" w:type="dxa"/>
             <w:left w:w="15" w:type="dxa"/>
@@ -1262,7 +1259,6 @@
             <w:insideH w:val="none" w:color="auto" w:sz="0" w:space="0"/>
             <w:insideV w:val="none" w:color="auto" w:sz="0" w:space="0"/>
           </w:tblBorders>
-          <w:shd w:val="clear" w:color="auto" w:fill="auto"/>
           <w:tblCellMar>
             <w:top w:w="15" w:type="dxa"/>
             <w:left w:w="15" w:type="dxa"/>
@@ -1360,7 +1356,6 @@
             <w:insideH w:val="none" w:color="auto" w:sz="0" w:space="0"/>
             <w:insideV w:val="none" w:color="auto" w:sz="0" w:space="0"/>
           </w:tblBorders>
-          <w:shd w:val="clear" w:color="auto" w:fill="auto"/>
           <w:tblCellMar>
             <w:top w:w="15" w:type="dxa"/>
             <w:left w:w="15" w:type="dxa"/>
@@ -1843,6 +1838,16 @@
         <w:pStyle w:val="2"/>
         <w:bidi w:val="0"/>
         <w:rPr>
+          <w:rFonts w:hint="eastAsia"/>
+          <w:lang w:val="en-US" w:eastAsia="zh-CN"/>
+        </w:rPr>
+      </w:pPr>
+    </w:p>
+    <w:p>
+      <w:pPr>
+        <w:pStyle w:val="2"/>
+        <w:bidi w:val="0"/>
+        <w:rPr>
           <w:rFonts w:hint="default"/>
           <w:lang w:val="en-US" w:eastAsia="zh-CN"/>
         </w:rPr>
@@ -1946,16 +1951,2671 @@
         </w:drawing>
       </w:r>
     </w:p>
-    <w:p/>
-    <w:p>
-      <w:pPr>
-        <w:rPr>
-          <w:rFonts w:hint="default"/>
-          <w:lang w:val="en-US" w:eastAsia="zh-CN"/>
-        </w:rPr>
-      </w:pPr>
+    <w:p>
+      <w:pPr>
+        <w:rPr>
+          <w:rFonts w:hint="default"/>
+          <w:lang w:val="en-US" w:eastAsia="zh-CN"/>
+        </w:rPr>
+      </w:pPr>
+    </w:p>
+    <w:p>
+      <w:pPr>
+        <w:rPr>
+          <w:rFonts w:hint="default"/>
+          <w:lang w:val="en-US" w:eastAsia="zh-CN"/>
+        </w:rPr>
+      </w:pPr>
+    </w:p>
+    <w:p>
+      <w:pPr>
+        <w:rPr>
+          <w:rFonts w:hint="default"/>
+          <w:lang w:val="en-US" w:eastAsia="zh-CN"/>
+        </w:rPr>
+      </w:pPr>
+    </w:p>
+    <w:p>
+      <w:pPr>
+        <w:rPr>
+          <w:rFonts w:hint="default"/>
+          <w:lang w:val="en-US" w:eastAsia="zh-CN"/>
+        </w:rPr>
+      </w:pPr>
+    </w:p>
+    <w:p>
+      <w:pPr>
+        <w:rPr>
+          <w:rFonts w:hint="default"/>
+          <w:lang w:val="en-US" w:eastAsia="zh-CN"/>
+        </w:rPr>
+      </w:pPr>
+    </w:p>
+    <w:p>
+      <w:pPr>
+        <w:rPr>
+          <w:rFonts w:hint="default"/>
+          <w:lang w:val="en-US" w:eastAsia="zh-CN"/>
+        </w:rPr>
+      </w:pPr>
+    </w:p>
+    <w:p>
+      <w:pPr>
+        <w:rPr>
+          <w:rFonts w:hint="default"/>
+          <w:lang w:val="en-US" w:eastAsia="zh-CN"/>
+        </w:rPr>
+      </w:pPr>
+    </w:p>
+    <w:p>
+      <w:pPr>
+        <w:pStyle w:val="2"/>
+        <w:numPr>
+          <w:ilvl w:val="0"/>
+          <w:numId w:val="1"/>
+        </w:numPr>
+        <w:bidi w:val="0"/>
+        <w:rPr>
+          <w:rFonts w:hint="eastAsia"/>
+          <w:lang w:eastAsia="zh-CN"/>
+        </w:rPr>
+      </w:pPr>
+      <w:r>
+        <w:rPr>
+          <w:rFonts w:hint="eastAsia"/>
+        </w:rPr>
+        <w:t>功能描述</w:t>
+      </w:r>
+    </w:p>
+    <w:p>
+      <w:pPr>
+        <w:numPr>
+          <w:numId w:val="0"/>
+        </w:numPr>
+        <w:rPr>
+          <w:rFonts w:hint="eastAsia" w:ascii="宋体" w:hAnsi="宋体" w:eastAsia="宋体" w:cs="宋体"/>
+          <w:lang w:val="en-US" w:eastAsia="zh-CN"/>
+        </w:rPr>
+      </w:pPr>
+      <w:r>
+        <w:rPr>
+          <w:rFonts w:hint="eastAsia" w:ascii="宋体" w:hAnsi="宋体" w:eastAsia="宋体" w:cs="宋体"/>
+          <w:lang w:val="en-US" w:eastAsia="zh-CN"/>
+        </w:rPr>
+        <w:t>核心功能：</w:t>
+      </w:r>
+    </w:p>
+    <w:p>
+      <w:pPr>
+        <w:keepNext w:val="0"/>
+        <w:keepLines w:val="0"/>
+        <w:widowControl/>
+        <w:suppressLineNumbers w:val="0"/>
+        <w:jc w:val="left"/>
+      </w:pPr>
+      <w:r>
+        <w:rPr>
+          <w:rFonts w:ascii="宋体" w:hAnsi="宋体" w:eastAsia="宋体" w:cs="宋体"/>
+          <w:kern w:val="0"/>
+          <w:sz w:val="24"/>
+          <w:szCs w:val="24"/>
+          <w:lang w:val="en-US" w:eastAsia="zh-CN" w:bidi="ar"/>
+        </w:rPr>
+        <w:t>核心功能是插件的核心价值体现，直接满足“高准确率、高性能、可兼容”的总体目标，确保实现敏感信息精准检测、无缝集成使用，所有核心功能需在第10周前完成开发与测试，保障第12周顺利交付。</w:t>
+      </w:r>
+    </w:p>
+    <w:p>
+      <w:pPr>
+        <w:rPr>
+          <w:rFonts w:hint="eastAsia"/>
+          <w:lang w:val="en-US" w:eastAsia="zh-CN"/>
+        </w:rPr>
+      </w:pPr>
+    </w:p>
+    <w:p>
+      <w:pPr>
+        <w:pStyle w:val="3"/>
+        <w:keepNext w:val="0"/>
+        <w:keepLines w:val="0"/>
+        <w:widowControl/>
+        <w:suppressLineNumbers w:val="0"/>
+        <w:jc w:val="left"/>
+        <w:rPr>
+          <w:rFonts w:hint="eastAsia" w:ascii="宋体" w:hAnsi="宋体" w:eastAsia="宋体" w:cs="宋体"/>
+          <w:sz w:val="32"/>
+          <w:szCs w:val="32"/>
+        </w:rPr>
+      </w:pPr>
+      <w:r>
+        <w:rPr>
+          <w:rFonts w:hint="eastAsia" w:ascii="宋体" w:hAnsi="宋体" w:eastAsia="宋体" w:cs="宋体"/>
+          <w:sz w:val="32"/>
+          <w:szCs w:val="32"/>
+          <w:lang w:val="en-US" w:eastAsia="zh-CN"/>
+        </w:rPr>
+        <w:t>5</w:t>
+      </w:r>
+      <w:r>
+        <w:rPr>
+          <w:rFonts w:hint="eastAsia" w:ascii="宋体" w:hAnsi="宋体" w:eastAsia="宋体" w:cs="宋体"/>
+          <w:sz w:val="32"/>
+          <w:szCs w:val="32"/>
+        </w:rPr>
+        <w:t>.1 敏感信息精准检测功能</w:t>
+      </w:r>
+    </w:p>
+    <w:p>
+      <w:pPr>
+        <w:keepNext w:val="0"/>
+        <w:keepLines w:val="0"/>
+        <w:widowControl/>
+        <w:suppressLineNumbers w:val="0"/>
+        <w:jc w:val="left"/>
+      </w:pPr>
+      <w:r>
+        <w:rPr>
+          <w:rFonts w:ascii="宋体" w:hAnsi="宋体" w:eastAsia="宋体" w:cs="宋体"/>
+          <w:kern w:val="0"/>
+          <w:sz w:val="24"/>
+          <w:szCs w:val="24"/>
+          <w:lang w:val="en-US" w:eastAsia="zh-CN" w:bidi="ar"/>
+        </w:rPr>
+        <w:t>作为插件核心核心，聚焦Python代码中硬编码敏感信息的识别，严格匹配“覆盖90%以上常见敏感信息类型”“误报率≤5%、漏报率≤3%”的量化指标，具体功能如下：</w:t>
+      </w:r>
+    </w:p>
+    <w:p>
+      <w:pPr>
+        <w:keepNext w:val="0"/>
+        <w:keepLines w:val="0"/>
+        <w:widowControl/>
+        <w:suppressLineNumbers w:val="0"/>
+        <w:jc w:val="left"/>
+        <w:rPr>
+          <w:rFonts w:ascii="宋体" w:hAnsi="宋体" w:eastAsia="宋体" w:cs="宋体"/>
+          <w:kern w:val="0"/>
+          <w:sz w:val="24"/>
+          <w:szCs w:val="24"/>
+          <w:lang w:val="en-US" w:eastAsia="zh-CN" w:bidi="ar"/>
+        </w:rPr>
+      </w:pPr>
+      <w:r>
+        <w:rPr>
+          <w:rFonts w:ascii="宋体" w:hAnsi="宋体" w:eastAsia="宋体" w:cs="宋体"/>
+          <w:kern w:val="0"/>
+          <w:sz w:val="24"/>
+          <w:szCs w:val="24"/>
+          <w:lang w:val="en-US" w:eastAsia="zh-CN" w:bidi="ar"/>
+        </w:rPr>
+        <w:t>多类型敏感信息覆盖：支持检测密码、云厂商API密钥（AWS/Azure/阿里云/腾讯云等主流厂商）、JWT Token、数据库连接串（MySQL/PostgreSQL/Redis/MongoDB等）、RSA/ECDSA私钥、FTP/SSH账号密码等核心敏感信息类型，确保覆盖度达标。</w:t>
+      </w:r>
+    </w:p>
+    <w:p>
+      <w:pPr>
+        <w:keepNext w:val="0"/>
+        <w:keepLines w:val="0"/>
+        <w:widowControl/>
+        <w:suppressLineNumbers w:val="0"/>
+        <w:ind w:left="720"/>
+        <w:jc w:val="left"/>
+        <w:rPr>
+          <w:rFonts w:ascii="宋体" w:hAnsi="宋体" w:eastAsia="宋体" w:cs="宋体"/>
+          <w:kern w:val="0"/>
+          <w:sz w:val="24"/>
+          <w:szCs w:val="24"/>
+          <w:lang w:val="en-US" w:eastAsia="zh-CN" w:bidi="ar"/>
+        </w:rPr>
+      </w:pPr>
+    </w:p>
+    <w:p>
+      <w:pPr>
+        <w:keepNext w:val="0"/>
+        <w:keepLines w:val="0"/>
+        <w:widowControl/>
+        <w:suppressLineNumbers w:val="0"/>
+        <w:jc w:val="left"/>
+        <w:rPr>
+          <w:rFonts w:ascii="宋体" w:hAnsi="宋体" w:eastAsia="宋体" w:cs="宋体"/>
+          <w:kern w:val="0"/>
+          <w:sz w:val="24"/>
+          <w:szCs w:val="24"/>
+          <w:lang w:val="en-US" w:eastAsia="zh-CN" w:bidi="ar"/>
+        </w:rPr>
+      </w:pPr>
+      <w:r>
+        <w:rPr>
+          <w:rFonts w:ascii="宋体" w:hAnsi="宋体" w:eastAsia="宋体" w:cs="宋体"/>
+          <w:kern w:val="0"/>
+          <w:sz w:val="24"/>
+          <w:szCs w:val="24"/>
+          <w:lang w:val="en-US" w:eastAsia="zh-CN" w:bidi="ar"/>
+        </w:rPr>
+        <w:t>双引擎检测：结合AST抽象语法树解析与精准正则匹配，既能通过AST定位代码中字符串赋值、变量定义、配置硬编码的具体位置，又能通过正则匹配敏感信息特征，同时结合上下文语义分析、熵值检测，过滤测试字符串、示例代码等非敏感内容，降低误报与漏报。</w:t>
+      </w:r>
+    </w:p>
+    <w:p>
+      <w:pPr>
+        <w:keepNext w:val="0"/>
+        <w:keepLines w:val="0"/>
+        <w:widowControl/>
+        <w:suppressLineNumbers w:val="0"/>
+        <w:ind w:left="720"/>
+        <w:jc w:val="left"/>
+        <w:rPr>
+          <w:rFonts w:ascii="宋体" w:hAnsi="宋体" w:eastAsia="宋体" w:cs="宋体"/>
+          <w:kern w:val="0"/>
+          <w:sz w:val="24"/>
+          <w:szCs w:val="24"/>
+          <w:lang w:val="en-US" w:eastAsia="zh-CN" w:bidi="ar"/>
+        </w:rPr>
+      </w:pPr>
+    </w:p>
+    <w:p>
+      <w:pPr>
+        <w:keepNext w:val="0"/>
+        <w:keepLines w:val="0"/>
+        <w:widowControl/>
+        <w:suppressLineNumbers w:val="0"/>
+        <w:jc w:val="left"/>
+      </w:pPr>
+      <w:r>
+        <w:rPr>
+          <w:rFonts w:ascii="宋体" w:hAnsi="宋体" w:eastAsia="宋体" w:cs="宋体"/>
+          <w:kern w:val="0"/>
+          <w:sz w:val="24"/>
+          <w:szCs w:val="24"/>
+          <w:lang w:val="en-US" w:eastAsia="zh-CN" w:bidi="ar"/>
+        </w:rPr>
+        <w:t>精准定位与信息输出：检测到敏感信息后，自动输出敏感信息所在文件路径、行号、敏感信息类型（如“阿里云API密钥”“MySQL数据库连接串”）、风险等级（默认高危/中危/低危，贴合敏感程度），方便开发者快速定位并修改。</w:t>
+      </w:r>
+    </w:p>
+    <w:p>
+      <w:pPr>
+        <w:rPr>
+          <w:rFonts w:hint="eastAsia"/>
+        </w:rPr>
+      </w:pPr>
+    </w:p>
+    <w:p>
+      <w:pPr>
+        <w:pStyle w:val="3"/>
+        <w:bidi w:val="0"/>
+        <w:rPr>
+          <w:rFonts w:hint="eastAsia" w:ascii="宋体" w:hAnsi="宋体" w:eastAsia="宋体" w:cs="宋体"/>
+        </w:rPr>
+      </w:pPr>
+      <w:r>
+        <w:rPr>
+          <w:rFonts w:hint="eastAsia" w:ascii="宋体" w:hAnsi="宋体" w:eastAsia="宋体" w:cs="宋体"/>
+          <w:lang w:val="en-US" w:eastAsia="zh-CN"/>
+        </w:rPr>
+        <w:t>5</w:t>
+      </w:r>
+      <w:r>
+        <w:rPr>
+          <w:rFonts w:hint="eastAsia" w:ascii="宋体" w:hAnsi="宋体" w:eastAsia="宋体" w:cs="宋体"/>
+        </w:rPr>
+        <w:t>.2 高性能扫描功能</w:t>
+      </w:r>
+    </w:p>
+    <w:p>
+      <w:pPr>
+        <w:keepNext w:val="0"/>
+        <w:keepLines w:val="0"/>
+        <w:widowControl/>
+        <w:suppressLineNumbers w:val="0"/>
+        <w:jc w:val="left"/>
+      </w:pPr>
+      <w:r>
+        <w:rPr>
+          <w:rFonts w:ascii="宋体" w:hAnsi="宋体" w:eastAsia="宋体" w:cs="宋体"/>
+          <w:kern w:val="0"/>
+          <w:sz w:val="24"/>
+          <w:szCs w:val="24"/>
+          <w:lang w:val="en-US" w:eastAsia="zh-CN" w:bidi="ar"/>
+        </w:rPr>
+        <w:t>保障插件运行效率，满足“扫描速度≥1000行/秒、相比Bandit原生速度下降≤10%、内存占用≤512MB”的量化指标，具体优化功能如下：</w:t>
+      </w:r>
+    </w:p>
+    <w:p>
+      <w:pPr>
+        <w:keepNext w:val="0"/>
+        <w:keepLines w:val="0"/>
+        <w:widowControl/>
+        <w:suppressLineNumbers w:val="0"/>
+        <w:jc w:val="left"/>
+        <w:rPr>
+          <w:rFonts w:ascii="宋体" w:hAnsi="宋体" w:eastAsia="宋体" w:cs="宋体"/>
+          <w:kern w:val="0"/>
+          <w:sz w:val="24"/>
+          <w:szCs w:val="24"/>
+          <w:lang w:val="en-US" w:eastAsia="zh-CN" w:bidi="ar"/>
+        </w:rPr>
+      </w:pPr>
+      <w:r>
+        <w:rPr>
+          <w:rFonts w:ascii="宋体" w:hAnsi="宋体" w:eastAsia="宋体" w:cs="宋体"/>
+          <w:kern w:val="0"/>
+          <w:sz w:val="24"/>
+          <w:szCs w:val="24"/>
+          <w:lang w:val="en-US" w:eastAsia="zh-CN" w:bidi="ar"/>
+        </w:rPr>
+        <w:t>快速扫描：采用懒加载规则、增量扫描机制，仅扫描新增/修改代码，避免全量重复扫描；优化规则匹配逻辑，减少冗余计算，确保扫描速度达标。</w:t>
+      </w:r>
+    </w:p>
+    <w:p>
+      <w:pPr>
+        <w:keepNext w:val="0"/>
+        <w:keepLines w:val="0"/>
+        <w:widowControl/>
+        <w:suppressLineNumbers w:val="0"/>
+        <w:ind w:left="720"/>
+        <w:jc w:val="left"/>
+        <w:rPr>
+          <w:rFonts w:ascii="宋体" w:hAnsi="宋体" w:eastAsia="宋体" w:cs="宋体"/>
+          <w:kern w:val="0"/>
+          <w:sz w:val="24"/>
+          <w:szCs w:val="24"/>
+          <w:lang w:val="en-US" w:eastAsia="zh-CN" w:bidi="ar"/>
+        </w:rPr>
+      </w:pPr>
+    </w:p>
+    <w:p>
+      <w:pPr>
+        <w:keepNext w:val="0"/>
+        <w:keepLines w:val="0"/>
+        <w:widowControl/>
+        <w:suppressLineNumbers w:val="0"/>
+        <w:jc w:val="left"/>
+      </w:pPr>
+      <w:r>
+        <w:rPr>
+          <w:rFonts w:ascii="宋体" w:hAnsi="宋体" w:eastAsia="宋体" w:cs="宋体"/>
+          <w:kern w:val="0"/>
+          <w:sz w:val="24"/>
+          <w:szCs w:val="24"/>
+          <w:lang w:val="en-US" w:eastAsia="zh-CN" w:bidi="ar"/>
+        </w:rPr>
+        <w:t>内存优化：通过内存复用、缓存机制，减少AST解析与规则匹配过程中的内存占用，严格控制内存使用不超过512MB，避免占用过多系统资源。</w:t>
+      </w:r>
+    </w:p>
+    <w:p>
+      <w:pPr>
+        <w:keepNext w:val="0"/>
+        <w:keepLines w:val="0"/>
+        <w:widowControl/>
+        <w:suppressLineNumbers w:val="0"/>
+        <w:jc w:val="left"/>
+        <w:rPr>
+          <w:rFonts w:ascii="宋体" w:hAnsi="宋体" w:eastAsia="宋体" w:cs="宋体"/>
+          <w:kern w:val="0"/>
+          <w:sz w:val="24"/>
+          <w:szCs w:val="24"/>
+          <w:lang w:val="en-US" w:eastAsia="zh-CN" w:bidi="ar"/>
+        </w:rPr>
+      </w:pPr>
+    </w:p>
+    <w:p>
+      <w:pPr>
+        <w:keepNext w:val="0"/>
+        <w:keepLines w:val="0"/>
+        <w:widowControl/>
+        <w:suppressLineNumbers w:val="0"/>
+        <w:jc w:val="left"/>
+      </w:pPr>
+      <w:r>
+        <w:rPr>
+          <w:rFonts w:ascii="宋体" w:hAnsi="宋体" w:eastAsia="宋体" w:cs="宋体"/>
+          <w:kern w:val="0"/>
+          <w:sz w:val="24"/>
+          <w:szCs w:val="24"/>
+          <w:lang w:val="en-US" w:eastAsia="zh-CN" w:bidi="ar"/>
+        </w:rPr>
+        <w:t>性能监控：内置轻量性能监控逻辑，实时统计扫描速度、内存占用，便于开发阶段调优，确保性能指标稳定达标。</w:t>
+      </w:r>
+    </w:p>
+    <w:p>
+      <w:pPr>
+        <w:pStyle w:val="3"/>
+        <w:keepNext w:val="0"/>
+        <w:keepLines w:val="0"/>
+        <w:widowControl/>
+        <w:suppressLineNumbers w:val="0"/>
+        <w:jc w:val="left"/>
+      </w:pPr>
+    </w:p>
+    <w:p>
+      <w:pPr>
+        <w:pStyle w:val="3"/>
+        <w:bidi w:val="0"/>
+        <w:rPr>
+          <w:rFonts w:hint="eastAsia" w:ascii="宋体" w:hAnsi="宋体" w:eastAsia="宋体" w:cs="宋体"/>
+          <w:sz w:val="32"/>
+          <w:szCs w:val="32"/>
+        </w:rPr>
+      </w:pPr>
+      <w:r>
+        <w:rPr>
+          <w:rFonts w:hint="eastAsia" w:ascii="宋体" w:hAnsi="宋体" w:eastAsia="宋体" w:cs="宋体"/>
+          <w:sz w:val="32"/>
+          <w:szCs w:val="32"/>
+          <w:lang w:val="en-US" w:eastAsia="zh-CN"/>
+        </w:rPr>
+        <w:t>5</w:t>
+      </w:r>
+      <w:r>
+        <w:rPr>
+          <w:rFonts w:hint="eastAsia" w:ascii="宋体" w:hAnsi="宋体" w:eastAsia="宋体" w:cs="宋体"/>
+          <w:sz w:val="32"/>
+          <w:szCs w:val="32"/>
+        </w:rPr>
+        <w:t>.3 兼容性适配功能</w:t>
+      </w:r>
+    </w:p>
+    <w:p>
+      <w:pPr>
+        <w:keepNext w:val="0"/>
+        <w:keepLines w:val="0"/>
+        <w:widowControl/>
+        <w:suppressLineNumbers w:val="0"/>
+        <w:jc w:val="left"/>
+        <w:rPr>
+          <w:rFonts w:ascii="宋体" w:hAnsi="宋体" w:eastAsia="宋体" w:cs="宋体"/>
+          <w:kern w:val="0"/>
+          <w:sz w:val="24"/>
+          <w:szCs w:val="24"/>
+          <w:lang w:val="en-US" w:eastAsia="zh-CN" w:bidi="ar"/>
+        </w:rPr>
+      </w:pPr>
+      <w:r>
+        <w:rPr>
+          <w:rFonts w:ascii="宋体" w:hAnsi="宋体" w:eastAsia="宋体" w:cs="宋体"/>
+          <w:kern w:val="0"/>
+          <w:sz w:val="24"/>
+          <w:szCs w:val="24"/>
+          <w:lang w:val="en-US" w:eastAsia="zh-CN" w:bidi="ar"/>
+        </w:rPr>
+        <w:t>确保插件无缝集成Bandit生态与Python环境，满足“兼容Python 3.10+、Bandit 1.7.0+全版本”“复用Bandit原生命令行接口和报告体系”的量化指标，具体功能如下：</w:t>
+      </w:r>
+    </w:p>
+    <w:p>
+      <w:pPr>
+        <w:keepNext w:val="0"/>
+        <w:keepLines w:val="0"/>
+        <w:widowControl/>
+        <w:suppressLineNumbers w:val="0"/>
+        <w:jc w:val="left"/>
+        <w:rPr>
+          <w:rFonts w:ascii="宋体" w:hAnsi="宋体" w:eastAsia="宋体" w:cs="宋体"/>
+          <w:kern w:val="0"/>
+          <w:sz w:val="24"/>
+          <w:szCs w:val="24"/>
+          <w:lang w:val="en-US" w:eastAsia="zh-CN" w:bidi="ar"/>
+        </w:rPr>
+      </w:pPr>
+      <w:r>
+        <w:rPr>
+          <w:rFonts w:ascii="宋体" w:hAnsi="宋体" w:eastAsia="宋体" w:cs="宋体"/>
+          <w:kern w:val="0"/>
+          <w:sz w:val="24"/>
+          <w:szCs w:val="24"/>
+          <w:lang w:val="en-US" w:eastAsia="zh-CN" w:bidi="ar"/>
+        </w:rPr>
+        <w:t>环境兼容：完全适配Python 3.10及以上所有版本，兼容Bandit 1.7.0及以上全版本，无需修改Bandit源码，避免版本冲突。</w:t>
+      </w:r>
+    </w:p>
+    <w:p>
+      <w:pPr>
+        <w:keepNext w:val="0"/>
+        <w:keepLines w:val="0"/>
+        <w:widowControl/>
+        <w:suppressLineNumbers w:val="0"/>
+        <w:ind w:left="720"/>
+        <w:jc w:val="left"/>
+        <w:rPr>
+          <w:rFonts w:ascii="宋体" w:hAnsi="宋体" w:eastAsia="宋体" w:cs="宋体"/>
+          <w:kern w:val="0"/>
+          <w:sz w:val="24"/>
+          <w:szCs w:val="24"/>
+          <w:lang w:val="en-US" w:eastAsia="zh-CN" w:bidi="ar"/>
+        </w:rPr>
+      </w:pPr>
+    </w:p>
+    <w:p>
+      <w:pPr>
+        <w:keepNext w:val="0"/>
+        <w:keepLines w:val="0"/>
+        <w:widowControl/>
+        <w:suppressLineNumbers w:val="0"/>
+        <w:jc w:val="left"/>
+        <w:rPr>
+          <w:rFonts w:ascii="宋体" w:hAnsi="宋体" w:eastAsia="宋体" w:cs="宋体"/>
+          <w:kern w:val="0"/>
+          <w:sz w:val="24"/>
+          <w:szCs w:val="24"/>
+          <w:lang w:val="en-US" w:eastAsia="zh-CN" w:bidi="ar"/>
+        </w:rPr>
+      </w:pPr>
+      <w:r>
+        <w:rPr>
+          <w:rFonts w:ascii="宋体" w:hAnsi="宋体" w:eastAsia="宋体" w:cs="宋体"/>
+          <w:kern w:val="0"/>
+          <w:sz w:val="24"/>
+          <w:szCs w:val="24"/>
+          <w:lang w:val="en-US" w:eastAsia="zh-CN" w:bidi="ar"/>
+        </w:rPr>
+        <w:t>接口复用：无缝对接Bandit原生命令行接口，用户可直接使用“bandit”命令调用插件功能，无需学习新命令，零学习成本。</w:t>
+      </w:r>
+    </w:p>
+    <w:p>
+      <w:pPr>
+        <w:keepNext w:val="0"/>
+        <w:keepLines w:val="0"/>
+        <w:widowControl/>
+        <w:suppressLineNumbers w:val="0"/>
+        <w:ind w:left="720"/>
+        <w:jc w:val="left"/>
+        <w:rPr>
+          <w:rFonts w:ascii="宋体" w:hAnsi="宋体" w:eastAsia="宋体" w:cs="宋体"/>
+          <w:kern w:val="0"/>
+          <w:sz w:val="24"/>
+          <w:szCs w:val="24"/>
+          <w:lang w:val="en-US" w:eastAsia="zh-CN" w:bidi="ar"/>
+        </w:rPr>
+      </w:pPr>
+    </w:p>
+    <w:p>
+      <w:pPr>
+        <w:keepNext w:val="0"/>
+        <w:keepLines w:val="0"/>
+        <w:widowControl/>
+        <w:suppressLineNumbers w:val="0"/>
+        <w:jc w:val="left"/>
+      </w:pPr>
+      <w:r>
+        <w:rPr>
+          <w:rFonts w:ascii="宋体" w:hAnsi="宋体" w:eastAsia="宋体" w:cs="宋体"/>
+          <w:kern w:val="0"/>
+          <w:sz w:val="24"/>
+          <w:szCs w:val="24"/>
+          <w:lang w:val="en-US" w:eastAsia="zh-CN" w:bidi="ar"/>
+        </w:rPr>
+        <w:t>报告复用：复用Bandit原生报告体系，支持JSON、CSV、HTML等多种报告格式输出，检测结果可直接融入Bandit原有报告，无需额外处理。</w:t>
+      </w:r>
+    </w:p>
+    <w:p>
+      <w:pPr>
+        <w:rPr>
+          <w:rFonts w:hint="eastAsia"/>
+        </w:rPr>
+      </w:pPr>
+    </w:p>
+    <w:p>
+      <w:pPr>
+        <w:pStyle w:val="3"/>
+        <w:keepNext w:val="0"/>
+        <w:keepLines w:val="0"/>
+        <w:widowControl/>
+        <w:suppressLineNumbers w:val="0"/>
+        <w:jc w:val="left"/>
+        <w:rPr>
+          <w:rFonts w:hint="eastAsia" w:ascii="宋体" w:hAnsi="宋体" w:eastAsia="宋体" w:cs="宋体"/>
+        </w:rPr>
+      </w:pPr>
+      <w:r>
+        <w:rPr>
+          <w:rFonts w:hint="eastAsia" w:ascii="宋体" w:hAnsi="宋体" w:eastAsia="宋体" w:cs="宋体"/>
+          <w:lang w:val="en-US" w:eastAsia="zh-CN"/>
+        </w:rPr>
+        <w:t>5</w:t>
+      </w:r>
+      <w:r>
+        <w:rPr>
+          <w:rFonts w:hint="eastAsia" w:ascii="宋体" w:hAnsi="宋体" w:eastAsia="宋体" w:cs="宋体"/>
+        </w:rPr>
+        <w:t>.4 基础使用功能</w:t>
+      </w:r>
+    </w:p>
+    <w:p>
+      <w:pPr>
+        <w:keepNext w:val="0"/>
+        <w:keepLines w:val="0"/>
+        <w:widowControl/>
+        <w:suppressLineNumbers w:val="0"/>
+        <w:jc w:val="left"/>
+        <w:rPr>
+          <w:rFonts w:ascii="宋体" w:hAnsi="宋体" w:eastAsia="宋体" w:cs="宋体"/>
+          <w:kern w:val="0"/>
+          <w:sz w:val="24"/>
+          <w:szCs w:val="24"/>
+          <w:lang w:val="en-US" w:eastAsia="zh-CN" w:bidi="ar"/>
+        </w:rPr>
+      </w:pPr>
+      <w:r>
+        <w:rPr>
+          <w:rFonts w:ascii="宋体" w:hAnsi="宋体" w:eastAsia="宋体" w:cs="宋体"/>
+          <w:kern w:val="0"/>
+          <w:sz w:val="24"/>
+          <w:szCs w:val="24"/>
+          <w:lang w:val="en-US" w:eastAsia="zh-CN" w:bidi="ar"/>
+        </w:rPr>
+        <w:t>保障用户便捷使用，支撑核心检测功能落地，具体功能如下：</w:t>
+      </w:r>
+    </w:p>
+    <w:p>
+      <w:pPr>
+        <w:keepNext w:val="0"/>
+        <w:keepLines w:val="0"/>
+        <w:widowControl/>
+        <w:suppressLineNumbers w:val="0"/>
+        <w:jc w:val="left"/>
+        <w:rPr>
+          <w:rFonts w:ascii="宋体" w:hAnsi="宋体" w:eastAsia="宋体" w:cs="宋体"/>
+          <w:kern w:val="0"/>
+          <w:sz w:val="24"/>
+          <w:szCs w:val="24"/>
+          <w:lang w:val="en-US" w:eastAsia="zh-CN" w:bidi="ar"/>
+        </w:rPr>
+      </w:pPr>
+      <w:r>
+        <w:rPr>
+          <w:rFonts w:ascii="宋体" w:hAnsi="宋体" w:eastAsia="宋体" w:cs="宋体"/>
+          <w:kern w:val="0"/>
+          <w:sz w:val="24"/>
+          <w:szCs w:val="24"/>
+          <w:lang w:val="en-US" w:eastAsia="zh-CN" w:bidi="ar"/>
+        </w:rPr>
+        <w:t>命令行使用：支持通过Bandit原生命令行参数调用插件，可指定扫描文件/目录、配置扫描规则、输出报告格式。</w:t>
+      </w:r>
+    </w:p>
+    <w:p>
+      <w:pPr>
+        <w:keepNext w:val="0"/>
+        <w:keepLines w:val="0"/>
+        <w:widowControl/>
+        <w:suppressLineNumbers w:val="0"/>
+        <w:ind w:left="720"/>
+        <w:jc w:val="left"/>
+        <w:rPr>
+          <w:rFonts w:ascii="宋体" w:hAnsi="宋体" w:eastAsia="宋体" w:cs="宋体"/>
+          <w:kern w:val="0"/>
+          <w:sz w:val="24"/>
+          <w:szCs w:val="24"/>
+          <w:lang w:val="en-US" w:eastAsia="zh-CN" w:bidi="ar"/>
+        </w:rPr>
+      </w:pPr>
+    </w:p>
+    <w:p>
+      <w:pPr>
+        <w:keepNext w:val="0"/>
+        <w:keepLines w:val="0"/>
+        <w:widowControl/>
+        <w:suppressLineNumbers w:val="0"/>
+        <w:jc w:val="left"/>
+        <w:rPr>
+          <w:rFonts w:ascii="宋体" w:hAnsi="宋体" w:eastAsia="宋体" w:cs="宋体"/>
+          <w:kern w:val="0"/>
+          <w:sz w:val="24"/>
+          <w:szCs w:val="24"/>
+          <w:lang w:val="en-US" w:eastAsia="zh-CN" w:bidi="ar"/>
+        </w:rPr>
+      </w:pPr>
+      <w:r>
+        <w:rPr>
+          <w:rFonts w:ascii="宋体" w:hAnsi="宋体" w:eastAsia="宋体" w:cs="宋体"/>
+          <w:kern w:val="0"/>
+          <w:sz w:val="24"/>
+          <w:szCs w:val="24"/>
+          <w:lang w:val="en-US" w:eastAsia="zh-CN" w:bidi="ar"/>
+        </w:rPr>
+        <w:t>配置文件支持：复用Bandit原生配置文件格式，用户可通过配置文件启用/禁用敏感信息检测规则，简化使用流程。</w:t>
+      </w:r>
+    </w:p>
+    <w:p>
+      <w:pPr>
+        <w:keepNext w:val="0"/>
+        <w:keepLines w:val="0"/>
+        <w:widowControl/>
+        <w:suppressLineNumbers w:val="0"/>
+        <w:ind w:left="720"/>
+        <w:jc w:val="left"/>
+        <w:rPr>
+          <w:rFonts w:ascii="宋体" w:hAnsi="宋体" w:eastAsia="宋体" w:cs="宋体"/>
+          <w:kern w:val="0"/>
+          <w:sz w:val="24"/>
+          <w:szCs w:val="24"/>
+          <w:lang w:val="en-US" w:eastAsia="zh-CN" w:bidi="ar"/>
+        </w:rPr>
+      </w:pPr>
+    </w:p>
+    <w:p>
+      <w:pPr>
+        <w:keepNext w:val="0"/>
+        <w:keepLines w:val="0"/>
+        <w:widowControl/>
+        <w:suppressLineNumbers w:val="0"/>
+        <w:jc w:val="left"/>
+        <w:rPr>
+          <w:rFonts w:ascii="宋体" w:hAnsi="宋体" w:eastAsia="宋体" w:cs="宋体"/>
+          <w:kern w:val="0"/>
+          <w:sz w:val="24"/>
+          <w:szCs w:val="24"/>
+          <w:lang w:val="en-US" w:eastAsia="zh-CN" w:bidi="ar"/>
+        </w:rPr>
+      </w:pPr>
+      <w:r>
+        <w:rPr>
+          <w:rFonts w:ascii="宋体" w:hAnsi="宋体" w:eastAsia="宋体" w:cs="宋体"/>
+          <w:kern w:val="0"/>
+          <w:sz w:val="24"/>
+          <w:szCs w:val="24"/>
+          <w:lang w:val="en-US" w:eastAsia="zh-CN" w:bidi="ar"/>
+        </w:rPr>
+        <w:t>错误处理：内置完善的错误处理机制，遇到无效Python文件、权限不足、版本不兼容等问题时，输出清晰的错误提示，便于排查问题。</w:t>
+      </w:r>
+    </w:p>
+    <w:p>
+      <w:pPr>
+        <w:keepNext w:val="0"/>
+        <w:keepLines w:val="0"/>
+        <w:widowControl/>
+        <w:suppressLineNumbers w:val="0"/>
+        <w:jc w:val="left"/>
+        <w:rPr>
+          <w:rFonts w:ascii="宋体" w:hAnsi="宋体" w:eastAsia="宋体" w:cs="宋体"/>
+          <w:kern w:val="0"/>
+          <w:sz w:val="24"/>
+          <w:szCs w:val="24"/>
+          <w:lang w:val="en-US" w:eastAsia="zh-CN" w:bidi="ar"/>
+        </w:rPr>
+      </w:pPr>
+    </w:p>
+    <w:p>
+      <w:pPr>
+        <w:keepNext w:val="0"/>
+        <w:keepLines w:val="0"/>
+        <w:widowControl/>
+        <w:suppressLineNumbers w:val="0"/>
+        <w:jc w:val="left"/>
+        <w:rPr>
+          <w:rFonts w:ascii="宋体" w:hAnsi="宋体" w:eastAsia="宋体" w:cs="宋体"/>
+          <w:kern w:val="0"/>
+          <w:sz w:val="24"/>
+          <w:szCs w:val="24"/>
+          <w:lang w:val="en-US" w:eastAsia="zh-CN" w:bidi="ar"/>
+        </w:rPr>
+      </w:pPr>
+    </w:p>
+    <w:p>
+      <w:pPr>
+        <w:keepNext w:val="0"/>
+        <w:keepLines w:val="0"/>
+        <w:widowControl/>
+        <w:suppressLineNumbers w:val="0"/>
+        <w:jc w:val="left"/>
+        <w:rPr>
+          <w:rFonts w:ascii="宋体" w:hAnsi="宋体" w:eastAsia="宋体" w:cs="宋体"/>
+          <w:kern w:val="0"/>
+          <w:sz w:val="24"/>
+          <w:szCs w:val="24"/>
+          <w:lang w:val="en-US" w:eastAsia="zh-CN" w:bidi="ar"/>
+        </w:rPr>
+      </w:pPr>
+    </w:p>
+    <w:p>
+      <w:pPr>
+        <w:rPr>
+          <w:rFonts w:hint="eastAsia" w:eastAsiaTheme="minorEastAsia"/>
+          <w:lang w:val="en-US" w:eastAsia="zh-CN"/>
+        </w:rPr>
+      </w:pPr>
+      <w:r>
+        <w:rPr>
+          <w:rFonts w:hint="eastAsia"/>
+          <w:lang w:val="en-US" w:eastAsia="zh-CN"/>
+        </w:rPr>
+        <w:t>扩展功能：</w:t>
+      </w:r>
+    </w:p>
+    <w:p>
+      <w:pPr>
+        <w:keepNext w:val="0"/>
+        <w:keepLines w:val="0"/>
+        <w:widowControl/>
+        <w:suppressLineNumbers w:val="0"/>
+        <w:jc w:val="left"/>
+      </w:pPr>
+      <w:r>
+        <w:rPr>
+          <w:rFonts w:ascii="宋体" w:hAnsi="宋体" w:eastAsia="宋体" w:cs="宋体"/>
+          <w:kern w:val="0"/>
+          <w:sz w:val="24"/>
+          <w:szCs w:val="24"/>
+          <w:lang w:val="en-US" w:eastAsia="zh-CN" w:bidi="ar"/>
+        </w:rPr>
+        <w:t>扩展功能基于核心功能开发，聚焦用户个性化需求与插件可扩展性，可在核心功能稳定后逐步开发，不影响核心指标达成，计划在第11周前完成开发，提升插件竞争力。</w:t>
+      </w:r>
+    </w:p>
+    <w:p>
+      <w:pPr>
+        <w:pStyle w:val="3"/>
+        <w:keepNext w:val="0"/>
+        <w:keepLines w:val="0"/>
+        <w:widowControl/>
+        <w:suppressLineNumbers w:val="0"/>
+        <w:jc w:val="left"/>
+        <w:rPr>
+          <w:rFonts w:hint="eastAsia" w:ascii="宋体" w:hAnsi="宋体" w:eastAsia="宋体" w:cs="宋体"/>
+        </w:rPr>
+      </w:pPr>
+      <w:r>
+        <w:rPr>
+          <w:rFonts w:hint="eastAsia" w:ascii="宋体" w:hAnsi="宋体" w:eastAsia="宋体" w:cs="宋体"/>
+          <w:lang w:val="en-US" w:eastAsia="zh-CN"/>
+        </w:rPr>
+        <w:t>5</w:t>
+      </w:r>
+      <w:r>
+        <w:rPr>
+          <w:rFonts w:hint="eastAsia" w:ascii="宋体" w:hAnsi="宋体" w:eastAsia="宋体" w:cs="宋体"/>
+        </w:rPr>
+        <w:t>.</w:t>
+      </w:r>
+      <w:r>
+        <w:rPr>
+          <w:rFonts w:hint="eastAsia" w:ascii="宋体" w:hAnsi="宋体" w:eastAsia="宋体" w:cs="宋体"/>
+          <w:lang w:val="en-US" w:eastAsia="zh-CN"/>
+        </w:rPr>
+        <w:t>5</w:t>
+      </w:r>
+      <w:r>
+        <w:rPr>
+          <w:rFonts w:hint="eastAsia" w:ascii="宋体" w:hAnsi="宋体" w:eastAsia="宋体" w:cs="宋体"/>
+        </w:rPr>
+        <w:t>规则自定义与扩展功能</w:t>
+      </w:r>
+    </w:p>
+    <w:p>
+      <w:pPr>
+        <w:keepNext w:val="0"/>
+        <w:keepLines w:val="0"/>
+        <w:widowControl/>
+        <w:suppressLineNumbers w:val="0"/>
+        <w:jc w:val="left"/>
+        <w:rPr>
+          <w:rFonts w:ascii="宋体" w:hAnsi="宋体" w:eastAsia="宋体" w:cs="宋体"/>
+          <w:kern w:val="0"/>
+          <w:sz w:val="24"/>
+          <w:szCs w:val="24"/>
+          <w:lang w:val="en-US" w:eastAsia="zh-CN" w:bidi="ar"/>
+        </w:rPr>
+      </w:pPr>
+      <w:r>
+        <w:rPr>
+          <w:rFonts w:ascii="宋体" w:hAnsi="宋体" w:eastAsia="宋体" w:cs="宋体"/>
+          <w:kern w:val="0"/>
+          <w:sz w:val="24"/>
+          <w:szCs w:val="24"/>
+          <w:lang w:val="en-US" w:eastAsia="zh-CN" w:bidi="ar"/>
+        </w:rPr>
+        <w:t>自定义规则：支持用户添加自定义敏感信息检测规则（正则表达式、特征匹配），适配企业内部特殊敏感信息类型（如内部服务密钥、自定义凭证）。</w:t>
+      </w:r>
+    </w:p>
+    <w:p>
+      <w:pPr>
+        <w:keepNext w:val="0"/>
+        <w:keepLines w:val="0"/>
+        <w:widowControl/>
+        <w:suppressLineNumbers w:val="0"/>
+        <w:jc w:val="left"/>
+        <w:rPr>
+          <w:rFonts w:ascii="宋体" w:hAnsi="宋体" w:eastAsia="宋体" w:cs="宋体"/>
+          <w:kern w:val="0"/>
+          <w:sz w:val="24"/>
+          <w:szCs w:val="24"/>
+          <w:lang w:val="en-US" w:eastAsia="zh-CN" w:bidi="ar"/>
+        </w:rPr>
+      </w:pPr>
+    </w:p>
+    <w:p>
+      <w:pPr>
+        <w:keepNext w:val="0"/>
+        <w:keepLines w:val="0"/>
+        <w:widowControl/>
+        <w:suppressLineNumbers w:val="0"/>
+        <w:jc w:val="left"/>
+        <w:rPr>
+          <w:rFonts w:ascii="宋体" w:hAnsi="宋体" w:eastAsia="宋体" w:cs="宋体"/>
+          <w:kern w:val="0"/>
+          <w:sz w:val="24"/>
+          <w:szCs w:val="24"/>
+          <w:lang w:val="en-US" w:eastAsia="zh-CN" w:bidi="ar"/>
+        </w:rPr>
+      </w:pPr>
+      <w:r>
+        <w:rPr>
+          <w:rFonts w:ascii="宋体" w:hAnsi="宋体" w:eastAsia="宋体" w:cs="宋体"/>
+          <w:kern w:val="0"/>
+          <w:sz w:val="24"/>
+          <w:szCs w:val="24"/>
+          <w:lang w:val="en-US" w:eastAsia="zh-CN" w:bidi="ar"/>
+        </w:rPr>
+        <w:t>规则热加载：支持规则修改后无需重启插件，实时生效，提升用户使用效率。</w:t>
+      </w:r>
+    </w:p>
+    <w:p>
+      <w:pPr>
+        <w:keepNext w:val="0"/>
+        <w:keepLines w:val="0"/>
+        <w:widowControl/>
+        <w:suppressLineNumbers w:val="0"/>
+        <w:ind w:left="720"/>
+        <w:jc w:val="left"/>
+        <w:rPr>
+          <w:rFonts w:ascii="宋体" w:hAnsi="宋体" w:eastAsia="宋体" w:cs="宋体"/>
+          <w:kern w:val="0"/>
+          <w:sz w:val="24"/>
+          <w:szCs w:val="24"/>
+          <w:lang w:val="en-US" w:eastAsia="zh-CN" w:bidi="ar"/>
+        </w:rPr>
+      </w:pPr>
+    </w:p>
+    <w:p>
+      <w:pPr>
+        <w:keepNext w:val="0"/>
+        <w:keepLines w:val="0"/>
+        <w:widowControl/>
+        <w:suppressLineNumbers w:val="0"/>
+        <w:jc w:val="left"/>
+        <w:rPr>
+          <w:rFonts w:ascii="宋体" w:hAnsi="宋体" w:eastAsia="宋体" w:cs="宋体"/>
+          <w:kern w:val="0"/>
+          <w:sz w:val="24"/>
+          <w:szCs w:val="24"/>
+          <w:lang w:val="en-US" w:eastAsia="zh-CN" w:bidi="ar"/>
+        </w:rPr>
+      </w:pPr>
+      <w:r>
+        <w:rPr>
+          <w:rFonts w:ascii="宋体" w:hAnsi="宋体" w:eastAsia="宋体" w:cs="宋体"/>
+          <w:kern w:val="0"/>
+          <w:sz w:val="24"/>
+          <w:szCs w:val="24"/>
+          <w:lang w:val="en-US" w:eastAsia="zh-CN" w:bidi="ar"/>
+        </w:rPr>
+        <w:t>规则分类管理：支持对检测规则按敏感信息类型分类（如“密码类”“密钥类”），用户可按需启用/禁用某一类规则。</w:t>
+      </w:r>
+    </w:p>
+    <w:p>
+      <w:pPr>
+        <w:keepNext w:val="0"/>
+        <w:keepLines w:val="0"/>
+        <w:widowControl/>
+        <w:suppressLineNumbers w:val="0"/>
+        <w:jc w:val="left"/>
+        <w:rPr>
+          <w:rFonts w:ascii="宋体" w:hAnsi="宋体" w:eastAsia="宋体" w:cs="宋体"/>
+          <w:kern w:val="0"/>
+          <w:sz w:val="24"/>
+          <w:szCs w:val="24"/>
+          <w:lang w:val="en-US" w:eastAsia="zh-CN" w:bidi="ar"/>
+        </w:rPr>
+      </w:pPr>
+    </w:p>
+    <w:p>
+      <w:pPr>
+        <w:pStyle w:val="3"/>
+        <w:keepNext w:val="0"/>
+        <w:keepLines w:val="0"/>
+        <w:widowControl/>
+        <w:suppressLineNumbers w:val="0"/>
+        <w:jc w:val="left"/>
+        <w:rPr>
+          <w:rFonts w:hint="eastAsia" w:ascii="宋体" w:hAnsi="宋体" w:eastAsia="宋体" w:cs="宋体"/>
+        </w:rPr>
+      </w:pPr>
+      <w:r>
+        <w:rPr>
+          <w:rFonts w:hint="eastAsia" w:ascii="宋体" w:hAnsi="宋体" w:eastAsia="宋体" w:cs="宋体"/>
+          <w:lang w:val="en-US" w:eastAsia="zh-CN"/>
+        </w:rPr>
+        <w:t>5.6</w:t>
+      </w:r>
+      <w:r>
+        <w:rPr>
+          <w:rFonts w:hint="eastAsia" w:ascii="宋体" w:hAnsi="宋体" w:eastAsia="宋体" w:cs="宋体"/>
+        </w:rPr>
+        <w:t xml:space="preserve"> 白名单与过滤功能</w:t>
+      </w:r>
+    </w:p>
+    <w:p>
+      <w:pPr>
+        <w:keepNext w:val="0"/>
+        <w:keepLines w:val="0"/>
+        <w:widowControl/>
+        <w:suppressLineNumbers w:val="0"/>
+        <w:jc w:val="left"/>
+        <w:rPr>
+          <w:rFonts w:ascii="宋体" w:hAnsi="宋体" w:eastAsia="宋体" w:cs="宋体"/>
+          <w:kern w:val="0"/>
+          <w:sz w:val="24"/>
+          <w:szCs w:val="24"/>
+          <w:lang w:val="en-US" w:eastAsia="zh-CN" w:bidi="ar"/>
+        </w:rPr>
+      </w:pPr>
+      <w:r>
+        <w:rPr>
+          <w:rFonts w:ascii="宋体" w:hAnsi="宋体" w:eastAsia="宋体" w:cs="宋体"/>
+          <w:kern w:val="0"/>
+          <w:sz w:val="24"/>
+          <w:szCs w:val="24"/>
+          <w:lang w:val="en-US" w:eastAsia="zh-CN" w:bidi="ar"/>
+        </w:rPr>
+        <w:t>多维度白名单：支持文件白名单、目录白名单、变量名白名单、关键词白名单，用户可设置跳过指定文件/目录、指定变量（如测试环境变量）、指定关键词（如“example”“test”）的扫描，进一步降低误报。</w:t>
+      </w:r>
+    </w:p>
+    <w:p>
+      <w:pPr>
+        <w:keepNext w:val="0"/>
+        <w:keepLines w:val="0"/>
+        <w:widowControl/>
+        <w:suppressLineNumbers w:val="0"/>
+        <w:ind w:left="720"/>
+        <w:jc w:val="left"/>
+        <w:rPr>
+          <w:rFonts w:ascii="宋体" w:hAnsi="宋体" w:eastAsia="宋体" w:cs="宋体"/>
+          <w:kern w:val="0"/>
+          <w:sz w:val="24"/>
+          <w:szCs w:val="24"/>
+          <w:lang w:val="en-US" w:eastAsia="zh-CN" w:bidi="ar"/>
+        </w:rPr>
+      </w:pPr>
+    </w:p>
+    <w:p>
+      <w:pPr>
+        <w:keepNext w:val="0"/>
+        <w:keepLines w:val="0"/>
+        <w:widowControl/>
+        <w:suppressLineNumbers w:val="0"/>
+        <w:jc w:val="left"/>
+      </w:pPr>
+      <w:r>
+        <w:rPr>
+          <w:rFonts w:ascii="宋体" w:hAnsi="宋体" w:eastAsia="宋体" w:cs="宋体"/>
+          <w:kern w:val="0"/>
+          <w:sz w:val="24"/>
+          <w:szCs w:val="24"/>
+          <w:lang w:val="en-US" w:eastAsia="zh-CN" w:bidi="ar"/>
+        </w:rPr>
+        <w:t>黑名单补充：支持设置黑名单，强制扫描指定文件/目录，确保关键代码无遗漏检测。</w:t>
+      </w:r>
+    </w:p>
+    <w:p>
+      <w:pPr>
+        <w:pStyle w:val="3"/>
+        <w:keepNext w:val="0"/>
+        <w:keepLines w:val="0"/>
+        <w:widowControl/>
+        <w:suppressLineNumbers w:val="0"/>
+        <w:jc w:val="left"/>
+        <w:rPr>
+          <w:rFonts w:hint="eastAsia" w:ascii="宋体" w:hAnsi="宋体" w:eastAsia="宋体" w:cs="宋体"/>
+        </w:rPr>
+      </w:pPr>
+      <w:r>
+        <w:rPr>
+          <w:rFonts w:hint="eastAsia" w:ascii="宋体" w:hAnsi="宋体" w:eastAsia="宋体" w:cs="宋体"/>
+          <w:lang w:val="en-US" w:eastAsia="zh-CN"/>
+        </w:rPr>
+        <w:t>5.7</w:t>
+      </w:r>
+      <w:r>
+        <w:rPr>
+          <w:rFonts w:hint="eastAsia" w:ascii="宋体" w:hAnsi="宋体" w:eastAsia="宋体" w:cs="宋体"/>
+        </w:rPr>
+        <w:t xml:space="preserve"> 扫描优化与个性化配置功能</w:t>
+      </w:r>
+    </w:p>
+    <w:p>
+      <w:pPr>
+        <w:keepNext w:val="0"/>
+        <w:keepLines w:val="0"/>
+        <w:widowControl/>
+        <w:suppressLineNumbers w:val="0"/>
+        <w:jc w:val="left"/>
+        <w:rPr>
+          <w:rFonts w:ascii="宋体" w:hAnsi="宋体" w:eastAsia="宋体" w:cs="宋体"/>
+          <w:kern w:val="0"/>
+          <w:sz w:val="24"/>
+          <w:szCs w:val="24"/>
+          <w:lang w:val="en-US" w:eastAsia="zh-CN" w:bidi="ar"/>
+        </w:rPr>
+      </w:pPr>
+      <w:r>
+        <w:rPr>
+          <w:rFonts w:ascii="宋体" w:hAnsi="宋体" w:eastAsia="宋体" w:cs="宋体"/>
+          <w:kern w:val="0"/>
+          <w:sz w:val="24"/>
+          <w:szCs w:val="24"/>
+          <w:lang w:val="en-US" w:eastAsia="zh-CN" w:bidi="ar"/>
+        </w:rPr>
+        <w:t>风险等级自定义：支持用户自定义敏感信息的风险等级划分标准，适配不同企业的安全合规要求。</w:t>
+      </w:r>
+    </w:p>
+    <w:p>
+      <w:pPr>
+        <w:keepNext w:val="0"/>
+        <w:keepLines w:val="0"/>
+        <w:widowControl/>
+        <w:suppressLineNumbers w:val="0"/>
+        <w:ind w:left="720"/>
+        <w:jc w:val="left"/>
+        <w:rPr>
+          <w:rFonts w:ascii="宋体" w:hAnsi="宋体" w:eastAsia="宋体" w:cs="宋体"/>
+          <w:kern w:val="0"/>
+          <w:sz w:val="24"/>
+          <w:szCs w:val="24"/>
+          <w:lang w:val="en-US" w:eastAsia="zh-CN" w:bidi="ar"/>
+        </w:rPr>
+      </w:pPr>
+    </w:p>
+    <w:p>
+      <w:pPr>
+        <w:keepNext w:val="0"/>
+        <w:keepLines w:val="0"/>
+        <w:widowControl/>
+        <w:suppressLineNumbers w:val="0"/>
+        <w:jc w:val="left"/>
+        <w:rPr>
+          <w:rFonts w:ascii="宋体" w:hAnsi="宋体" w:eastAsia="宋体" w:cs="宋体"/>
+          <w:kern w:val="0"/>
+          <w:sz w:val="24"/>
+          <w:szCs w:val="24"/>
+          <w:lang w:val="en-US" w:eastAsia="zh-CN" w:bidi="ar"/>
+        </w:rPr>
+      </w:pPr>
+      <w:r>
+        <w:rPr>
+          <w:rFonts w:ascii="宋体" w:hAnsi="宋体" w:eastAsia="宋体" w:cs="宋体"/>
+          <w:kern w:val="0"/>
+          <w:sz w:val="24"/>
+          <w:szCs w:val="24"/>
+          <w:lang w:val="en-US" w:eastAsia="zh-CN" w:bidi="ar"/>
+        </w:rPr>
+        <w:t>扫描范围精准控制：支持指定文件类型（仅扫描.py文件）、排除注释中的字符串（避免误报注释中的示例密码），提升扫描精准度。</w:t>
+      </w:r>
+    </w:p>
+    <w:p>
+      <w:pPr>
+        <w:keepNext w:val="0"/>
+        <w:keepLines w:val="0"/>
+        <w:widowControl/>
+        <w:suppressLineNumbers w:val="0"/>
+        <w:ind w:left="720"/>
+        <w:jc w:val="left"/>
+        <w:rPr>
+          <w:rFonts w:ascii="宋体" w:hAnsi="宋体" w:eastAsia="宋体" w:cs="宋体"/>
+          <w:kern w:val="0"/>
+          <w:sz w:val="24"/>
+          <w:szCs w:val="24"/>
+          <w:lang w:val="en-US" w:eastAsia="zh-CN" w:bidi="ar"/>
+        </w:rPr>
+      </w:pPr>
+    </w:p>
+    <w:p>
+      <w:pPr>
+        <w:keepNext w:val="0"/>
+        <w:keepLines w:val="0"/>
+        <w:widowControl/>
+        <w:suppressLineNumbers w:val="0"/>
+        <w:jc w:val="left"/>
+      </w:pPr>
+      <w:r>
+        <w:rPr>
+          <w:rFonts w:ascii="宋体" w:hAnsi="宋体" w:eastAsia="宋体" w:cs="宋体"/>
+          <w:kern w:val="0"/>
+          <w:sz w:val="24"/>
+          <w:szCs w:val="24"/>
+          <w:lang w:val="en-US" w:eastAsia="zh-CN" w:bidi="ar"/>
+        </w:rPr>
+        <w:t>CI/CD集成适配：支持与GitHub Actions、GitLab CI等CI/CD流水线无缝集成，实现代码提交/合并时自动触发敏感信息扫描，融入开发流程。</w:t>
+      </w:r>
+    </w:p>
+    <w:p>
+      <w:pPr>
+        <w:pStyle w:val="3"/>
+        <w:keepNext w:val="0"/>
+        <w:keepLines w:val="0"/>
+        <w:widowControl/>
+        <w:suppressLineNumbers w:val="0"/>
+        <w:jc w:val="left"/>
+        <w:rPr>
+          <w:rFonts w:hint="eastAsia" w:ascii="宋体" w:hAnsi="宋体" w:eastAsia="宋体" w:cs="宋体"/>
+        </w:rPr>
+      </w:pPr>
+      <w:r>
+        <w:rPr>
+          <w:rFonts w:hint="eastAsia" w:ascii="宋体" w:hAnsi="宋体" w:eastAsia="宋体" w:cs="宋体"/>
+          <w:lang w:val="en-US" w:eastAsia="zh-CN"/>
+        </w:rPr>
+        <w:t>5.8</w:t>
+      </w:r>
+      <w:r>
+        <w:rPr>
+          <w:rFonts w:hint="eastAsia" w:ascii="宋体" w:hAnsi="宋体" w:eastAsia="宋体" w:cs="宋体"/>
+        </w:rPr>
+        <w:t xml:space="preserve"> 辅助功能</w:t>
+      </w:r>
+    </w:p>
+    <w:p>
+      <w:pPr>
+        <w:keepNext w:val="0"/>
+        <w:keepLines w:val="0"/>
+        <w:widowControl/>
+        <w:suppressLineNumbers w:val="0"/>
+        <w:jc w:val="left"/>
+        <w:rPr>
+          <w:rFonts w:ascii="宋体" w:hAnsi="宋体" w:eastAsia="宋体" w:cs="宋体"/>
+          <w:kern w:val="0"/>
+          <w:sz w:val="24"/>
+          <w:szCs w:val="24"/>
+          <w:lang w:val="en-US" w:eastAsia="zh-CN" w:bidi="ar"/>
+        </w:rPr>
+      </w:pPr>
+      <w:r>
+        <w:rPr>
+          <w:rFonts w:ascii="宋体" w:hAnsi="宋体" w:eastAsia="宋体" w:cs="宋体"/>
+          <w:kern w:val="0"/>
+          <w:sz w:val="24"/>
+          <w:szCs w:val="24"/>
+          <w:lang w:val="en-US" w:eastAsia="zh-CN" w:bidi="ar"/>
+        </w:rPr>
+        <w:t>检测记录留存：支持留存历史扫描记录，便于用户对比不同版本代码的敏感信息检测结果，跟踪整改情况。</w:t>
+      </w:r>
+    </w:p>
+    <w:p>
+      <w:pPr>
+        <w:keepNext w:val="0"/>
+        <w:keepLines w:val="0"/>
+        <w:widowControl/>
+        <w:suppressLineNumbers w:val="0"/>
+        <w:jc w:val="left"/>
+        <w:rPr>
+          <w:rFonts w:ascii="宋体" w:hAnsi="宋体" w:eastAsia="宋体" w:cs="宋体"/>
+          <w:kern w:val="0"/>
+          <w:sz w:val="24"/>
+          <w:szCs w:val="24"/>
+          <w:lang w:val="en-US" w:eastAsia="zh-CN" w:bidi="ar"/>
+        </w:rPr>
+      </w:pPr>
+    </w:p>
+    <w:p>
+      <w:pPr>
+        <w:keepNext w:val="0"/>
+        <w:keepLines w:val="0"/>
+        <w:widowControl/>
+        <w:suppressLineNumbers w:val="0"/>
+        <w:jc w:val="left"/>
+      </w:pPr>
+      <w:r>
+        <w:rPr>
+          <w:rFonts w:ascii="宋体" w:hAnsi="宋体" w:eastAsia="宋体" w:cs="宋体"/>
+          <w:kern w:val="0"/>
+          <w:sz w:val="24"/>
+          <w:szCs w:val="24"/>
+          <w:lang w:val="en-US" w:eastAsia="zh-CN" w:bidi="ar"/>
+        </w:rPr>
+        <w:t>调试模式：提供调试模式，输出详细的扫描过程日志（如规则匹配过程、AST解析结果），便于开发者排查插件问题、优化规则。</w:t>
+      </w:r>
+    </w:p>
+    <w:p>
+      <w:pPr>
+        <w:keepNext w:val="0"/>
+        <w:keepLines w:val="0"/>
+        <w:widowControl/>
+        <w:suppressLineNumbers w:val="0"/>
+        <w:jc w:val="left"/>
+        <w:rPr>
+          <w:rFonts w:ascii="宋体" w:hAnsi="宋体" w:eastAsia="宋体" w:cs="宋体"/>
+          <w:kern w:val="0"/>
+          <w:sz w:val="24"/>
+          <w:szCs w:val="24"/>
+          <w:lang w:val="en-US" w:eastAsia="zh-CN" w:bidi="ar"/>
+        </w:rPr>
+      </w:pPr>
+    </w:p>
+    <w:p>
+      <w:pPr>
+        <w:pStyle w:val="3"/>
+        <w:bidi w:val="0"/>
+        <w:rPr>
+          <w:rFonts w:hint="eastAsia" w:ascii="宋体" w:hAnsi="宋体" w:eastAsia="宋体" w:cs="宋体"/>
+          <w:lang w:val="en-US" w:eastAsia="zh-CN"/>
+        </w:rPr>
+      </w:pPr>
+      <w:r>
+        <w:rPr>
+          <w:rFonts w:hint="eastAsia" w:ascii="宋体" w:hAnsi="宋体" w:eastAsia="宋体" w:cs="宋体"/>
+          <w:lang w:val="en-US" w:eastAsia="zh-CN"/>
+        </w:rPr>
+        <w:t>5.9功能优先级说明</w:t>
+      </w:r>
+    </w:p>
+    <w:p>
+      <w:pPr>
+        <w:keepNext w:val="0"/>
+        <w:keepLines w:val="0"/>
+        <w:widowControl/>
+        <w:suppressLineNumbers w:val="0"/>
+        <w:jc w:val="left"/>
+        <w:rPr>
+          <w:sz w:val="24"/>
+          <w:szCs w:val="24"/>
+        </w:rPr>
+      </w:pPr>
+      <w:r>
+        <w:rPr>
+          <w:rFonts w:ascii="宋体" w:hAnsi="宋体" w:eastAsia="宋体" w:cs="宋体"/>
+          <w:kern w:val="0"/>
+          <w:sz w:val="24"/>
+          <w:szCs w:val="24"/>
+          <w:lang w:val="en-US" w:eastAsia="zh-CN" w:bidi="ar"/>
+        </w:rPr>
+        <w:t>1. 核心功能（极高优先级）：所有核心功能必须100%实现，且满足量化指标，是项目验收的核心依据，优先保障开发、测试进度，确保第12周顺利交付。</w:t>
+      </w:r>
+    </w:p>
+    <w:p>
+      <w:pPr>
+        <w:keepNext w:val="0"/>
+        <w:keepLines w:val="0"/>
+        <w:widowControl/>
+        <w:suppressLineNumbers w:val="0"/>
+        <w:jc w:val="left"/>
+        <w:rPr>
+          <w:sz w:val="24"/>
+          <w:szCs w:val="24"/>
+        </w:rPr>
+      </w:pPr>
+      <w:r>
+        <w:rPr>
+          <w:rFonts w:ascii="宋体" w:hAnsi="宋体" w:eastAsia="宋体" w:cs="宋体"/>
+          <w:kern w:val="0"/>
+          <w:sz w:val="24"/>
+          <w:szCs w:val="24"/>
+          <w:lang w:val="en-US" w:eastAsia="zh-CN" w:bidi="ar"/>
+        </w:rPr>
+        <w:t>2. 扩展功能（中高优先级）：优先实现规则自定义、白名单过滤等高频需求功能，其余扩展功能可根据开发进度灵活调整，若时间紧张可优先保障核心功能达标，扩展功能可作为后续优化方向。</w:t>
+      </w:r>
+    </w:p>
+    <w:p>
+      <w:pPr>
+        <w:keepNext w:val="0"/>
+        <w:keepLines w:val="0"/>
+        <w:widowControl/>
+        <w:suppressLineNumbers w:val="0"/>
+        <w:jc w:val="left"/>
+        <w:rPr>
+          <w:sz w:val="24"/>
+          <w:szCs w:val="24"/>
+        </w:rPr>
+      </w:pPr>
+      <w:r>
+        <w:rPr>
+          <w:rFonts w:ascii="宋体" w:hAnsi="宋体" w:eastAsia="宋体" w:cs="宋体"/>
+          <w:kern w:val="0"/>
+          <w:sz w:val="24"/>
+          <w:szCs w:val="24"/>
+          <w:lang w:val="en-US" w:eastAsia="zh-CN" w:bidi="ar"/>
+        </w:rPr>
+        <w:t>3. 功能关联：扩展功能依赖核心功能实现，所有功能均围绕“高准确率、高性能、可扩展、可兼容”的总体目标设计，确保功能实用性与项目目标一致。</w:t>
+      </w:r>
+    </w:p>
+    <w:p>
+      <w:pPr>
+        <w:rPr>
+          <w:rFonts w:hint="eastAsia"/>
+        </w:rPr>
+      </w:pPr>
+    </w:p>
+    <w:p>
+      <w:pPr>
+        <w:rPr>
+          <w:rFonts w:hint="eastAsia"/>
+        </w:rPr>
+      </w:pPr>
+    </w:p>
+    <w:p>
+      <w:pPr>
+        <w:pStyle w:val="2"/>
+        <w:numPr>
+          <w:ilvl w:val="0"/>
+          <w:numId w:val="1"/>
+        </w:numPr>
+        <w:bidi w:val="0"/>
+        <w:ind w:left="0" w:leftChars="0" w:firstLine="0" w:firstLineChars="0"/>
+        <w:rPr>
+          <w:rFonts w:hint="eastAsia"/>
+          <w:lang w:val="en-US" w:eastAsia="zh-CN"/>
+        </w:rPr>
+      </w:pPr>
+      <w:r>
+        <w:rPr>
+          <w:rFonts w:hint="eastAsia" w:ascii="宋体" w:hAnsi="宋体" w:eastAsia="宋体" w:cs="宋体"/>
+          <w:lang w:val="en-US" w:eastAsia="zh-CN"/>
+        </w:rPr>
+        <w:t>验收标准</w:t>
+      </w:r>
+    </w:p>
+    <w:p>
+      <w:pPr>
+        <w:pStyle w:val="3"/>
+        <w:keepNext w:val="0"/>
+        <w:keepLines w:val="0"/>
+        <w:widowControl/>
+        <w:suppressLineNumbers w:val="0"/>
+        <w:jc w:val="left"/>
+        <w:rPr>
+          <w:rFonts w:hint="eastAsia" w:ascii="宋体" w:hAnsi="宋体" w:eastAsia="宋体" w:cs="宋体"/>
+        </w:rPr>
+      </w:pPr>
+      <w:r>
+        <w:rPr>
+          <w:rFonts w:hint="eastAsia" w:ascii="宋体" w:hAnsi="宋体" w:eastAsia="宋体" w:cs="宋体"/>
+          <w:lang w:val="en-US" w:eastAsia="zh-CN"/>
+        </w:rPr>
+        <w:t>6</w:t>
+      </w:r>
+      <w:r>
+        <w:rPr>
+          <w:rFonts w:hint="eastAsia" w:ascii="宋体" w:hAnsi="宋体" w:eastAsia="宋体" w:cs="宋体"/>
+        </w:rPr>
+        <w:t>.1 敏感信息精准检测功能</w:t>
+      </w:r>
+    </w:p>
+    <w:p>
+      <w:pPr>
+        <w:keepNext w:val="0"/>
+        <w:keepLines w:val="0"/>
+        <w:widowControl/>
+        <w:suppressLineNumbers w:val="0"/>
+        <w:jc w:val="left"/>
+      </w:pPr>
+      <w:r>
+        <w:rPr>
+          <w:rFonts w:ascii="宋体" w:hAnsi="宋体" w:eastAsia="宋体" w:cs="宋体"/>
+          <w:kern w:val="0"/>
+          <w:sz w:val="24"/>
+          <w:szCs w:val="24"/>
+          <w:lang w:val="en-US" w:eastAsia="zh-CN" w:bidi="ar"/>
+        </w:rPr>
+        <w:t>作为插件核心，聚焦Python代码中硬编码敏感信息的识别，严格匹配“覆盖90%以上常见敏感信息类型”“误报率≤5%、漏报率≤3%”的量化指标，具体功能及验收标准如下：</w:t>
+      </w:r>
+    </w:p>
+    <w:p>
+      <w:pPr>
+        <w:keepNext w:val="0"/>
+        <w:keepLines w:val="0"/>
+        <w:widowControl/>
+        <w:suppressLineNumbers w:val="0"/>
+        <w:jc w:val="left"/>
+        <w:rPr>
+          <w:rFonts w:ascii="宋体" w:hAnsi="宋体" w:eastAsia="宋体" w:cs="宋体"/>
+          <w:kern w:val="0"/>
+          <w:sz w:val="24"/>
+          <w:szCs w:val="24"/>
+          <w:lang w:val="en-US" w:eastAsia="zh-CN" w:bidi="ar"/>
+        </w:rPr>
+      </w:pPr>
+      <w:r>
+        <w:rPr>
+          <w:rFonts w:ascii="宋体" w:hAnsi="宋体" w:eastAsia="宋体" w:cs="宋体"/>
+          <w:kern w:val="0"/>
+          <w:sz w:val="24"/>
+          <w:szCs w:val="24"/>
+          <w:lang w:val="en-US" w:eastAsia="zh-CN" w:bidi="ar"/>
+        </w:rPr>
+        <w:t xml:space="preserve">多类型敏感信息覆盖：支持检测密码、云厂商API密钥（AWS/Azure/阿里云/腾讯云等主流厂商）、JWT Token、数据库连接串（MySQL/PostgreSQL/Redis/MongoDB等）、RSA/ECDSA私钥、FTP/SSH账号密码等核心敏感信息类型，确保覆盖度达标。 验收标准：选取100个包含不同类型敏感信息的Python测试用例（每种类型不少于15个），插件可检测到其中90个及以上，覆盖所有约定的核心敏感信息类型，无遗漏类别。 </w:t>
+      </w:r>
+    </w:p>
+    <w:p>
+      <w:pPr>
+        <w:keepNext w:val="0"/>
+        <w:keepLines w:val="0"/>
+        <w:widowControl/>
+        <w:suppressLineNumbers w:val="0"/>
+        <w:ind w:left="720"/>
+        <w:jc w:val="left"/>
+        <w:rPr>
+          <w:rFonts w:ascii="宋体" w:hAnsi="宋体" w:eastAsia="宋体" w:cs="宋体"/>
+          <w:kern w:val="0"/>
+          <w:sz w:val="24"/>
+          <w:szCs w:val="24"/>
+          <w:lang w:val="en-US" w:eastAsia="zh-CN" w:bidi="ar"/>
+        </w:rPr>
+      </w:pPr>
+    </w:p>
+    <w:p>
+      <w:pPr>
+        <w:keepNext w:val="0"/>
+        <w:keepLines w:val="0"/>
+        <w:widowControl/>
+        <w:suppressLineNumbers w:val="0"/>
+        <w:jc w:val="left"/>
+        <w:rPr>
+          <w:rFonts w:ascii="宋体" w:hAnsi="宋体" w:eastAsia="宋体" w:cs="宋体"/>
+          <w:kern w:val="0"/>
+          <w:sz w:val="24"/>
+          <w:szCs w:val="24"/>
+          <w:lang w:val="en-US" w:eastAsia="zh-CN" w:bidi="ar"/>
+        </w:rPr>
+      </w:pPr>
+      <w:r>
+        <w:rPr>
+          <w:rFonts w:ascii="宋体" w:hAnsi="宋体" w:eastAsia="宋体" w:cs="宋体"/>
+          <w:kern w:val="0"/>
+          <w:sz w:val="24"/>
+          <w:szCs w:val="24"/>
+          <w:lang w:val="en-US" w:eastAsia="zh-CN" w:bidi="ar"/>
+        </w:rPr>
+        <w:t xml:space="preserve">双引擎检测：结合AST抽象语法树解析与精准正则匹配，既能通过AST定位代码中字符串赋值、变量定义、配置硬编码的具体位置，又能通过正则匹配敏感信息特征，同时结合上下文语义分析、熵值检测，过滤测试字符串、示例代码等非敏感内容，降低误报与漏报。 验收标准：选取200个包含敏感信息、测试字符串、示例代码的混合Python用例，插件误报数量≤10个（误报率≤5%），漏报数量≤6个（漏报率≤3%），无明显不合理误报（如将注释中示例密码判定为敏感信息）。 </w:t>
+      </w:r>
+    </w:p>
+    <w:p>
+      <w:pPr>
+        <w:keepNext w:val="0"/>
+        <w:keepLines w:val="0"/>
+        <w:widowControl/>
+        <w:suppressLineNumbers w:val="0"/>
+        <w:ind w:left="720"/>
+        <w:jc w:val="left"/>
+        <w:rPr>
+          <w:rFonts w:ascii="宋体" w:hAnsi="宋体" w:eastAsia="宋体" w:cs="宋体"/>
+          <w:kern w:val="0"/>
+          <w:sz w:val="24"/>
+          <w:szCs w:val="24"/>
+          <w:lang w:val="en-US" w:eastAsia="zh-CN" w:bidi="ar"/>
+        </w:rPr>
+      </w:pPr>
+    </w:p>
+    <w:p>
+      <w:pPr>
+        <w:keepNext w:val="0"/>
+        <w:keepLines w:val="0"/>
+        <w:widowControl/>
+        <w:suppressLineNumbers w:val="0"/>
+        <w:jc w:val="left"/>
+      </w:pPr>
+      <w:r>
+        <w:rPr>
+          <w:rFonts w:ascii="宋体" w:hAnsi="宋体" w:eastAsia="宋体" w:cs="宋体"/>
+          <w:kern w:val="0"/>
+          <w:sz w:val="24"/>
+          <w:szCs w:val="24"/>
+          <w:lang w:val="en-US" w:eastAsia="zh-CN" w:bidi="ar"/>
+        </w:rPr>
+        <w:t>精准定位与信息输出：检测到敏感信息后，自动输出敏感信息所在文件路径、行号、敏感信息类型（如“阿里云API密钥”“MySQL数据库连接串”）、风险等级（默认高危/中危/低危，贴合敏感程度），方便开发者快速定位并修改。 验收标准：所有检测到的敏感信息，输出的文件路径、行号准确率100%，敏感信息类型判定准确率100%，风险等级划分符合预设标准（如私钥、API密钥判定为高危）。</w:t>
+      </w:r>
+    </w:p>
+    <w:p>
+      <w:pPr>
+        <w:rPr>
+          <w:rFonts w:hint="eastAsia"/>
+        </w:rPr>
+      </w:pPr>
+    </w:p>
+    <w:p>
+      <w:pPr>
+        <w:rPr>
+          <w:rFonts w:hint="eastAsia"/>
+          <w:lang w:val="en-US" w:eastAsia="zh-CN"/>
+        </w:rPr>
+      </w:pPr>
+    </w:p>
+    <w:p>
+      <w:pPr>
+        <w:pStyle w:val="3"/>
+        <w:keepNext w:val="0"/>
+        <w:keepLines w:val="0"/>
+        <w:widowControl/>
+        <w:suppressLineNumbers w:val="0"/>
+        <w:jc w:val="left"/>
+        <w:rPr>
+          <w:rFonts w:hint="eastAsia" w:ascii="宋体" w:hAnsi="宋体" w:eastAsia="宋体" w:cs="宋体"/>
+        </w:rPr>
+      </w:pPr>
+      <w:r>
+        <w:rPr>
+          <w:rFonts w:hint="eastAsia" w:ascii="宋体" w:hAnsi="宋体" w:eastAsia="宋体" w:cs="宋体"/>
+          <w:lang w:val="en-US" w:eastAsia="zh-CN"/>
+        </w:rPr>
+        <w:t>6</w:t>
+      </w:r>
+      <w:r>
+        <w:rPr>
+          <w:rFonts w:hint="eastAsia" w:ascii="宋体" w:hAnsi="宋体" w:eastAsia="宋体" w:cs="宋体"/>
+        </w:rPr>
+        <w:t>.2 高性能扫描功能</w:t>
+      </w:r>
+    </w:p>
+    <w:p>
+      <w:pPr>
+        <w:keepNext w:val="0"/>
+        <w:keepLines w:val="0"/>
+        <w:widowControl/>
+        <w:suppressLineNumbers w:val="0"/>
+        <w:jc w:val="left"/>
+      </w:pPr>
+      <w:r>
+        <w:rPr>
+          <w:rFonts w:ascii="宋体" w:hAnsi="宋体" w:eastAsia="宋体" w:cs="宋体"/>
+          <w:kern w:val="0"/>
+          <w:sz w:val="24"/>
+          <w:szCs w:val="24"/>
+          <w:lang w:val="en-US" w:eastAsia="zh-CN" w:bidi="ar"/>
+        </w:rPr>
+        <w:t>保障插件运行效率，满足“扫描速度≥1000行/秒、相比Bandit原生速度下降≤10%、内存占用≤512MB”的量化指标，具体优化功能及验收标准如下：</w:t>
+      </w:r>
+    </w:p>
+    <w:p>
+      <w:pPr>
+        <w:keepNext w:val="0"/>
+        <w:keepLines w:val="0"/>
+        <w:widowControl/>
+        <w:suppressLineNumbers w:val="0"/>
+        <w:jc w:val="left"/>
+        <w:rPr>
+          <w:rFonts w:ascii="宋体" w:hAnsi="宋体" w:eastAsia="宋体" w:cs="宋体"/>
+          <w:kern w:val="0"/>
+          <w:sz w:val="24"/>
+          <w:szCs w:val="24"/>
+          <w:lang w:val="en-US" w:eastAsia="zh-CN" w:bidi="ar"/>
+        </w:rPr>
+      </w:pPr>
+      <w:r>
+        <w:rPr>
+          <w:rFonts w:ascii="宋体" w:hAnsi="宋体" w:eastAsia="宋体" w:cs="宋体"/>
+          <w:kern w:val="0"/>
+          <w:sz w:val="24"/>
+          <w:szCs w:val="24"/>
+          <w:lang w:val="en-US" w:eastAsia="zh-CN" w:bidi="ar"/>
+        </w:rPr>
+        <w:t xml:space="preserve">快速扫描：采用懒加载规则、增量扫描机制，仅扫描新增/修改代码，避免全量重复扫描；优化规则匹配逻辑，减少冗余计算，确保扫描速度达标。 验收标准：选取一个包含10万行有效Python代码的项目，插件全量扫描速度≥1000行/秒；相同项目，Bandit原生扫描速度与插件扫描速度对比，插件速度下降≤10%；增量扫描时，仅扫描新增/修改代码，扫描时间较全量扫描缩短80%以上。 </w:t>
+      </w:r>
+    </w:p>
+    <w:p>
+      <w:pPr>
+        <w:keepNext w:val="0"/>
+        <w:keepLines w:val="0"/>
+        <w:widowControl/>
+        <w:suppressLineNumbers w:val="0"/>
+        <w:ind w:left="720"/>
+        <w:jc w:val="left"/>
+        <w:rPr>
+          <w:rFonts w:ascii="宋体" w:hAnsi="宋体" w:eastAsia="宋体" w:cs="宋体"/>
+          <w:kern w:val="0"/>
+          <w:sz w:val="24"/>
+          <w:szCs w:val="24"/>
+          <w:lang w:val="en-US" w:eastAsia="zh-CN" w:bidi="ar"/>
+        </w:rPr>
+      </w:pPr>
+    </w:p>
+    <w:p>
+      <w:pPr>
+        <w:keepNext w:val="0"/>
+        <w:keepLines w:val="0"/>
+        <w:widowControl/>
+        <w:suppressLineNumbers w:val="0"/>
+        <w:jc w:val="left"/>
+        <w:rPr>
+          <w:rFonts w:ascii="宋体" w:hAnsi="宋体" w:eastAsia="宋体" w:cs="宋体"/>
+          <w:kern w:val="0"/>
+          <w:sz w:val="24"/>
+          <w:szCs w:val="24"/>
+          <w:lang w:val="en-US" w:eastAsia="zh-CN" w:bidi="ar"/>
+        </w:rPr>
+      </w:pPr>
+      <w:r>
+        <w:rPr>
+          <w:rFonts w:ascii="宋体" w:hAnsi="宋体" w:eastAsia="宋体" w:cs="宋体"/>
+          <w:kern w:val="0"/>
+          <w:sz w:val="24"/>
+          <w:szCs w:val="24"/>
+          <w:lang w:val="en-US" w:eastAsia="zh-CN" w:bidi="ar"/>
+        </w:rPr>
+        <w:t>内存优化：通过内存复用、缓存机制，减少AST解析与规则匹配过程中的内存占用，严格控制内存使用不超过512MB，避免占用过多系统资源。 验收标准：扫描10万行Python代码项目过程中，通过系统监控工具查看，插件内存占用峰值≤512MB，无内存泄漏现象（连续3次扫描后内存占用无明显递增）。</w:t>
+      </w:r>
+    </w:p>
+    <w:p>
+      <w:pPr>
+        <w:keepNext w:val="0"/>
+        <w:keepLines w:val="0"/>
+        <w:widowControl/>
+        <w:suppressLineNumbers w:val="0"/>
+        <w:ind w:left="720"/>
+        <w:jc w:val="left"/>
+        <w:rPr>
+          <w:rFonts w:ascii="宋体" w:hAnsi="宋体" w:eastAsia="宋体" w:cs="宋体"/>
+          <w:kern w:val="0"/>
+          <w:sz w:val="24"/>
+          <w:szCs w:val="24"/>
+          <w:lang w:val="en-US" w:eastAsia="zh-CN" w:bidi="ar"/>
+        </w:rPr>
+      </w:pPr>
+    </w:p>
+    <w:p>
+      <w:pPr>
+        <w:keepNext w:val="0"/>
+        <w:keepLines w:val="0"/>
+        <w:widowControl/>
+        <w:suppressLineNumbers w:val="0"/>
+        <w:jc w:val="left"/>
+        <w:rPr>
+          <w:rFonts w:ascii="宋体" w:hAnsi="宋体" w:eastAsia="宋体" w:cs="宋体"/>
+          <w:kern w:val="0"/>
+          <w:sz w:val="24"/>
+          <w:szCs w:val="24"/>
+          <w:lang w:val="en-US" w:eastAsia="zh-CN" w:bidi="ar"/>
+        </w:rPr>
+      </w:pPr>
+      <w:r>
+        <w:rPr>
+          <w:rFonts w:ascii="宋体" w:hAnsi="宋体" w:eastAsia="宋体" w:cs="宋体"/>
+          <w:kern w:val="0"/>
+          <w:sz w:val="24"/>
+          <w:szCs w:val="24"/>
+          <w:lang w:val="en-US" w:eastAsia="zh-CN" w:bidi="ar"/>
+        </w:rPr>
+        <w:t>性能控：内置轻量性能监控逻辑，实时统计扫描速度、内存占用，便于开发阶段调优，确保性能指标稳定达标。 验收标准：启用性能监控功能后，可实时输出当前扫描速度（行/秒）、内存占用（MB），统计数据与系统监控工具数据误差≤5%，扫描结束后可输出总扫描时间、平均速度、最大内存占用等汇总信息。</w:t>
+      </w:r>
+    </w:p>
+    <w:p>
+      <w:pPr>
+        <w:keepNext w:val="0"/>
+        <w:keepLines w:val="0"/>
+        <w:widowControl/>
+        <w:suppressLineNumbers w:val="0"/>
+        <w:jc w:val="left"/>
+        <w:rPr>
+          <w:rFonts w:ascii="宋体" w:hAnsi="宋体" w:eastAsia="宋体" w:cs="宋体"/>
+          <w:kern w:val="0"/>
+          <w:sz w:val="24"/>
+          <w:szCs w:val="24"/>
+          <w:lang w:val="en-US" w:eastAsia="zh-CN" w:bidi="ar"/>
+        </w:rPr>
+      </w:pPr>
+    </w:p>
+    <w:p>
+      <w:pPr>
+        <w:keepNext w:val="0"/>
+        <w:keepLines w:val="0"/>
+        <w:widowControl/>
+        <w:suppressLineNumbers w:val="0"/>
+        <w:jc w:val="left"/>
+        <w:rPr>
+          <w:rFonts w:ascii="宋体" w:hAnsi="宋体" w:eastAsia="宋体" w:cs="宋体"/>
+          <w:kern w:val="0"/>
+          <w:sz w:val="24"/>
+          <w:szCs w:val="24"/>
+          <w:lang w:val="en-US" w:eastAsia="zh-CN" w:bidi="ar"/>
+        </w:rPr>
+      </w:pPr>
+    </w:p>
+    <w:p>
+      <w:pPr>
+        <w:pStyle w:val="3"/>
+        <w:keepNext w:val="0"/>
+        <w:keepLines w:val="0"/>
+        <w:widowControl/>
+        <w:suppressLineNumbers w:val="0"/>
+        <w:jc w:val="left"/>
+        <w:rPr>
+          <w:rFonts w:hint="eastAsia" w:ascii="宋体" w:hAnsi="宋体" w:eastAsia="宋体" w:cs="宋体"/>
+        </w:rPr>
+      </w:pPr>
+      <w:r>
+        <w:rPr>
+          <w:rFonts w:hint="eastAsia" w:ascii="宋体" w:hAnsi="宋体" w:eastAsia="宋体" w:cs="宋体"/>
+          <w:lang w:val="en-US" w:eastAsia="zh-CN"/>
+        </w:rPr>
+        <w:t>6</w:t>
+      </w:r>
+      <w:r>
+        <w:rPr>
+          <w:rFonts w:hint="eastAsia" w:ascii="宋体" w:hAnsi="宋体" w:eastAsia="宋体" w:cs="宋体"/>
+        </w:rPr>
+        <w:t>.3 兼容性适配功能</w:t>
+      </w:r>
+    </w:p>
+    <w:p>
+      <w:pPr>
+        <w:keepNext w:val="0"/>
+        <w:keepLines w:val="0"/>
+        <w:widowControl/>
+        <w:suppressLineNumbers w:val="0"/>
+        <w:jc w:val="left"/>
+      </w:pPr>
+      <w:r>
+        <w:rPr>
+          <w:rFonts w:ascii="宋体" w:hAnsi="宋体" w:eastAsia="宋体" w:cs="宋体"/>
+          <w:kern w:val="0"/>
+          <w:sz w:val="24"/>
+          <w:szCs w:val="24"/>
+          <w:lang w:val="en-US" w:eastAsia="zh-CN" w:bidi="ar"/>
+        </w:rPr>
+        <w:t>确保插件无缝集成Bandit生态与Python环境，满足“兼容Python 3.10+、Bandit 1.7.0+全版本”“复用Bandit原生命令行接口和报告体系”的量化指标，具体功能及验收标准如下：</w:t>
+      </w:r>
+    </w:p>
+    <w:p>
+      <w:pPr>
+        <w:keepNext w:val="0"/>
+        <w:keepLines w:val="0"/>
+        <w:widowControl/>
+        <w:suppressLineNumbers w:val="0"/>
+        <w:jc w:val="left"/>
+        <w:rPr>
+          <w:rFonts w:ascii="宋体" w:hAnsi="宋体" w:eastAsia="宋体" w:cs="宋体"/>
+          <w:kern w:val="0"/>
+          <w:sz w:val="24"/>
+          <w:szCs w:val="24"/>
+          <w:lang w:val="en-US" w:eastAsia="zh-CN" w:bidi="ar"/>
+        </w:rPr>
+      </w:pPr>
+      <w:r>
+        <w:rPr>
+          <w:rFonts w:ascii="宋体" w:hAnsi="宋体" w:eastAsia="宋体" w:cs="宋体"/>
+          <w:kern w:val="0"/>
+          <w:sz w:val="24"/>
+          <w:szCs w:val="24"/>
+          <w:lang w:val="en-US" w:eastAsia="zh-CN" w:bidi="ar"/>
+        </w:rPr>
+        <w:t xml:space="preserve">环境兼容：完全适配Python 3.10及以上所有版本，兼容Bandit 1.7.0及以上全版本，无需修改Bandit源码，避免版本冲突。 验收标准：在Python 3.10、3.11、3.12三个版本，Bandit 1.7.0、1.7.5、1.8.0三个版本的组合环境中，插件均可正常安装、启动、扫描，无报错信息，功能正常运行。 </w:t>
+      </w:r>
+    </w:p>
+    <w:p>
+      <w:pPr>
+        <w:keepNext w:val="0"/>
+        <w:keepLines w:val="0"/>
+        <w:widowControl/>
+        <w:suppressLineNumbers w:val="0"/>
+        <w:ind w:left="720"/>
+        <w:jc w:val="left"/>
+        <w:rPr>
+          <w:rFonts w:ascii="宋体" w:hAnsi="宋体" w:eastAsia="宋体" w:cs="宋体"/>
+          <w:kern w:val="0"/>
+          <w:sz w:val="24"/>
+          <w:szCs w:val="24"/>
+          <w:lang w:val="en-US" w:eastAsia="zh-CN" w:bidi="ar"/>
+        </w:rPr>
+      </w:pPr>
+    </w:p>
+    <w:p>
+      <w:pPr>
+        <w:keepNext w:val="0"/>
+        <w:keepLines w:val="0"/>
+        <w:widowControl/>
+        <w:suppressLineNumbers w:val="0"/>
+        <w:jc w:val="left"/>
+        <w:rPr>
+          <w:rFonts w:ascii="宋体" w:hAnsi="宋体" w:eastAsia="宋体" w:cs="宋体"/>
+          <w:kern w:val="0"/>
+          <w:sz w:val="24"/>
+          <w:szCs w:val="24"/>
+          <w:lang w:val="en-US" w:eastAsia="zh-CN" w:bidi="ar"/>
+        </w:rPr>
+      </w:pPr>
+      <w:r>
+        <w:rPr>
+          <w:rFonts w:ascii="宋体" w:hAnsi="宋体" w:eastAsia="宋体" w:cs="宋体"/>
+          <w:kern w:val="0"/>
+          <w:sz w:val="24"/>
+          <w:szCs w:val="24"/>
+          <w:lang w:val="en-US" w:eastAsia="zh-CN" w:bidi="ar"/>
+        </w:rPr>
+        <w:t xml:space="preserve">接口复用：无缝对接Bandit原生命令行接口，用户可直接使用“bandit”命令调用插件功能，无需学习新命令，零学习成本。 验收标准：使用Bandit原生命令（如bandit -r 目标目录、bandit -f json -o 报告文件）调用插件，均可正常触发敏感信息检测，命令参数无新增、无修改，与Bandit原生使用方式完全一致。 </w:t>
+      </w:r>
+    </w:p>
+    <w:p>
+      <w:pPr>
+        <w:keepNext w:val="0"/>
+        <w:keepLines w:val="0"/>
+        <w:widowControl/>
+        <w:suppressLineNumbers w:val="0"/>
+        <w:ind w:left="720"/>
+        <w:jc w:val="left"/>
+        <w:rPr>
+          <w:rFonts w:ascii="宋体" w:hAnsi="宋体" w:eastAsia="宋体" w:cs="宋体"/>
+          <w:kern w:val="0"/>
+          <w:sz w:val="24"/>
+          <w:szCs w:val="24"/>
+          <w:lang w:val="en-US" w:eastAsia="zh-CN" w:bidi="ar"/>
+        </w:rPr>
+      </w:pPr>
+    </w:p>
+    <w:p>
+      <w:pPr>
+        <w:keepNext w:val="0"/>
+        <w:keepLines w:val="0"/>
+        <w:widowControl/>
+        <w:suppressLineNumbers w:val="0"/>
+        <w:jc w:val="left"/>
+      </w:pPr>
+      <w:r>
+        <w:rPr>
+          <w:rFonts w:ascii="宋体" w:hAnsi="宋体" w:eastAsia="宋体" w:cs="宋体"/>
+          <w:kern w:val="0"/>
+          <w:sz w:val="24"/>
+          <w:szCs w:val="24"/>
+          <w:lang w:val="en-US" w:eastAsia="zh-CN" w:bidi="ar"/>
+        </w:rPr>
+        <w:t>报告复用：复用Bandit原生报告体系，支持JSON、CSV、HTML等多种报告格式输出，检测结果可直接融入Bandit原有报告，无需额外处理。 验收标准：扫描完成后，可输出JSON、CSV、HTML三种格式报告，报告格式与Bandit原生报告完全一致，敏感信息检测结果（位置、类型、风险等级）准确融入报告对应模块，无格式错乱、信息缺失。</w:t>
+      </w:r>
+    </w:p>
+    <w:p>
+      <w:pPr>
+        <w:rPr>
+          <w:rFonts w:hint="eastAsia"/>
+        </w:rPr>
+      </w:pPr>
+    </w:p>
+    <w:p>
+      <w:pPr>
+        <w:keepNext w:val="0"/>
+        <w:keepLines w:val="0"/>
+        <w:widowControl/>
+        <w:suppressLineNumbers w:val="0"/>
+        <w:jc w:val="left"/>
+        <w:rPr>
+          <w:rFonts w:ascii="宋体" w:hAnsi="宋体" w:eastAsia="宋体" w:cs="宋体"/>
+          <w:kern w:val="0"/>
+          <w:sz w:val="24"/>
+          <w:szCs w:val="24"/>
+          <w:lang w:val="en-US" w:eastAsia="zh-CN" w:bidi="ar"/>
+        </w:rPr>
+      </w:pPr>
+    </w:p>
+    <w:p>
+      <w:pPr>
+        <w:pStyle w:val="3"/>
+        <w:keepNext w:val="0"/>
+        <w:keepLines w:val="0"/>
+        <w:widowControl/>
+        <w:suppressLineNumbers w:val="0"/>
+        <w:jc w:val="left"/>
+        <w:rPr>
+          <w:rFonts w:hint="eastAsia" w:ascii="宋体" w:hAnsi="宋体" w:eastAsia="宋体" w:cs="宋体"/>
+        </w:rPr>
+      </w:pPr>
+      <w:r>
+        <w:rPr>
+          <w:rFonts w:hint="eastAsia" w:ascii="宋体" w:hAnsi="宋体" w:eastAsia="宋体" w:cs="宋体"/>
+          <w:lang w:val="en-US" w:eastAsia="zh-CN"/>
+        </w:rPr>
+        <w:t>6</w:t>
+      </w:r>
+      <w:r>
+        <w:rPr>
+          <w:rFonts w:hint="eastAsia" w:ascii="宋体" w:hAnsi="宋体" w:eastAsia="宋体" w:cs="宋体"/>
+        </w:rPr>
+        <w:t>.4 基础使用功能</w:t>
+      </w:r>
+    </w:p>
+    <w:p>
+      <w:pPr>
+        <w:keepNext w:val="0"/>
+        <w:keepLines w:val="0"/>
+        <w:widowControl/>
+        <w:suppressLineNumbers w:val="0"/>
+        <w:jc w:val="left"/>
+      </w:pPr>
+      <w:r>
+        <w:rPr>
+          <w:rFonts w:ascii="宋体" w:hAnsi="宋体" w:eastAsia="宋体" w:cs="宋体"/>
+          <w:kern w:val="0"/>
+          <w:sz w:val="24"/>
+          <w:szCs w:val="24"/>
+          <w:lang w:val="en-US" w:eastAsia="zh-CN" w:bidi="ar"/>
+        </w:rPr>
+        <w:t>保障用户便捷使用，支撑核心检测功能落地，具体功能及验收标准如下：</w:t>
+      </w:r>
+    </w:p>
+    <w:p>
+      <w:pPr>
+        <w:keepNext w:val="0"/>
+        <w:keepLines w:val="0"/>
+        <w:widowControl/>
+        <w:suppressLineNumbers w:val="0"/>
+        <w:jc w:val="left"/>
+        <w:rPr>
+          <w:rFonts w:ascii="宋体" w:hAnsi="宋体" w:eastAsia="宋体" w:cs="宋体"/>
+          <w:kern w:val="0"/>
+          <w:sz w:val="24"/>
+          <w:szCs w:val="24"/>
+          <w:lang w:val="en-US" w:eastAsia="zh-CN" w:bidi="ar"/>
+        </w:rPr>
+      </w:pPr>
+      <w:r>
+        <w:rPr>
+          <w:rFonts w:ascii="宋体" w:hAnsi="宋体" w:eastAsia="宋体" w:cs="宋体"/>
+          <w:kern w:val="0"/>
+          <w:sz w:val="24"/>
+          <w:szCs w:val="24"/>
+          <w:lang w:val="en-US" w:eastAsia="zh-CN" w:bidi="ar"/>
+        </w:rPr>
+        <w:t xml:space="preserve">命令行使用：支持通过Bandit原生命令行参数调用插件，可指定扫描文件/目录、配置扫描规则、输出报告格式。 验收标准：通过命令行指定单个文件、整个目录扫描，指定不同报告格式输出，指定启用/禁用某类敏感信息检测规则，均能正常执行，扫描结果与操作指令一致。 </w:t>
+      </w:r>
+    </w:p>
+    <w:p>
+      <w:pPr>
+        <w:keepNext w:val="0"/>
+        <w:keepLines w:val="0"/>
+        <w:widowControl/>
+        <w:suppressLineNumbers w:val="0"/>
+        <w:ind w:left="720"/>
+        <w:jc w:val="left"/>
+        <w:rPr>
+          <w:rFonts w:ascii="宋体" w:hAnsi="宋体" w:eastAsia="宋体" w:cs="宋体"/>
+          <w:kern w:val="0"/>
+          <w:sz w:val="24"/>
+          <w:szCs w:val="24"/>
+          <w:lang w:val="en-US" w:eastAsia="zh-CN" w:bidi="ar"/>
+        </w:rPr>
+      </w:pPr>
+    </w:p>
+    <w:p>
+      <w:pPr>
+        <w:keepNext w:val="0"/>
+        <w:keepLines w:val="0"/>
+        <w:widowControl/>
+        <w:suppressLineNumbers w:val="0"/>
+        <w:jc w:val="left"/>
+        <w:rPr>
+          <w:rFonts w:ascii="宋体" w:hAnsi="宋体" w:eastAsia="宋体" w:cs="宋体"/>
+          <w:kern w:val="0"/>
+          <w:sz w:val="24"/>
+          <w:szCs w:val="24"/>
+          <w:lang w:val="en-US" w:eastAsia="zh-CN" w:bidi="ar"/>
+        </w:rPr>
+      </w:pPr>
+      <w:r>
+        <w:rPr>
+          <w:rFonts w:ascii="宋体" w:hAnsi="宋体" w:eastAsia="宋体" w:cs="宋体"/>
+          <w:kern w:val="0"/>
+          <w:sz w:val="24"/>
+          <w:szCs w:val="24"/>
+          <w:lang w:val="en-US" w:eastAsia="zh-CN" w:bidi="ar"/>
+        </w:rPr>
+        <w:t>配置文件支持：复用Bandit原生配置文件格式，用户可通过配置文件启用/禁用敏感信息检测规则，简化使用流程。 验收标准：在Bandit原生配置文件中添加敏感信息检测规则的启用/禁用配置，插件可正确识别配置，按配置执行扫描，配置修改后无需重启插件即可生效。</w:t>
+      </w:r>
+    </w:p>
+    <w:p>
+      <w:pPr>
+        <w:keepNext w:val="0"/>
+        <w:keepLines w:val="0"/>
+        <w:widowControl/>
+        <w:suppressLineNumbers w:val="0"/>
+        <w:ind w:left="720"/>
+        <w:jc w:val="left"/>
+        <w:rPr>
+          <w:rFonts w:ascii="宋体" w:hAnsi="宋体" w:eastAsia="宋体" w:cs="宋体"/>
+          <w:kern w:val="0"/>
+          <w:sz w:val="24"/>
+          <w:szCs w:val="24"/>
+          <w:lang w:val="en-US" w:eastAsia="zh-CN" w:bidi="ar"/>
+        </w:rPr>
+      </w:pPr>
+    </w:p>
+    <w:p>
+      <w:pPr>
+        <w:keepNext w:val="0"/>
+        <w:keepLines w:val="0"/>
+        <w:widowControl/>
+        <w:suppressLineNumbers w:val="0"/>
+        <w:jc w:val="left"/>
+      </w:pPr>
+      <w:r>
+        <w:rPr>
+          <w:rFonts w:ascii="宋体" w:hAnsi="宋体" w:eastAsia="宋体" w:cs="宋体"/>
+          <w:kern w:val="0"/>
+          <w:sz w:val="24"/>
+          <w:szCs w:val="24"/>
+          <w:lang w:val="en-US" w:eastAsia="zh-CN" w:bidi="ar"/>
+        </w:rPr>
+        <w:t>错误处理：内置完善的错误处理机制，遇到无效Python文件、权限不足、版本不兼容等问题时，输出清晰的错误提示，便于排查问题。 验收标准：模拟无效Python文件（如非.py后缀、格式错乱文件）、无读取权限的目录、不兼容的Python/Bandit版本，插件均能输出明确的错误提示（包含错误类型、排查建议），无崩溃、无无响应现象。</w:t>
+      </w:r>
+    </w:p>
+    <w:p>
+      <w:pPr>
+        <w:rPr>
+          <w:rFonts w:hint="eastAsia"/>
+        </w:rPr>
+      </w:pPr>
+    </w:p>
+    <w:p>
+      <w:pPr>
+        <w:rPr>
+          <w:rFonts w:hint="eastAsia"/>
+        </w:rPr>
+      </w:pPr>
+    </w:p>
+    <w:p>
+      <w:pPr>
+        <w:pStyle w:val="3"/>
+        <w:keepNext w:val="0"/>
+        <w:keepLines w:val="0"/>
+        <w:widowControl/>
+        <w:suppressLineNumbers w:val="0"/>
+        <w:jc w:val="left"/>
+      </w:pPr>
+      <w:r>
+        <w:rPr>
+          <w:rFonts w:hint="eastAsia" w:ascii="宋体" w:hAnsi="宋体" w:eastAsia="宋体" w:cs="宋体"/>
+          <w:lang w:val="en-US" w:eastAsia="zh-CN"/>
+        </w:rPr>
+        <w:t>6.5</w:t>
+      </w:r>
+      <w:r>
+        <w:rPr>
+          <w:rFonts w:hint="eastAsia" w:ascii="宋体" w:hAnsi="宋体" w:eastAsia="宋体" w:cs="宋体"/>
+        </w:rPr>
+        <w:t xml:space="preserve"> 规则自定义与扩展功能</w:t>
+      </w:r>
+    </w:p>
+    <w:p>
+      <w:pPr>
+        <w:keepNext w:val="0"/>
+        <w:keepLines w:val="0"/>
+        <w:widowControl/>
+        <w:suppressLineNumbers w:val="0"/>
+        <w:jc w:val="left"/>
+        <w:rPr>
+          <w:rFonts w:ascii="宋体" w:hAnsi="宋体" w:eastAsia="宋体" w:cs="宋体"/>
+          <w:kern w:val="0"/>
+          <w:sz w:val="24"/>
+          <w:szCs w:val="24"/>
+          <w:lang w:val="en-US" w:eastAsia="zh-CN" w:bidi="ar"/>
+        </w:rPr>
+      </w:pPr>
+      <w:r>
+        <w:rPr>
+          <w:rFonts w:ascii="宋体" w:hAnsi="宋体" w:eastAsia="宋体" w:cs="宋体"/>
+          <w:kern w:val="0"/>
+          <w:sz w:val="24"/>
+          <w:szCs w:val="24"/>
+          <w:lang w:val="en-US" w:eastAsia="zh-CN" w:bidi="ar"/>
+        </w:rPr>
+        <w:t xml:space="preserve">自定义规则：支持用户添加自定义敏感信息检测规则（正则表达式、特征匹配），适配企业内部特殊敏感信息类型（如内部服务密钥、自定义凭证）。 验收标准：用户添加自定义正则规则（如匹配企业内部密钥格式），插件可正确识别规则，扫描包含该类敏感信息的测试用例时，检测准确率100%，无漏报、误报。 </w:t>
+      </w:r>
+    </w:p>
+    <w:p>
+      <w:pPr>
+        <w:keepNext w:val="0"/>
+        <w:keepLines w:val="0"/>
+        <w:widowControl/>
+        <w:suppressLineNumbers w:val="0"/>
+        <w:ind w:left="720"/>
+        <w:jc w:val="left"/>
+        <w:rPr>
+          <w:rFonts w:ascii="宋体" w:hAnsi="宋体" w:eastAsia="宋体" w:cs="宋体"/>
+          <w:kern w:val="0"/>
+          <w:sz w:val="24"/>
+          <w:szCs w:val="24"/>
+          <w:lang w:val="en-US" w:eastAsia="zh-CN" w:bidi="ar"/>
+        </w:rPr>
+      </w:pPr>
+    </w:p>
+    <w:p>
+      <w:pPr>
+        <w:keepNext w:val="0"/>
+        <w:keepLines w:val="0"/>
+        <w:widowControl/>
+        <w:suppressLineNumbers w:val="0"/>
+        <w:jc w:val="left"/>
+        <w:rPr>
+          <w:rFonts w:ascii="宋体" w:hAnsi="宋体" w:eastAsia="宋体" w:cs="宋体"/>
+          <w:kern w:val="0"/>
+          <w:sz w:val="24"/>
+          <w:szCs w:val="24"/>
+          <w:lang w:val="en-US" w:eastAsia="zh-CN" w:bidi="ar"/>
+        </w:rPr>
+      </w:pPr>
+      <w:r>
+        <w:rPr>
+          <w:rFonts w:ascii="宋体" w:hAnsi="宋体" w:eastAsia="宋体" w:cs="宋体"/>
+          <w:kern w:val="0"/>
+          <w:sz w:val="24"/>
+          <w:szCs w:val="24"/>
+          <w:lang w:val="en-US" w:eastAsia="zh-CN" w:bidi="ar"/>
+        </w:rPr>
+        <w:t xml:space="preserve">规则热加载：支持规则修改后无需重启插件，实时生效，提升用户使用效率。 验收标准：修改自定义规则或系统规则后，无需重启插件，再次扫描时即可应用新规则，规则生效延迟≤3秒，无需要重启插件才能生效的情况。 </w:t>
+      </w:r>
+    </w:p>
+    <w:p>
+      <w:pPr>
+        <w:keepNext w:val="0"/>
+        <w:keepLines w:val="0"/>
+        <w:widowControl/>
+        <w:suppressLineNumbers w:val="0"/>
+        <w:ind w:left="720"/>
+        <w:jc w:val="left"/>
+        <w:rPr>
+          <w:rFonts w:ascii="宋体" w:hAnsi="宋体" w:eastAsia="宋体" w:cs="宋体"/>
+          <w:kern w:val="0"/>
+          <w:sz w:val="24"/>
+          <w:szCs w:val="24"/>
+          <w:lang w:val="en-US" w:eastAsia="zh-CN" w:bidi="ar"/>
+        </w:rPr>
+      </w:pPr>
+    </w:p>
+    <w:p>
+      <w:pPr>
+        <w:keepNext w:val="0"/>
+        <w:keepLines w:val="0"/>
+        <w:widowControl/>
+        <w:suppressLineNumbers w:val="0"/>
+        <w:jc w:val="left"/>
+      </w:pPr>
+      <w:r>
+        <w:rPr>
+          <w:rFonts w:ascii="宋体" w:hAnsi="宋体" w:eastAsia="宋体" w:cs="宋体"/>
+          <w:kern w:val="0"/>
+          <w:sz w:val="24"/>
+          <w:szCs w:val="24"/>
+          <w:lang w:val="en-US" w:eastAsia="zh-CN" w:bidi="ar"/>
+        </w:rPr>
+        <w:t>规则分类管理：支持对检测规则按敏感信息类型分类（如“密码类”“密钥类”），用户可按需启用/禁用某一类规则。 验收标准：可通过配置文件或命令行参数，启用/禁用某一分类的所有规则，操作后扫描结果仅包含启用分类的敏感信息，禁用分类的敏感信息不再被检测，无异常。</w:t>
+      </w:r>
+    </w:p>
+    <w:p>
+      <w:pPr>
+        <w:keepNext w:val="0"/>
+        <w:keepLines w:val="0"/>
+        <w:widowControl/>
+        <w:suppressLineNumbers w:val="0"/>
+        <w:jc w:val="left"/>
+        <w:rPr>
+          <w:rFonts w:ascii="宋体" w:hAnsi="宋体" w:eastAsia="宋体" w:cs="宋体"/>
+          <w:kern w:val="0"/>
+          <w:sz w:val="24"/>
+          <w:szCs w:val="24"/>
+          <w:lang w:val="en-US" w:eastAsia="zh-CN" w:bidi="ar"/>
+        </w:rPr>
+      </w:pPr>
+    </w:p>
+    <w:p>
+      <w:pPr>
+        <w:keepNext w:val="0"/>
+        <w:keepLines w:val="0"/>
+        <w:widowControl/>
+        <w:suppressLineNumbers w:val="0"/>
+        <w:jc w:val="left"/>
+        <w:rPr>
+          <w:rFonts w:ascii="宋体" w:hAnsi="宋体" w:eastAsia="宋体" w:cs="宋体"/>
+          <w:kern w:val="0"/>
+          <w:sz w:val="24"/>
+          <w:szCs w:val="24"/>
+          <w:lang w:val="en-US" w:eastAsia="zh-CN" w:bidi="ar"/>
+        </w:rPr>
+      </w:pPr>
+    </w:p>
+    <w:p>
+      <w:pPr>
+        <w:pStyle w:val="3"/>
+        <w:keepNext w:val="0"/>
+        <w:keepLines w:val="0"/>
+        <w:widowControl/>
+        <w:suppressLineNumbers w:val="0"/>
+        <w:jc w:val="left"/>
+      </w:pPr>
+      <w:r>
+        <w:rPr>
+          <w:rFonts w:hint="eastAsia" w:ascii="宋体" w:hAnsi="宋体" w:eastAsia="宋体" w:cs="宋体"/>
+          <w:lang w:val="en-US" w:eastAsia="zh-CN"/>
+        </w:rPr>
+        <w:t>6.6</w:t>
+      </w:r>
+      <w:r>
+        <w:rPr>
+          <w:rFonts w:hint="eastAsia" w:ascii="宋体" w:hAnsi="宋体" w:eastAsia="宋体" w:cs="宋体"/>
+        </w:rPr>
+        <w:t xml:space="preserve"> 白名单与过滤功能</w:t>
+      </w:r>
+    </w:p>
+    <w:p>
+      <w:pPr>
+        <w:keepNext w:val="0"/>
+        <w:keepLines w:val="0"/>
+        <w:widowControl/>
+        <w:suppressLineNumbers w:val="0"/>
+        <w:jc w:val="left"/>
+        <w:rPr>
+          <w:rFonts w:ascii="宋体" w:hAnsi="宋体" w:eastAsia="宋体" w:cs="宋体"/>
+          <w:kern w:val="0"/>
+          <w:sz w:val="24"/>
+          <w:szCs w:val="24"/>
+          <w:lang w:val="en-US" w:eastAsia="zh-CN" w:bidi="ar"/>
+        </w:rPr>
+      </w:pPr>
+      <w:r>
+        <w:rPr>
+          <w:rFonts w:ascii="宋体" w:hAnsi="宋体" w:eastAsia="宋体" w:cs="宋体"/>
+          <w:kern w:val="0"/>
+          <w:sz w:val="24"/>
+          <w:szCs w:val="24"/>
+          <w:lang w:val="en-US" w:eastAsia="zh-CN" w:bidi="ar"/>
+        </w:rPr>
+        <w:t xml:space="preserve">多维度白名单：支持文件白名单、目录白名单、变量名白名单、关键词白名单，用户可设置跳过指定文件/目录、指定变量（如测试环境变量）、指定关键词（如“example”“test”）的扫描，进一步降低误报。 验收标准：分别设置文件、目录、变量名、关键词白名单，扫描包含对应白名单内容的测试用例，插件可完全跳过白名单内的内容，不将其判定为敏感信息，白名单外的敏感信息正常检测。 </w:t>
+      </w:r>
+    </w:p>
+    <w:p>
+      <w:pPr>
+        <w:keepNext w:val="0"/>
+        <w:keepLines w:val="0"/>
+        <w:widowControl/>
+        <w:suppressLineNumbers w:val="0"/>
+        <w:jc w:val="left"/>
+        <w:rPr>
+          <w:rFonts w:ascii="宋体" w:hAnsi="宋体" w:eastAsia="宋体" w:cs="宋体"/>
+          <w:kern w:val="0"/>
+          <w:sz w:val="24"/>
+          <w:szCs w:val="24"/>
+          <w:lang w:val="en-US" w:eastAsia="zh-CN" w:bidi="ar"/>
+        </w:rPr>
+      </w:pPr>
+    </w:p>
+    <w:p>
+      <w:pPr>
+        <w:keepNext w:val="0"/>
+        <w:keepLines w:val="0"/>
+        <w:widowControl/>
+        <w:suppressLineNumbers w:val="0"/>
+        <w:jc w:val="left"/>
+        <w:rPr>
+          <w:rFonts w:ascii="宋体" w:hAnsi="宋体" w:eastAsia="宋体" w:cs="宋体"/>
+          <w:kern w:val="0"/>
+          <w:sz w:val="24"/>
+          <w:szCs w:val="24"/>
+          <w:lang w:val="en-US" w:eastAsia="zh-CN" w:bidi="ar"/>
+        </w:rPr>
+      </w:pPr>
+      <w:r>
+        <w:rPr>
+          <w:rFonts w:ascii="宋体" w:hAnsi="宋体" w:eastAsia="宋体" w:cs="宋体"/>
+          <w:kern w:val="0"/>
+          <w:sz w:val="24"/>
+          <w:szCs w:val="24"/>
+          <w:lang w:val="en-US" w:eastAsia="zh-CN" w:bidi="ar"/>
+        </w:rPr>
+        <w:t>黑名单补充：支持设置黑名单，强制扫描指定文件/目录，确保关键代码无遗漏检测。 验收标准：设置黑名单文件/目录，即使该文件/目录在白名单中，插件仍会强制扫描，扫描结果正常输出该文件/目录中的敏感信息，无遗漏。</w:t>
+      </w:r>
+    </w:p>
+    <w:p>
+      <w:pPr>
+        <w:keepNext w:val="0"/>
+        <w:keepLines w:val="0"/>
+        <w:widowControl/>
+        <w:suppressLineNumbers w:val="0"/>
+        <w:jc w:val="left"/>
+        <w:rPr>
+          <w:rFonts w:ascii="宋体" w:hAnsi="宋体" w:eastAsia="宋体" w:cs="宋体"/>
+          <w:kern w:val="0"/>
+          <w:sz w:val="24"/>
+          <w:szCs w:val="24"/>
+          <w:lang w:val="en-US" w:eastAsia="zh-CN" w:bidi="ar"/>
+        </w:rPr>
+      </w:pPr>
+    </w:p>
+    <w:p>
+      <w:pPr>
+        <w:pStyle w:val="3"/>
+        <w:keepNext w:val="0"/>
+        <w:keepLines w:val="0"/>
+        <w:widowControl/>
+        <w:suppressLineNumbers w:val="0"/>
+        <w:jc w:val="left"/>
+      </w:pPr>
+      <w:r>
+        <w:rPr>
+          <w:rFonts w:hint="eastAsia"/>
+          <w:lang w:val="en-US" w:eastAsia="zh-CN"/>
+        </w:rPr>
+        <w:t>6.7</w:t>
+      </w:r>
+      <w:r>
+        <w:t xml:space="preserve"> 扫描优化与个性化配置功能</w:t>
+      </w:r>
+    </w:p>
+    <w:p>
+      <w:pPr>
+        <w:keepNext w:val="0"/>
+        <w:keepLines w:val="0"/>
+        <w:widowControl/>
+        <w:suppressLineNumbers w:val="0"/>
+        <w:jc w:val="left"/>
+        <w:rPr>
+          <w:rFonts w:ascii="宋体" w:hAnsi="宋体" w:eastAsia="宋体" w:cs="宋体"/>
+          <w:kern w:val="0"/>
+          <w:sz w:val="24"/>
+          <w:szCs w:val="24"/>
+          <w:lang w:val="en-US" w:eastAsia="zh-CN" w:bidi="ar"/>
+        </w:rPr>
+      </w:pPr>
+      <w:r>
+        <w:rPr>
+          <w:rFonts w:ascii="宋体" w:hAnsi="宋体" w:eastAsia="宋体" w:cs="宋体"/>
+          <w:kern w:val="0"/>
+          <w:sz w:val="24"/>
+          <w:szCs w:val="24"/>
+          <w:lang w:val="en-US" w:eastAsia="zh-CN" w:bidi="ar"/>
+        </w:rPr>
+        <w:t xml:space="preserve">风险等级自定义：支持用户自定义敏感信息的风险等级划分标准，适配不同企业的安全合规要求。 验收标准：用户修改风险等级划分规则（如将JWT Token从高危改为中危），插件输出的报告中，对应敏感信息的风险等级同步修改，修改准确率100%，无错乱。 </w:t>
+      </w:r>
+    </w:p>
+    <w:p>
+      <w:pPr>
+        <w:keepNext w:val="0"/>
+        <w:keepLines w:val="0"/>
+        <w:widowControl/>
+        <w:suppressLineNumbers w:val="0"/>
+        <w:ind w:left="720"/>
+        <w:jc w:val="left"/>
+        <w:rPr>
+          <w:rFonts w:ascii="宋体" w:hAnsi="宋体" w:eastAsia="宋体" w:cs="宋体"/>
+          <w:kern w:val="0"/>
+          <w:sz w:val="24"/>
+          <w:szCs w:val="24"/>
+          <w:lang w:val="en-US" w:eastAsia="zh-CN" w:bidi="ar"/>
+        </w:rPr>
+      </w:pPr>
+    </w:p>
+    <w:p>
+      <w:pPr>
+        <w:keepNext w:val="0"/>
+        <w:keepLines w:val="0"/>
+        <w:widowControl/>
+        <w:suppressLineNumbers w:val="0"/>
+        <w:jc w:val="left"/>
+        <w:rPr>
+          <w:rFonts w:ascii="宋体" w:hAnsi="宋体" w:eastAsia="宋体" w:cs="宋体"/>
+          <w:kern w:val="0"/>
+          <w:sz w:val="24"/>
+          <w:szCs w:val="24"/>
+          <w:lang w:val="en-US" w:eastAsia="zh-CN" w:bidi="ar"/>
+        </w:rPr>
+      </w:pPr>
+      <w:r>
+        <w:rPr>
+          <w:rFonts w:ascii="宋体" w:hAnsi="宋体" w:eastAsia="宋体" w:cs="宋体"/>
+          <w:kern w:val="0"/>
+          <w:sz w:val="24"/>
+          <w:szCs w:val="24"/>
+          <w:lang w:val="en-US" w:eastAsia="zh-CN" w:bidi="ar"/>
+        </w:rPr>
+        <w:t xml:space="preserve">扫描范围精准控制：支持指定文件类型（仅扫描.py文件）、排除注释中的字符串（避免误报注释中的示例密码），提升扫描精准度。 验收标准：设置仅扫描.py文件，插件不扫描非.py后缀文件；设置排除注释中的字符串，扫描包含注释示例密码的用例，插件不将其判定为敏感信息，无误报。 </w:t>
+      </w:r>
+    </w:p>
+    <w:p>
+      <w:pPr>
+        <w:keepNext w:val="0"/>
+        <w:keepLines w:val="0"/>
+        <w:widowControl/>
+        <w:suppressLineNumbers w:val="0"/>
+        <w:ind w:left="720"/>
+        <w:jc w:val="left"/>
+        <w:rPr>
+          <w:rFonts w:ascii="宋体" w:hAnsi="宋体" w:eastAsia="宋体" w:cs="宋体"/>
+          <w:kern w:val="0"/>
+          <w:sz w:val="24"/>
+          <w:szCs w:val="24"/>
+          <w:lang w:val="en-US" w:eastAsia="zh-CN" w:bidi="ar"/>
+        </w:rPr>
+      </w:pPr>
+    </w:p>
+    <w:p>
+      <w:pPr>
+        <w:keepNext w:val="0"/>
+        <w:keepLines w:val="0"/>
+        <w:widowControl/>
+        <w:suppressLineNumbers w:val="0"/>
+        <w:jc w:val="left"/>
+      </w:pPr>
+      <w:r>
+        <w:rPr>
+          <w:rFonts w:ascii="宋体" w:hAnsi="宋体" w:eastAsia="宋体" w:cs="宋体"/>
+          <w:kern w:val="0"/>
+          <w:sz w:val="24"/>
+          <w:szCs w:val="24"/>
+          <w:lang w:val="en-US" w:eastAsia="zh-CN" w:bidi="ar"/>
+        </w:rPr>
+        <w:t>CI/CD集成适配：支持与GitHub Actions、GitLab CI等CI/CD流水线无缝集成，实现代码提交/合并时自动触发敏感信息扫描，融入开发流程。 验收标准：在GitHub Actions、GitLab CI中配置插件扫描任务，代码提交/合并时可自动触发扫描，扫描结果可正常输出至流水线日志，扫描失败时可阻断流水线，符合集成要求。</w:t>
+      </w:r>
+    </w:p>
+    <w:p>
+      <w:pPr>
+        <w:keepNext w:val="0"/>
+        <w:keepLines w:val="0"/>
+        <w:widowControl/>
+        <w:suppressLineNumbers w:val="0"/>
+        <w:jc w:val="left"/>
+        <w:rPr>
+          <w:rFonts w:ascii="宋体" w:hAnsi="宋体" w:eastAsia="宋体" w:cs="宋体"/>
+          <w:kern w:val="0"/>
+          <w:sz w:val="24"/>
+          <w:szCs w:val="24"/>
+          <w:lang w:val="en-US" w:eastAsia="zh-CN" w:bidi="ar"/>
+        </w:rPr>
+      </w:pPr>
+    </w:p>
+    <w:p>
+      <w:pPr>
+        <w:keepNext w:val="0"/>
+        <w:keepLines w:val="0"/>
+        <w:widowControl/>
+        <w:suppressLineNumbers w:val="0"/>
+        <w:jc w:val="left"/>
+        <w:rPr>
+          <w:rFonts w:ascii="宋体" w:hAnsi="宋体" w:eastAsia="宋体" w:cs="宋体"/>
+          <w:kern w:val="0"/>
+          <w:sz w:val="24"/>
+          <w:szCs w:val="24"/>
+          <w:lang w:val="en-US" w:eastAsia="zh-CN" w:bidi="ar"/>
+        </w:rPr>
+      </w:pPr>
+    </w:p>
+    <w:p>
+      <w:pPr>
+        <w:pStyle w:val="3"/>
+        <w:keepNext w:val="0"/>
+        <w:keepLines w:val="0"/>
+        <w:widowControl/>
+        <w:suppressLineNumbers w:val="0"/>
+        <w:jc w:val="left"/>
+      </w:pPr>
+      <w:r>
+        <w:rPr>
+          <w:rFonts w:hint="eastAsia" w:ascii="宋体" w:hAnsi="宋体" w:eastAsia="宋体" w:cs="宋体"/>
+          <w:lang w:val="en-US" w:eastAsia="zh-CN"/>
+        </w:rPr>
+        <w:t>6.8</w:t>
+      </w:r>
+      <w:r>
+        <w:rPr>
+          <w:rFonts w:hint="eastAsia" w:ascii="宋体" w:hAnsi="宋体" w:eastAsia="宋体" w:cs="宋体"/>
+        </w:rPr>
+        <w:t xml:space="preserve"> 辅助功能</w:t>
+      </w:r>
       <w:bookmarkStart w:id="0" w:name="_GoBack"/>
       <w:bookmarkEnd w:id="0"/>
+    </w:p>
+    <w:p>
+      <w:pPr>
+        <w:keepNext w:val="0"/>
+        <w:keepLines w:val="0"/>
+        <w:widowControl/>
+        <w:suppressLineNumbers w:val="0"/>
+        <w:jc w:val="left"/>
+        <w:rPr>
+          <w:rFonts w:ascii="宋体" w:hAnsi="宋体" w:eastAsia="宋体" w:cs="宋体"/>
+          <w:kern w:val="0"/>
+          <w:sz w:val="24"/>
+          <w:szCs w:val="24"/>
+          <w:lang w:val="en-US" w:eastAsia="zh-CN" w:bidi="ar"/>
+        </w:rPr>
+      </w:pPr>
+      <w:r>
+        <w:rPr>
+          <w:rFonts w:ascii="宋体" w:hAnsi="宋体" w:eastAsia="宋体" w:cs="宋体"/>
+          <w:kern w:val="0"/>
+          <w:sz w:val="24"/>
+          <w:szCs w:val="24"/>
+          <w:lang w:val="en-US" w:eastAsia="zh-CN" w:bidi="ar"/>
+        </w:rPr>
+        <w:t xml:space="preserve">检测记录留存：支持留存历史扫描记录，便于用户对比不同版本代码的敏感信息检测结果，跟踪整改情况。 验收标准：每次扫描完成后，自动留存扫描记录（包含扫描时间、扫描范围、检测结果），用户可查询历史记录，可对比不同记录中的敏感信息差异，记录留存无丢失、无错乱。 </w:t>
+      </w:r>
+    </w:p>
+    <w:p>
+      <w:pPr>
+        <w:keepNext w:val="0"/>
+        <w:keepLines w:val="0"/>
+        <w:widowControl/>
+        <w:suppressLineNumbers w:val="0"/>
+        <w:ind w:left="720"/>
+        <w:jc w:val="left"/>
+        <w:rPr>
+          <w:rFonts w:ascii="宋体" w:hAnsi="宋体" w:eastAsia="宋体" w:cs="宋体"/>
+          <w:kern w:val="0"/>
+          <w:sz w:val="24"/>
+          <w:szCs w:val="24"/>
+          <w:lang w:val="en-US" w:eastAsia="zh-CN" w:bidi="ar"/>
+        </w:rPr>
+      </w:pPr>
+    </w:p>
+    <w:p>
+      <w:pPr>
+        <w:keepNext w:val="0"/>
+        <w:keepLines w:val="0"/>
+        <w:widowControl/>
+        <w:suppressLineNumbers w:val="0"/>
+        <w:jc w:val="left"/>
+      </w:pPr>
+      <w:r>
+        <w:rPr>
+          <w:rFonts w:ascii="宋体" w:hAnsi="宋体" w:eastAsia="宋体" w:cs="宋体"/>
+          <w:kern w:val="0"/>
+          <w:sz w:val="24"/>
+          <w:szCs w:val="24"/>
+          <w:lang w:val="en-US" w:eastAsia="zh-CN" w:bidi="ar"/>
+        </w:rPr>
+        <w:t>调试模式：提供调试模式，输出详细的扫描过程日志（如规则匹配过程、AST解析结果），便于开发者排查插件问题、优化规则。 验收标准：启用调试模式后，插件可输出详细的扫描日志，包含AST解析过程、每一条规则的匹配情况、敏感信息判定依据，日志清晰、完整，可用于问题排查与规则优化。</w:t>
+      </w:r>
+    </w:p>
+    <w:p>
+      <w:pPr>
+        <w:pStyle w:val="3"/>
+        <w:bidi w:val="0"/>
+        <w:rPr>
+          <w:rFonts w:hint="eastAsia"/>
+          <w:lang w:val="en-US" w:eastAsia="zh-CN"/>
+        </w:rPr>
+      </w:pPr>
     </w:p>
     <w:sectPr>
       <w:pgSz w:w="11906" w:h="16838"/>
@@ -1965,6 +4625,33 @@
     </w:sectPr>
   </w:body>
 </w:document>
+</file>
+
+<file path=word/numbering.xml><?xml version="1.0" encoding="utf-8"?>
+<w:numbering xmlns:wpc="http://schemas.microsoft.com/office/word/2010/wordprocessingCanvas" xmlns:mc="http://schemas.openxmlformats.org/markup-compatibility/2006" xmlns:o="urn:schemas-microsoft-com:office:office" xmlns:r="http://schemas.openxmlformats.org/officeDocument/2006/relationships" xmlns:m="http://schemas.openxmlformats.org/officeDocument/2006/math" xmlns:v="urn:schemas-microsoft-com:vml" xmlns:wp14="http://schemas.microsoft.com/office/word/2010/wordprocessingDrawing" xmlns:wp="http://schemas.openxmlformats.org/drawingml/2006/wordprocessingDrawing" xmlns:w10="urn:schemas-microsoft-com:office:word" xmlns:w="http://schemas.openxmlformats.org/wordprocessingml/2006/main" xmlns:w14="http://schemas.microsoft.com/office/word/2010/wordml" xmlns:wpg="http://schemas.microsoft.com/office/word/2010/wordprocessingGroup" xmlns:wpi="http://schemas.microsoft.com/office/word/2010/wordprocessingInk" xmlns:wne="http://schemas.microsoft.com/office/word/2006/wordml" xmlns:wps="http://schemas.microsoft.com/office/word/2010/wordprocessingShape" xmlns:wpsCustomData="http://www.wps.cn/officeDocument/2013/wpsCustomData" mc:Ignorable="w14 wp14">
+  <w:abstractNum w:abstractNumId="0">
+    <w:nsid w:val="6F809A79"/>
+    <w:multiLevelType w:val="singleLevel"/>
+    <w:tmpl w:val="6F809A79"/>
+    <w:lvl w:ilvl="0" w:tentative="0">
+      <w:start w:val="5"/>
+      <w:numFmt w:val="chineseCounting"/>
+      <w:lvlText w:val="%1."/>
+      <w:lvlJc w:val="left"/>
+      <w:pPr>
+        <w:tabs>
+          <w:tab w:val="left" w:pos="312"/>
+        </w:tabs>
+      </w:pPr>
+      <w:rPr>
+        <w:rFonts w:hint="eastAsia"/>
+      </w:rPr>
+    </w:lvl>
+  </w:abstractNum>
+  <w:num w:numId="1">
+    <w:abstractNumId w:val="0"/>
+  </w:num>
+</w:numbering>
 </file>
 
 <file path=word/styles.xml><?xml version="1.0" encoding="utf-8"?>
@@ -2043,7 +4730,7 @@
     <w:lsdException w:qFormat="1" w:unhideWhenUsed="0" w:uiPriority="0" w:semiHidden="0" w:name="Title"/>
     <w:lsdException w:unhideWhenUsed="0" w:uiPriority="0" w:semiHidden="0" w:name="Closing"/>
     <w:lsdException w:unhideWhenUsed="0" w:uiPriority="0" w:semiHidden="0" w:name="Signature"/>
-    <w:lsdException w:unhideWhenUsed="0" w:uiPriority="0" w:name="Default Paragraph Font"/>
+    <w:lsdException w:qFormat="1" w:unhideWhenUsed="0" w:uiPriority="0" w:name="Default Paragraph Font"/>
     <w:lsdException w:unhideWhenUsed="0" w:uiPriority="0" w:semiHidden="0" w:name="Body Text"/>
     <w:lsdException w:unhideWhenUsed="0" w:uiPriority="0" w:semiHidden="0" w:name="Body Text Indent"/>
     <w:lsdException w:unhideWhenUsed="0" w:uiPriority="0" w:semiHidden="0" w:name="List Continue"/>
@@ -2081,7 +4768,7 @@
     <w:lsdException w:unhideWhenUsed="0" w:uiPriority="0" w:semiHidden="0" w:name="HTML Sample"/>
     <w:lsdException w:unhideWhenUsed="0" w:uiPriority="0" w:semiHidden="0" w:name="HTML Typewriter"/>
     <w:lsdException w:unhideWhenUsed="0" w:uiPriority="0" w:semiHidden="0" w:name="HTML Variable"/>
-    <w:lsdException w:unhideWhenUsed="0" w:uiPriority="0" w:name="Normal Table"/>
+    <w:lsdException w:qFormat="1" w:unhideWhenUsed="0" w:uiPriority="0" w:name="Normal Table"/>
     <w:lsdException w:unhideWhenUsed="0" w:uiPriority="0" w:semiHidden="0" w:name="annotation subject"/>
     <w:lsdException w:unhideWhenUsed="0" w:uiPriority="0" w:semiHidden="0" w:name="Table Simple 1"/>
     <w:lsdException w:unhideWhenUsed="0" w:uiPriority="0" w:semiHidden="0" w:name="Table Simple 2"/>
@@ -2302,11 +4989,13 @@
   <w:style w:type="character" w:default="1" w:styleId="6">
     <w:name w:val="Default Paragraph Font"/>
     <w:semiHidden/>
+    <w:qFormat/>
     <w:uiPriority w:val="0"/>
   </w:style>
   <w:style w:type="table" w:default="1" w:styleId="5">
     <w:name w:val="Normal Table"/>
     <w:semiHidden/>
+    <w:qFormat/>
     <w:uiPriority w:val="0"/>
     <w:tblPr>
       <w:tblCellMar>

--- a/UIPrototype/Bandit 敏感信息加密合规检测插件 软件需求分析报告.docx
+++ b/UIPrototype/Bandit 敏感信息加密合规检测插件 软件需求分析报告.docx
@@ -30,26 +30,2104 @@
         </w:rPr>
       </w:pPr>
     </w:p>
-    <w:p>
-      <w:pPr>
-        <w:jc w:val="left"/>
+    <w:sdt>
+      <w:sdtPr>
+        <w:rPr>
+          <w:rFonts w:ascii="宋体" w:hAnsi="宋体" w:eastAsia="宋体" w:cstheme="minorBidi"/>
+          <w:kern w:val="2"/>
+          <w:sz w:val="21"/>
+          <w:szCs w:val="24"/>
+          <w:lang w:val="en-US" w:eastAsia="zh-CN" w:bidi="ar-SA"/>
+        </w:rPr>
+        <w:id w:val="147463620"/>
+        <w15:color w:val="DBDBDB"/>
+        <w:docPartObj>
+          <w:docPartGallery w:val="Table of Contents"/>
+          <w:docPartUnique/>
+        </w:docPartObj>
+      </w:sdtPr>
+      <w:sdtEndPr>
         <w:rPr>
           <w:rFonts w:hint="eastAsia" w:ascii="宋体" w:hAnsi="宋体" w:eastAsia="宋体" w:cs="宋体"/>
-          <w:sz w:val="24"/>
-          <w:szCs w:val="24"/>
-          <w:lang w:val="en-US" w:eastAsia="zh-CN"/>
-        </w:rPr>
-      </w:pPr>
-      <w:r>
-        <w:rPr>
-          <w:rFonts w:hint="eastAsia" w:ascii="宋体" w:hAnsi="宋体" w:eastAsia="宋体" w:cs="宋体"/>
-          <w:sz w:val="24"/>
-          <w:szCs w:val="24"/>
-          <w:lang w:val="en-US" w:eastAsia="zh-CN"/>
-        </w:rPr>
-        <w:t>目录</w:t>
-      </w:r>
-    </w:p>
+          <w:kern w:val="2"/>
+          <w:sz w:val="21"/>
+          <w:szCs w:val="24"/>
+          <w:lang w:val="en-US" w:eastAsia="zh-CN" w:bidi="ar-SA"/>
+        </w:rPr>
+      </w:sdtEndPr>
+      <w:sdtContent>
+        <w:p>
+          <w:pPr>
+            <w:spacing w:before="0" w:beforeLines="0" w:after="0" w:afterLines="0" w:line="240" w:lineRule="auto"/>
+            <w:ind w:left="0" w:leftChars="0" w:right="0" w:rightChars="0" w:firstLine="0" w:firstLineChars="0"/>
+            <w:jc w:val="center"/>
+          </w:pPr>
+          <w:r>
+            <w:rPr>
+              <w:rFonts w:ascii="宋体" w:hAnsi="宋体" w:eastAsia="宋体"/>
+              <w:sz w:val="21"/>
+            </w:rPr>
+            <w:t>目录</w:t>
+          </w:r>
+        </w:p>
+        <w:p>
+          <w:pPr>
+            <w:pStyle w:val="5"/>
+            <w:tabs>
+              <w:tab w:val="right" w:leader="dot" w:pos="8306"/>
+            </w:tabs>
+          </w:pPr>
+          <w:r>
+            <w:rPr>
+              <w:rFonts w:hint="eastAsia" w:ascii="宋体" w:hAnsi="宋体" w:eastAsia="宋体" w:cs="宋体"/>
+              <w:sz w:val="24"/>
+              <w:szCs w:val="24"/>
+              <w:lang w:val="en-US" w:eastAsia="zh-CN"/>
+            </w:rPr>
+            <w:fldChar w:fldCharType="begin"/>
+          </w:r>
+          <w:r>
+            <w:rPr>
+              <w:rFonts w:hint="eastAsia" w:ascii="宋体" w:hAnsi="宋体" w:eastAsia="宋体" w:cs="宋体"/>
+              <w:sz w:val="24"/>
+              <w:szCs w:val="24"/>
+              <w:lang w:val="en-US" w:eastAsia="zh-CN"/>
+            </w:rPr>
+            <w:instrText xml:space="preserve">TOC \o "1-3" \h \u </w:instrText>
+          </w:r>
+          <w:r>
+            <w:rPr>
+              <w:rFonts w:hint="eastAsia" w:ascii="宋体" w:hAnsi="宋体" w:eastAsia="宋体" w:cs="宋体"/>
+              <w:sz w:val="24"/>
+              <w:szCs w:val="24"/>
+              <w:lang w:val="en-US" w:eastAsia="zh-CN"/>
+            </w:rPr>
+            <w:fldChar w:fldCharType="separate"/>
+          </w:r>
+          <w:r>
+            <w:rPr>
+              <w:rFonts w:hint="eastAsia" w:ascii="宋体" w:hAnsi="宋体" w:eastAsia="宋体" w:cs="宋体"/>
+              <w:szCs w:val="24"/>
+              <w:lang w:val="en-US" w:eastAsia="zh-CN"/>
+            </w:rPr>
+            <w:fldChar w:fldCharType="begin"/>
+          </w:r>
+          <w:r>
+            <w:rPr>
+              <w:rFonts w:hint="eastAsia" w:ascii="宋体" w:hAnsi="宋体" w:eastAsia="宋体" w:cs="宋体"/>
+              <w:szCs w:val="24"/>
+              <w:lang w:val="en-US" w:eastAsia="zh-CN"/>
+            </w:rPr>
+            <w:instrText xml:space="preserve"> HYPERLINK \l _Toc24002 </w:instrText>
+          </w:r>
+          <w:r>
+            <w:rPr>
+              <w:rFonts w:hint="eastAsia" w:ascii="宋体" w:hAnsi="宋体" w:eastAsia="宋体" w:cs="宋体"/>
+              <w:szCs w:val="24"/>
+              <w:lang w:val="en-US" w:eastAsia="zh-CN"/>
+            </w:rPr>
+            <w:fldChar w:fldCharType="separate"/>
+          </w:r>
+          <w:r>
+            <w:rPr>
+              <w:rFonts w:hint="eastAsia"/>
+              <w:lang w:val="en-US" w:eastAsia="zh-CN"/>
+            </w:rPr>
+            <w:t>一、引言</w:t>
+          </w:r>
+          <w:r>
+            <w:tab/>
+          </w:r>
+          <w:r>
+            <w:fldChar w:fldCharType="begin"/>
+          </w:r>
+          <w:r>
+            <w:instrText xml:space="preserve"> PAGEREF _Toc24002 </w:instrText>
+          </w:r>
+          <w:r>
+            <w:fldChar w:fldCharType="separate"/>
+          </w:r>
+          <w:r>
+            <w:t>2</w:t>
+          </w:r>
+          <w:r>
+            <w:fldChar w:fldCharType="end"/>
+          </w:r>
+          <w:r>
+            <w:rPr>
+              <w:rFonts w:hint="eastAsia" w:ascii="宋体" w:hAnsi="宋体" w:eastAsia="宋体" w:cs="宋体"/>
+              <w:szCs w:val="24"/>
+              <w:lang w:val="en-US" w:eastAsia="zh-CN"/>
+            </w:rPr>
+            <w:fldChar w:fldCharType="end"/>
+          </w:r>
+        </w:p>
+        <w:p>
+          <w:pPr>
+            <w:pStyle w:val="6"/>
+            <w:tabs>
+              <w:tab w:val="right" w:leader="dot" w:pos="8306"/>
+            </w:tabs>
+          </w:pPr>
+          <w:r>
+            <w:rPr>
+              <w:rFonts w:hint="eastAsia" w:ascii="宋体" w:hAnsi="宋体" w:eastAsia="宋体" w:cs="宋体"/>
+              <w:szCs w:val="24"/>
+              <w:lang w:val="en-US" w:eastAsia="zh-CN"/>
+            </w:rPr>
+            <w:fldChar w:fldCharType="begin"/>
+          </w:r>
+          <w:r>
+            <w:rPr>
+              <w:rFonts w:hint="eastAsia" w:ascii="宋体" w:hAnsi="宋体" w:eastAsia="宋体" w:cs="宋体"/>
+              <w:szCs w:val="24"/>
+              <w:lang w:val="en-US" w:eastAsia="zh-CN"/>
+            </w:rPr>
+            <w:instrText xml:space="preserve"> HYPERLINK \l _Toc22528 </w:instrText>
+          </w:r>
+          <w:r>
+            <w:rPr>
+              <w:rFonts w:hint="eastAsia" w:ascii="宋体" w:hAnsi="宋体" w:eastAsia="宋体" w:cs="宋体"/>
+              <w:szCs w:val="24"/>
+              <w:lang w:val="en-US" w:eastAsia="zh-CN"/>
+            </w:rPr>
+            <w:fldChar w:fldCharType="separate"/>
+          </w:r>
+          <w:r>
+            <w:rPr>
+              <w:rFonts w:hint="eastAsia"/>
+              <w:lang w:val="en-US" w:eastAsia="zh-CN"/>
+            </w:rPr>
+            <w:t>1.1项目背景</w:t>
+          </w:r>
+          <w:r>
+            <w:tab/>
+          </w:r>
+          <w:r>
+            <w:fldChar w:fldCharType="begin"/>
+          </w:r>
+          <w:r>
+            <w:instrText xml:space="preserve"> PAGEREF _Toc22528 </w:instrText>
+          </w:r>
+          <w:r>
+            <w:fldChar w:fldCharType="separate"/>
+          </w:r>
+          <w:r>
+            <w:t>2</w:t>
+          </w:r>
+          <w:r>
+            <w:fldChar w:fldCharType="end"/>
+          </w:r>
+          <w:r>
+            <w:rPr>
+              <w:rFonts w:hint="eastAsia" w:ascii="宋体" w:hAnsi="宋体" w:eastAsia="宋体" w:cs="宋体"/>
+              <w:szCs w:val="24"/>
+              <w:lang w:val="en-US" w:eastAsia="zh-CN"/>
+            </w:rPr>
+            <w:fldChar w:fldCharType="end"/>
+          </w:r>
+        </w:p>
+        <w:p>
+          <w:pPr>
+            <w:pStyle w:val="6"/>
+            <w:tabs>
+              <w:tab w:val="right" w:leader="dot" w:pos="8306"/>
+            </w:tabs>
+          </w:pPr>
+          <w:r>
+            <w:rPr>
+              <w:rFonts w:hint="eastAsia" w:ascii="宋体" w:hAnsi="宋体" w:eastAsia="宋体" w:cs="宋体"/>
+              <w:szCs w:val="24"/>
+              <w:lang w:val="en-US" w:eastAsia="zh-CN"/>
+            </w:rPr>
+            <w:fldChar w:fldCharType="begin"/>
+          </w:r>
+          <w:r>
+            <w:rPr>
+              <w:rFonts w:hint="eastAsia" w:ascii="宋体" w:hAnsi="宋体" w:eastAsia="宋体" w:cs="宋体"/>
+              <w:szCs w:val="24"/>
+              <w:lang w:val="en-US" w:eastAsia="zh-CN"/>
+            </w:rPr>
+            <w:instrText xml:space="preserve"> HYPERLINK \l _Toc26623 </w:instrText>
+          </w:r>
+          <w:r>
+            <w:rPr>
+              <w:rFonts w:hint="eastAsia" w:ascii="宋体" w:hAnsi="宋体" w:eastAsia="宋体" w:cs="宋体"/>
+              <w:szCs w:val="24"/>
+              <w:lang w:val="en-US" w:eastAsia="zh-CN"/>
+            </w:rPr>
+            <w:fldChar w:fldCharType="separate"/>
+          </w:r>
+          <w:r>
+            <w:rPr>
+              <w:rFonts w:hint="default"/>
+              <w:lang w:val="en-US" w:eastAsia="zh-CN"/>
+            </w:rPr>
+            <w:t>1.2 项目目标</w:t>
+          </w:r>
+          <w:r>
+            <w:tab/>
+          </w:r>
+          <w:r>
+            <w:fldChar w:fldCharType="begin"/>
+          </w:r>
+          <w:r>
+            <w:instrText xml:space="preserve"> PAGEREF _Toc26623 </w:instrText>
+          </w:r>
+          <w:r>
+            <w:fldChar w:fldCharType="separate"/>
+          </w:r>
+          <w:r>
+            <w:t>2</w:t>
+          </w:r>
+          <w:r>
+            <w:fldChar w:fldCharType="end"/>
+          </w:r>
+          <w:r>
+            <w:rPr>
+              <w:rFonts w:hint="eastAsia" w:ascii="宋体" w:hAnsi="宋体" w:eastAsia="宋体" w:cs="宋体"/>
+              <w:szCs w:val="24"/>
+              <w:lang w:val="en-US" w:eastAsia="zh-CN"/>
+            </w:rPr>
+            <w:fldChar w:fldCharType="end"/>
+          </w:r>
+        </w:p>
+        <w:p>
+          <w:pPr>
+            <w:pStyle w:val="6"/>
+            <w:tabs>
+              <w:tab w:val="right" w:leader="dot" w:pos="8306"/>
+            </w:tabs>
+          </w:pPr>
+          <w:r>
+            <w:rPr>
+              <w:rFonts w:hint="eastAsia" w:ascii="宋体" w:hAnsi="宋体" w:eastAsia="宋体" w:cs="宋体"/>
+              <w:szCs w:val="24"/>
+              <w:lang w:val="en-US" w:eastAsia="zh-CN"/>
+            </w:rPr>
+            <w:fldChar w:fldCharType="begin"/>
+          </w:r>
+          <w:r>
+            <w:rPr>
+              <w:rFonts w:hint="eastAsia" w:ascii="宋体" w:hAnsi="宋体" w:eastAsia="宋体" w:cs="宋体"/>
+              <w:szCs w:val="24"/>
+              <w:lang w:val="en-US" w:eastAsia="zh-CN"/>
+            </w:rPr>
+            <w:instrText xml:space="preserve"> HYPERLINK \l _Toc21192 </w:instrText>
+          </w:r>
+          <w:r>
+            <w:rPr>
+              <w:rFonts w:hint="eastAsia" w:ascii="宋体" w:hAnsi="宋体" w:eastAsia="宋体" w:cs="宋体"/>
+              <w:szCs w:val="24"/>
+              <w:lang w:val="en-US" w:eastAsia="zh-CN"/>
+            </w:rPr>
+            <w:fldChar w:fldCharType="separate"/>
+          </w:r>
+          <w:r>
+            <w:rPr>
+              <w:rFonts w:hint="default"/>
+              <w:lang w:val="en-US" w:eastAsia="zh-CN"/>
+            </w:rPr>
+            <w:t>1.3 项目范围</w:t>
+          </w:r>
+          <w:r>
+            <w:tab/>
+          </w:r>
+          <w:r>
+            <w:fldChar w:fldCharType="begin"/>
+          </w:r>
+          <w:r>
+            <w:instrText xml:space="preserve"> PAGEREF _Toc21192 </w:instrText>
+          </w:r>
+          <w:r>
+            <w:fldChar w:fldCharType="separate"/>
+          </w:r>
+          <w:r>
+            <w:t>3</w:t>
+          </w:r>
+          <w:r>
+            <w:fldChar w:fldCharType="end"/>
+          </w:r>
+          <w:r>
+            <w:rPr>
+              <w:rFonts w:hint="eastAsia" w:ascii="宋体" w:hAnsi="宋体" w:eastAsia="宋体" w:cs="宋体"/>
+              <w:szCs w:val="24"/>
+              <w:lang w:val="en-US" w:eastAsia="zh-CN"/>
+            </w:rPr>
+            <w:fldChar w:fldCharType="end"/>
+          </w:r>
+        </w:p>
+        <w:p>
+          <w:pPr>
+            <w:pStyle w:val="6"/>
+            <w:tabs>
+              <w:tab w:val="right" w:leader="dot" w:pos="8306"/>
+            </w:tabs>
+          </w:pPr>
+          <w:r>
+            <w:rPr>
+              <w:rFonts w:hint="eastAsia" w:ascii="宋体" w:hAnsi="宋体" w:eastAsia="宋体" w:cs="宋体"/>
+              <w:szCs w:val="24"/>
+              <w:lang w:val="en-US" w:eastAsia="zh-CN"/>
+            </w:rPr>
+            <w:fldChar w:fldCharType="begin"/>
+          </w:r>
+          <w:r>
+            <w:rPr>
+              <w:rFonts w:hint="eastAsia" w:ascii="宋体" w:hAnsi="宋体" w:eastAsia="宋体" w:cs="宋体"/>
+              <w:szCs w:val="24"/>
+              <w:lang w:val="en-US" w:eastAsia="zh-CN"/>
+            </w:rPr>
+            <w:instrText xml:space="preserve"> HYPERLINK \l _Toc15696 </w:instrText>
+          </w:r>
+          <w:r>
+            <w:rPr>
+              <w:rFonts w:hint="eastAsia" w:ascii="宋体" w:hAnsi="宋体" w:eastAsia="宋体" w:cs="宋体"/>
+              <w:szCs w:val="24"/>
+              <w:lang w:val="en-US" w:eastAsia="zh-CN"/>
+            </w:rPr>
+            <w:fldChar w:fldCharType="separate"/>
+          </w:r>
+          <w:r>
+            <w:rPr>
+              <w:rFonts w:hint="default"/>
+              <w:lang w:val="en-US" w:eastAsia="zh-CN"/>
+            </w:rPr>
+            <w:t>1.4 术语定义与缩略语</w:t>
+          </w:r>
+          <w:r>
+            <w:tab/>
+          </w:r>
+          <w:r>
+            <w:fldChar w:fldCharType="begin"/>
+          </w:r>
+          <w:r>
+            <w:instrText xml:space="preserve"> PAGEREF _Toc15696 </w:instrText>
+          </w:r>
+          <w:r>
+            <w:fldChar w:fldCharType="separate"/>
+          </w:r>
+          <w:r>
+            <w:t>3</w:t>
+          </w:r>
+          <w:r>
+            <w:fldChar w:fldCharType="end"/>
+          </w:r>
+          <w:r>
+            <w:rPr>
+              <w:rFonts w:hint="eastAsia" w:ascii="宋体" w:hAnsi="宋体" w:eastAsia="宋体" w:cs="宋体"/>
+              <w:szCs w:val="24"/>
+              <w:lang w:val="en-US" w:eastAsia="zh-CN"/>
+            </w:rPr>
+            <w:fldChar w:fldCharType="end"/>
+          </w:r>
+        </w:p>
+        <w:p>
+          <w:pPr>
+            <w:pStyle w:val="5"/>
+            <w:tabs>
+              <w:tab w:val="right" w:leader="dot" w:pos="8306"/>
+            </w:tabs>
+          </w:pPr>
+          <w:r>
+            <w:rPr>
+              <w:rFonts w:hint="eastAsia" w:ascii="宋体" w:hAnsi="宋体" w:eastAsia="宋体" w:cs="宋体"/>
+              <w:szCs w:val="24"/>
+              <w:lang w:val="en-US" w:eastAsia="zh-CN"/>
+            </w:rPr>
+            <w:fldChar w:fldCharType="begin"/>
+          </w:r>
+          <w:r>
+            <w:rPr>
+              <w:rFonts w:hint="eastAsia" w:ascii="宋体" w:hAnsi="宋体" w:eastAsia="宋体" w:cs="宋体"/>
+              <w:szCs w:val="24"/>
+              <w:lang w:val="en-US" w:eastAsia="zh-CN"/>
+            </w:rPr>
+            <w:instrText xml:space="preserve"> HYPERLINK \l _Toc19332 </w:instrText>
+          </w:r>
+          <w:r>
+            <w:rPr>
+              <w:rFonts w:hint="eastAsia" w:ascii="宋体" w:hAnsi="宋体" w:eastAsia="宋体" w:cs="宋体"/>
+              <w:szCs w:val="24"/>
+              <w:lang w:val="en-US" w:eastAsia="zh-CN"/>
+            </w:rPr>
+            <w:fldChar w:fldCharType="separate"/>
+          </w:r>
+          <w:r>
+            <w:rPr>
+              <w:rFonts w:hint="default"/>
+              <w:lang w:val="en-US" w:eastAsia="zh-CN"/>
+            </w:rPr>
+            <w:t>2. 用户场景与需求调研</w:t>
+          </w:r>
+          <w:r>
+            <w:tab/>
+          </w:r>
+          <w:r>
+            <w:fldChar w:fldCharType="begin"/>
+          </w:r>
+          <w:r>
+            <w:instrText xml:space="preserve"> PAGEREF _Toc19332 </w:instrText>
+          </w:r>
+          <w:r>
+            <w:fldChar w:fldCharType="separate"/>
+          </w:r>
+          <w:r>
+            <w:t>4</w:t>
+          </w:r>
+          <w:r>
+            <w:fldChar w:fldCharType="end"/>
+          </w:r>
+          <w:r>
+            <w:rPr>
+              <w:rFonts w:hint="eastAsia" w:ascii="宋体" w:hAnsi="宋体" w:eastAsia="宋体" w:cs="宋体"/>
+              <w:szCs w:val="24"/>
+              <w:lang w:val="en-US" w:eastAsia="zh-CN"/>
+            </w:rPr>
+            <w:fldChar w:fldCharType="end"/>
+          </w:r>
+        </w:p>
+        <w:p>
+          <w:pPr>
+            <w:pStyle w:val="6"/>
+            <w:tabs>
+              <w:tab w:val="right" w:leader="dot" w:pos="8306"/>
+            </w:tabs>
+          </w:pPr>
+          <w:r>
+            <w:rPr>
+              <w:rFonts w:hint="eastAsia" w:ascii="宋体" w:hAnsi="宋体" w:eastAsia="宋体" w:cs="宋体"/>
+              <w:szCs w:val="24"/>
+              <w:lang w:val="en-US" w:eastAsia="zh-CN"/>
+            </w:rPr>
+            <w:fldChar w:fldCharType="begin"/>
+          </w:r>
+          <w:r>
+            <w:rPr>
+              <w:rFonts w:hint="eastAsia" w:ascii="宋体" w:hAnsi="宋体" w:eastAsia="宋体" w:cs="宋体"/>
+              <w:szCs w:val="24"/>
+              <w:lang w:val="en-US" w:eastAsia="zh-CN"/>
+            </w:rPr>
+            <w:instrText xml:space="preserve"> HYPERLINK \l _Toc3119 </w:instrText>
+          </w:r>
+          <w:r>
+            <w:rPr>
+              <w:rFonts w:hint="eastAsia" w:ascii="宋体" w:hAnsi="宋体" w:eastAsia="宋体" w:cs="宋体"/>
+              <w:szCs w:val="24"/>
+              <w:lang w:val="en-US" w:eastAsia="zh-CN"/>
+            </w:rPr>
+            <w:fldChar w:fldCharType="separate"/>
+          </w:r>
+          <w:r>
+            <w:rPr>
+              <w:rFonts w:hint="default"/>
+              <w:lang w:val="en-US" w:eastAsia="zh-CN"/>
+            </w:rPr>
+            <w:t>2.1 用户需求调研方法与结果</w:t>
+          </w:r>
+          <w:r>
+            <w:tab/>
+          </w:r>
+          <w:r>
+            <w:fldChar w:fldCharType="begin"/>
+          </w:r>
+          <w:r>
+            <w:instrText xml:space="preserve"> PAGEREF _Toc3119 </w:instrText>
+          </w:r>
+          <w:r>
+            <w:fldChar w:fldCharType="separate"/>
+          </w:r>
+          <w:r>
+            <w:t>4</w:t>
+          </w:r>
+          <w:r>
+            <w:fldChar w:fldCharType="end"/>
+          </w:r>
+          <w:r>
+            <w:rPr>
+              <w:rFonts w:hint="eastAsia" w:ascii="宋体" w:hAnsi="宋体" w:eastAsia="宋体" w:cs="宋体"/>
+              <w:szCs w:val="24"/>
+              <w:lang w:val="en-US" w:eastAsia="zh-CN"/>
+            </w:rPr>
+            <w:fldChar w:fldCharType="end"/>
+          </w:r>
+        </w:p>
+        <w:p>
+          <w:pPr>
+            <w:pStyle w:val="6"/>
+            <w:tabs>
+              <w:tab w:val="right" w:leader="dot" w:pos="8306"/>
+            </w:tabs>
+          </w:pPr>
+          <w:r>
+            <w:rPr>
+              <w:rFonts w:hint="eastAsia" w:ascii="宋体" w:hAnsi="宋体" w:eastAsia="宋体" w:cs="宋体"/>
+              <w:szCs w:val="24"/>
+              <w:lang w:val="en-US" w:eastAsia="zh-CN"/>
+            </w:rPr>
+            <w:fldChar w:fldCharType="begin"/>
+          </w:r>
+          <w:r>
+            <w:rPr>
+              <w:rFonts w:hint="eastAsia" w:ascii="宋体" w:hAnsi="宋体" w:eastAsia="宋体" w:cs="宋体"/>
+              <w:szCs w:val="24"/>
+              <w:lang w:val="en-US" w:eastAsia="zh-CN"/>
+            </w:rPr>
+            <w:instrText xml:space="preserve"> HYPERLINK \l _Toc19016 </w:instrText>
+          </w:r>
+          <w:r>
+            <w:rPr>
+              <w:rFonts w:hint="eastAsia" w:ascii="宋体" w:hAnsi="宋体" w:eastAsia="宋体" w:cs="宋体"/>
+              <w:szCs w:val="24"/>
+              <w:lang w:val="en-US" w:eastAsia="zh-CN"/>
+            </w:rPr>
+            <w:fldChar w:fldCharType="separate"/>
+          </w:r>
+          <w:r>
+            <w:rPr>
+              <w:rFonts w:hint="default"/>
+              <w:lang w:val="en-US" w:eastAsia="zh-CN"/>
+            </w:rPr>
+            <w:t>2.2 核心用户故事</w:t>
+          </w:r>
+          <w:r>
+            <w:tab/>
+          </w:r>
+          <w:r>
+            <w:fldChar w:fldCharType="begin"/>
+          </w:r>
+          <w:r>
+            <w:instrText xml:space="preserve"> PAGEREF _Toc19016 </w:instrText>
+          </w:r>
+          <w:r>
+            <w:fldChar w:fldCharType="separate"/>
+          </w:r>
+          <w:r>
+            <w:t>4</w:t>
+          </w:r>
+          <w:r>
+            <w:fldChar w:fldCharType="end"/>
+          </w:r>
+          <w:r>
+            <w:rPr>
+              <w:rFonts w:hint="eastAsia" w:ascii="宋体" w:hAnsi="宋体" w:eastAsia="宋体" w:cs="宋体"/>
+              <w:szCs w:val="24"/>
+              <w:lang w:val="en-US" w:eastAsia="zh-CN"/>
+            </w:rPr>
+            <w:fldChar w:fldCharType="end"/>
+          </w:r>
+        </w:p>
+        <w:p>
+          <w:pPr>
+            <w:pStyle w:val="5"/>
+            <w:tabs>
+              <w:tab w:val="right" w:leader="dot" w:pos="8306"/>
+            </w:tabs>
+          </w:pPr>
+          <w:r>
+            <w:rPr>
+              <w:rFonts w:hint="eastAsia" w:ascii="宋体" w:hAnsi="宋体" w:eastAsia="宋体" w:cs="宋体"/>
+              <w:szCs w:val="24"/>
+              <w:lang w:val="en-US" w:eastAsia="zh-CN"/>
+            </w:rPr>
+            <w:fldChar w:fldCharType="begin"/>
+          </w:r>
+          <w:r>
+            <w:rPr>
+              <w:rFonts w:hint="eastAsia" w:ascii="宋体" w:hAnsi="宋体" w:eastAsia="宋体" w:cs="宋体"/>
+              <w:szCs w:val="24"/>
+              <w:lang w:val="en-US" w:eastAsia="zh-CN"/>
+            </w:rPr>
+            <w:instrText xml:space="preserve"> HYPERLINK \l _Toc2531 </w:instrText>
+          </w:r>
+          <w:r>
+            <w:rPr>
+              <w:rFonts w:hint="eastAsia" w:ascii="宋体" w:hAnsi="宋体" w:eastAsia="宋体" w:cs="宋体"/>
+              <w:szCs w:val="24"/>
+              <w:lang w:val="en-US" w:eastAsia="zh-CN"/>
+            </w:rPr>
+            <w:fldChar w:fldCharType="separate"/>
+          </w:r>
+          <w:r>
+            <w:rPr>
+              <w:rFonts w:hint="default"/>
+              <w:lang w:val="en-US" w:eastAsia="zh-CN"/>
+            </w:rPr>
+            <w:t>3. 系统核心类图</w:t>
+          </w:r>
+          <w:r>
+            <w:tab/>
+          </w:r>
+          <w:r>
+            <w:fldChar w:fldCharType="begin"/>
+          </w:r>
+          <w:r>
+            <w:instrText xml:space="preserve"> PAGEREF _Toc2531 </w:instrText>
+          </w:r>
+          <w:r>
+            <w:fldChar w:fldCharType="separate"/>
+          </w:r>
+          <w:r>
+            <w:t>5</w:t>
+          </w:r>
+          <w:r>
+            <w:fldChar w:fldCharType="end"/>
+          </w:r>
+          <w:r>
+            <w:rPr>
+              <w:rFonts w:hint="eastAsia" w:ascii="宋体" w:hAnsi="宋体" w:eastAsia="宋体" w:cs="宋体"/>
+              <w:szCs w:val="24"/>
+              <w:lang w:val="en-US" w:eastAsia="zh-CN"/>
+            </w:rPr>
+            <w:fldChar w:fldCharType="end"/>
+          </w:r>
+        </w:p>
+        <w:p>
+          <w:pPr>
+            <w:pStyle w:val="5"/>
+            <w:tabs>
+              <w:tab w:val="right" w:leader="dot" w:pos="8306"/>
+            </w:tabs>
+          </w:pPr>
+          <w:r>
+            <w:rPr>
+              <w:rFonts w:hint="eastAsia" w:ascii="宋体" w:hAnsi="宋体" w:eastAsia="宋体" w:cs="宋体"/>
+              <w:szCs w:val="24"/>
+              <w:lang w:val="en-US" w:eastAsia="zh-CN"/>
+            </w:rPr>
+            <w:fldChar w:fldCharType="begin"/>
+          </w:r>
+          <w:r>
+            <w:rPr>
+              <w:rFonts w:hint="eastAsia" w:ascii="宋体" w:hAnsi="宋体" w:eastAsia="宋体" w:cs="宋体"/>
+              <w:szCs w:val="24"/>
+              <w:lang w:val="en-US" w:eastAsia="zh-CN"/>
+            </w:rPr>
+            <w:instrText xml:space="preserve"> HYPERLINK \l _Toc11983 </w:instrText>
+          </w:r>
+          <w:r>
+            <w:rPr>
+              <w:rFonts w:hint="eastAsia" w:ascii="宋体" w:hAnsi="宋体" w:eastAsia="宋体" w:cs="宋体"/>
+              <w:szCs w:val="24"/>
+              <w:lang w:val="en-US" w:eastAsia="zh-CN"/>
+            </w:rPr>
+            <w:fldChar w:fldCharType="separate"/>
+          </w:r>
+          <w:r>
+            <w:rPr>
+              <w:rFonts w:hint="eastAsia"/>
+              <w:lang w:val="en-US" w:eastAsia="zh-CN"/>
+            </w:rPr>
+            <w:t>4.界面原型</w:t>
+          </w:r>
+          <w:r>
+            <w:tab/>
+          </w:r>
+          <w:r>
+            <w:fldChar w:fldCharType="begin"/>
+          </w:r>
+          <w:r>
+            <w:instrText xml:space="preserve"> PAGEREF _Toc11983 </w:instrText>
+          </w:r>
+          <w:r>
+            <w:fldChar w:fldCharType="separate"/>
+          </w:r>
+          <w:r>
+            <w:t>5</w:t>
+          </w:r>
+          <w:r>
+            <w:fldChar w:fldCharType="end"/>
+          </w:r>
+          <w:r>
+            <w:rPr>
+              <w:rFonts w:hint="eastAsia" w:ascii="宋体" w:hAnsi="宋体" w:eastAsia="宋体" w:cs="宋体"/>
+              <w:szCs w:val="24"/>
+              <w:lang w:val="en-US" w:eastAsia="zh-CN"/>
+            </w:rPr>
+            <w:fldChar w:fldCharType="end"/>
+          </w:r>
+        </w:p>
+        <w:p>
+          <w:pPr>
+            <w:pStyle w:val="5"/>
+            <w:tabs>
+              <w:tab w:val="right" w:leader="dot" w:pos="8306"/>
+            </w:tabs>
+          </w:pPr>
+          <w:r>
+            <w:rPr>
+              <w:rFonts w:hint="eastAsia" w:ascii="宋体" w:hAnsi="宋体" w:eastAsia="宋体" w:cs="宋体"/>
+              <w:szCs w:val="24"/>
+              <w:lang w:val="en-US" w:eastAsia="zh-CN"/>
+            </w:rPr>
+            <w:fldChar w:fldCharType="begin"/>
+          </w:r>
+          <w:r>
+            <w:rPr>
+              <w:rFonts w:hint="eastAsia" w:ascii="宋体" w:hAnsi="宋体" w:eastAsia="宋体" w:cs="宋体"/>
+              <w:szCs w:val="24"/>
+              <w:lang w:val="en-US" w:eastAsia="zh-CN"/>
+            </w:rPr>
+            <w:instrText xml:space="preserve"> HYPERLINK \l _Toc24701 </w:instrText>
+          </w:r>
+          <w:r>
+            <w:rPr>
+              <w:rFonts w:hint="eastAsia" w:ascii="宋体" w:hAnsi="宋体" w:eastAsia="宋体" w:cs="宋体"/>
+              <w:szCs w:val="24"/>
+              <w:lang w:val="en-US" w:eastAsia="zh-CN"/>
+            </w:rPr>
+            <w:fldChar w:fldCharType="separate"/>
+          </w:r>
+          <w:r>
+            <w:rPr>
+              <w:rFonts w:hint="eastAsia"/>
+              <w:lang w:eastAsia="zh-CN"/>
+            </w:rPr>
+            <w:t xml:space="preserve">五. </w:t>
+          </w:r>
+          <w:r>
+            <w:rPr>
+              <w:rFonts w:hint="eastAsia"/>
+            </w:rPr>
+            <w:t>功能描述</w:t>
+          </w:r>
+          <w:r>
+            <w:tab/>
+          </w:r>
+          <w:r>
+            <w:fldChar w:fldCharType="begin"/>
+          </w:r>
+          <w:r>
+            <w:instrText xml:space="preserve"> PAGEREF _Toc24701 </w:instrText>
+          </w:r>
+          <w:r>
+            <w:fldChar w:fldCharType="separate"/>
+          </w:r>
+          <w:r>
+            <w:t>7</w:t>
+          </w:r>
+          <w:r>
+            <w:fldChar w:fldCharType="end"/>
+          </w:r>
+          <w:r>
+            <w:rPr>
+              <w:rFonts w:hint="eastAsia" w:ascii="宋体" w:hAnsi="宋体" w:eastAsia="宋体" w:cs="宋体"/>
+              <w:szCs w:val="24"/>
+              <w:lang w:val="en-US" w:eastAsia="zh-CN"/>
+            </w:rPr>
+            <w:fldChar w:fldCharType="end"/>
+          </w:r>
+        </w:p>
+        <w:p>
+          <w:pPr>
+            <w:pStyle w:val="6"/>
+            <w:tabs>
+              <w:tab w:val="right" w:leader="dot" w:pos="8306"/>
+            </w:tabs>
+          </w:pPr>
+          <w:r>
+            <w:rPr>
+              <w:rFonts w:hint="eastAsia" w:ascii="宋体" w:hAnsi="宋体" w:eastAsia="宋体" w:cs="宋体"/>
+              <w:szCs w:val="24"/>
+              <w:lang w:val="en-US" w:eastAsia="zh-CN"/>
+            </w:rPr>
+            <w:fldChar w:fldCharType="begin"/>
+          </w:r>
+          <w:r>
+            <w:rPr>
+              <w:rFonts w:hint="eastAsia" w:ascii="宋体" w:hAnsi="宋体" w:eastAsia="宋体" w:cs="宋体"/>
+              <w:szCs w:val="24"/>
+              <w:lang w:val="en-US" w:eastAsia="zh-CN"/>
+            </w:rPr>
+            <w:instrText xml:space="preserve"> HYPERLINK \l _Toc18188 </w:instrText>
+          </w:r>
+          <w:r>
+            <w:rPr>
+              <w:rFonts w:hint="eastAsia" w:ascii="宋体" w:hAnsi="宋体" w:eastAsia="宋体" w:cs="宋体"/>
+              <w:szCs w:val="24"/>
+              <w:lang w:val="en-US" w:eastAsia="zh-CN"/>
+            </w:rPr>
+            <w:fldChar w:fldCharType="separate"/>
+          </w:r>
+          <w:r>
+            <w:rPr>
+              <w:rFonts w:hint="eastAsia" w:ascii="宋体" w:hAnsi="宋体" w:eastAsia="宋体" w:cs="宋体"/>
+              <w:szCs w:val="32"/>
+              <w:lang w:val="en-US" w:eastAsia="zh-CN"/>
+            </w:rPr>
+            <w:t>5</w:t>
+          </w:r>
+          <w:r>
+            <w:rPr>
+              <w:rFonts w:hint="eastAsia" w:ascii="宋体" w:hAnsi="宋体" w:eastAsia="宋体" w:cs="宋体"/>
+              <w:szCs w:val="32"/>
+            </w:rPr>
+            <w:t>.1 敏感信息精准检测功能</w:t>
+          </w:r>
+          <w:r>
+            <w:tab/>
+          </w:r>
+          <w:r>
+            <w:fldChar w:fldCharType="begin"/>
+          </w:r>
+          <w:r>
+            <w:instrText xml:space="preserve"> PAGEREF _Toc18188 </w:instrText>
+          </w:r>
+          <w:r>
+            <w:fldChar w:fldCharType="separate"/>
+          </w:r>
+          <w:r>
+            <w:t>7</w:t>
+          </w:r>
+          <w:r>
+            <w:fldChar w:fldCharType="end"/>
+          </w:r>
+          <w:r>
+            <w:rPr>
+              <w:rFonts w:hint="eastAsia" w:ascii="宋体" w:hAnsi="宋体" w:eastAsia="宋体" w:cs="宋体"/>
+              <w:szCs w:val="24"/>
+              <w:lang w:val="en-US" w:eastAsia="zh-CN"/>
+            </w:rPr>
+            <w:fldChar w:fldCharType="end"/>
+          </w:r>
+        </w:p>
+        <w:p>
+          <w:pPr>
+            <w:pStyle w:val="6"/>
+            <w:tabs>
+              <w:tab w:val="right" w:leader="dot" w:pos="8306"/>
+            </w:tabs>
+          </w:pPr>
+          <w:r>
+            <w:rPr>
+              <w:rFonts w:hint="eastAsia" w:ascii="宋体" w:hAnsi="宋体" w:eastAsia="宋体" w:cs="宋体"/>
+              <w:szCs w:val="24"/>
+              <w:lang w:val="en-US" w:eastAsia="zh-CN"/>
+            </w:rPr>
+            <w:fldChar w:fldCharType="begin"/>
+          </w:r>
+          <w:r>
+            <w:rPr>
+              <w:rFonts w:hint="eastAsia" w:ascii="宋体" w:hAnsi="宋体" w:eastAsia="宋体" w:cs="宋体"/>
+              <w:szCs w:val="24"/>
+              <w:lang w:val="en-US" w:eastAsia="zh-CN"/>
+            </w:rPr>
+            <w:instrText xml:space="preserve"> HYPERLINK \l _Toc18887 </w:instrText>
+          </w:r>
+          <w:r>
+            <w:rPr>
+              <w:rFonts w:hint="eastAsia" w:ascii="宋体" w:hAnsi="宋体" w:eastAsia="宋体" w:cs="宋体"/>
+              <w:szCs w:val="24"/>
+              <w:lang w:val="en-US" w:eastAsia="zh-CN"/>
+            </w:rPr>
+            <w:fldChar w:fldCharType="separate"/>
+          </w:r>
+          <w:r>
+            <w:rPr>
+              <w:rFonts w:hint="eastAsia" w:ascii="宋体" w:hAnsi="宋体" w:eastAsia="宋体" w:cs="宋体"/>
+              <w:lang w:val="en-US" w:eastAsia="zh-CN"/>
+            </w:rPr>
+            <w:t>5</w:t>
+          </w:r>
+          <w:r>
+            <w:rPr>
+              <w:rFonts w:hint="eastAsia" w:ascii="宋体" w:hAnsi="宋体" w:eastAsia="宋体" w:cs="宋体"/>
+            </w:rPr>
+            <w:t>.2 高性能扫描功能</w:t>
+          </w:r>
+          <w:r>
+            <w:tab/>
+          </w:r>
+          <w:r>
+            <w:fldChar w:fldCharType="begin"/>
+          </w:r>
+          <w:r>
+            <w:instrText xml:space="preserve"> PAGEREF _Toc18887 </w:instrText>
+          </w:r>
+          <w:r>
+            <w:fldChar w:fldCharType="separate"/>
+          </w:r>
+          <w:r>
+            <w:t>7</w:t>
+          </w:r>
+          <w:r>
+            <w:fldChar w:fldCharType="end"/>
+          </w:r>
+          <w:r>
+            <w:rPr>
+              <w:rFonts w:hint="eastAsia" w:ascii="宋体" w:hAnsi="宋体" w:eastAsia="宋体" w:cs="宋体"/>
+              <w:szCs w:val="24"/>
+              <w:lang w:val="en-US" w:eastAsia="zh-CN"/>
+            </w:rPr>
+            <w:fldChar w:fldCharType="end"/>
+          </w:r>
+        </w:p>
+        <w:p>
+          <w:pPr>
+            <w:pStyle w:val="6"/>
+            <w:tabs>
+              <w:tab w:val="right" w:leader="dot" w:pos="8306"/>
+            </w:tabs>
+          </w:pPr>
+          <w:r>
+            <w:rPr>
+              <w:rFonts w:hint="eastAsia" w:ascii="宋体" w:hAnsi="宋体" w:eastAsia="宋体" w:cs="宋体"/>
+              <w:szCs w:val="24"/>
+              <w:lang w:val="en-US" w:eastAsia="zh-CN"/>
+            </w:rPr>
+            <w:fldChar w:fldCharType="begin"/>
+          </w:r>
+          <w:r>
+            <w:rPr>
+              <w:rFonts w:hint="eastAsia" w:ascii="宋体" w:hAnsi="宋体" w:eastAsia="宋体" w:cs="宋体"/>
+              <w:szCs w:val="24"/>
+              <w:lang w:val="en-US" w:eastAsia="zh-CN"/>
+            </w:rPr>
+            <w:instrText xml:space="preserve"> HYPERLINK \l _Toc25298 </w:instrText>
+          </w:r>
+          <w:r>
+            <w:rPr>
+              <w:rFonts w:hint="eastAsia" w:ascii="宋体" w:hAnsi="宋体" w:eastAsia="宋体" w:cs="宋体"/>
+              <w:szCs w:val="24"/>
+              <w:lang w:val="en-US" w:eastAsia="zh-CN"/>
+            </w:rPr>
+            <w:fldChar w:fldCharType="separate"/>
+          </w:r>
+          <w:r>
+            <w:rPr>
+              <w:rFonts w:hint="eastAsia" w:ascii="宋体" w:hAnsi="宋体" w:eastAsia="宋体" w:cs="宋体"/>
+              <w:szCs w:val="32"/>
+              <w:lang w:val="en-US" w:eastAsia="zh-CN"/>
+            </w:rPr>
+            <w:t>5</w:t>
+          </w:r>
+          <w:r>
+            <w:rPr>
+              <w:rFonts w:hint="eastAsia" w:ascii="宋体" w:hAnsi="宋体" w:eastAsia="宋体" w:cs="宋体"/>
+              <w:szCs w:val="32"/>
+            </w:rPr>
+            <w:t>.3 兼容性适配功能</w:t>
+          </w:r>
+          <w:r>
+            <w:tab/>
+          </w:r>
+          <w:r>
+            <w:fldChar w:fldCharType="begin"/>
+          </w:r>
+          <w:r>
+            <w:instrText xml:space="preserve"> PAGEREF _Toc25298 </w:instrText>
+          </w:r>
+          <w:r>
+            <w:fldChar w:fldCharType="separate"/>
+          </w:r>
+          <w:r>
+            <w:t>8</w:t>
+          </w:r>
+          <w:r>
+            <w:fldChar w:fldCharType="end"/>
+          </w:r>
+          <w:r>
+            <w:rPr>
+              <w:rFonts w:hint="eastAsia" w:ascii="宋体" w:hAnsi="宋体" w:eastAsia="宋体" w:cs="宋体"/>
+              <w:szCs w:val="24"/>
+              <w:lang w:val="en-US" w:eastAsia="zh-CN"/>
+            </w:rPr>
+            <w:fldChar w:fldCharType="end"/>
+          </w:r>
+        </w:p>
+        <w:p>
+          <w:pPr>
+            <w:pStyle w:val="6"/>
+            <w:tabs>
+              <w:tab w:val="right" w:leader="dot" w:pos="8306"/>
+            </w:tabs>
+          </w:pPr>
+          <w:r>
+            <w:rPr>
+              <w:rFonts w:hint="eastAsia" w:ascii="宋体" w:hAnsi="宋体" w:eastAsia="宋体" w:cs="宋体"/>
+              <w:szCs w:val="24"/>
+              <w:lang w:val="en-US" w:eastAsia="zh-CN"/>
+            </w:rPr>
+            <w:fldChar w:fldCharType="begin"/>
+          </w:r>
+          <w:r>
+            <w:rPr>
+              <w:rFonts w:hint="eastAsia" w:ascii="宋体" w:hAnsi="宋体" w:eastAsia="宋体" w:cs="宋体"/>
+              <w:szCs w:val="24"/>
+              <w:lang w:val="en-US" w:eastAsia="zh-CN"/>
+            </w:rPr>
+            <w:instrText xml:space="preserve"> HYPERLINK \l _Toc9899 </w:instrText>
+          </w:r>
+          <w:r>
+            <w:rPr>
+              <w:rFonts w:hint="eastAsia" w:ascii="宋体" w:hAnsi="宋体" w:eastAsia="宋体" w:cs="宋体"/>
+              <w:szCs w:val="24"/>
+              <w:lang w:val="en-US" w:eastAsia="zh-CN"/>
+            </w:rPr>
+            <w:fldChar w:fldCharType="separate"/>
+          </w:r>
+          <w:r>
+            <w:rPr>
+              <w:rFonts w:hint="eastAsia" w:ascii="宋体" w:hAnsi="宋体" w:eastAsia="宋体" w:cs="宋体"/>
+              <w:lang w:val="en-US" w:eastAsia="zh-CN"/>
+            </w:rPr>
+            <w:t>5</w:t>
+          </w:r>
+          <w:r>
+            <w:rPr>
+              <w:rFonts w:hint="eastAsia" w:ascii="宋体" w:hAnsi="宋体" w:eastAsia="宋体" w:cs="宋体"/>
+            </w:rPr>
+            <w:t>.4 基础使用功能</w:t>
+          </w:r>
+          <w:r>
+            <w:tab/>
+          </w:r>
+          <w:r>
+            <w:fldChar w:fldCharType="begin"/>
+          </w:r>
+          <w:r>
+            <w:instrText xml:space="preserve"> PAGEREF _Toc9899 </w:instrText>
+          </w:r>
+          <w:r>
+            <w:fldChar w:fldCharType="separate"/>
+          </w:r>
+          <w:r>
+            <w:t>8</w:t>
+          </w:r>
+          <w:r>
+            <w:fldChar w:fldCharType="end"/>
+          </w:r>
+          <w:r>
+            <w:rPr>
+              <w:rFonts w:hint="eastAsia" w:ascii="宋体" w:hAnsi="宋体" w:eastAsia="宋体" w:cs="宋体"/>
+              <w:szCs w:val="24"/>
+              <w:lang w:val="en-US" w:eastAsia="zh-CN"/>
+            </w:rPr>
+            <w:fldChar w:fldCharType="end"/>
+          </w:r>
+        </w:p>
+        <w:p>
+          <w:pPr>
+            <w:pStyle w:val="6"/>
+            <w:tabs>
+              <w:tab w:val="right" w:leader="dot" w:pos="8306"/>
+            </w:tabs>
+          </w:pPr>
+          <w:r>
+            <w:rPr>
+              <w:rFonts w:hint="eastAsia" w:ascii="宋体" w:hAnsi="宋体" w:eastAsia="宋体" w:cs="宋体"/>
+              <w:szCs w:val="24"/>
+              <w:lang w:val="en-US" w:eastAsia="zh-CN"/>
+            </w:rPr>
+            <w:fldChar w:fldCharType="begin"/>
+          </w:r>
+          <w:r>
+            <w:rPr>
+              <w:rFonts w:hint="eastAsia" w:ascii="宋体" w:hAnsi="宋体" w:eastAsia="宋体" w:cs="宋体"/>
+              <w:szCs w:val="24"/>
+              <w:lang w:val="en-US" w:eastAsia="zh-CN"/>
+            </w:rPr>
+            <w:instrText xml:space="preserve"> HYPERLINK \l _Toc5667 </w:instrText>
+          </w:r>
+          <w:r>
+            <w:rPr>
+              <w:rFonts w:hint="eastAsia" w:ascii="宋体" w:hAnsi="宋体" w:eastAsia="宋体" w:cs="宋体"/>
+              <w:szCs w:val="24"/>
+              <w:lang w:val="en-US" w:eastAsia="zh-CN"/>
+            </w:rPr>
+            <w:fldChar w:fldCharType="separate"/>
+          </w:r>
+          <w:r>
+            <w:rPr>
+              <w:rFonts w:hint="eastAsia" w:ascii="宋体" w:hAnsi="宋体" w:eastAsia="宋体" w:cs="宋体"/>
+              <w:lang w:val="en-US" w:eastAsia="zh-CN"/>
+            </w:rPr>
+            <w:t>5</w:t>
+          </w:r>
+          <w:r>
+            <w:rPr>
+              <w:rFonts w:hint="eastAsia" w:ascii="宋体" w:hAnsi="宋体" w:eastAsia="宋体" w:cs="宋体"/>
+            </w:rPr>
+            <w:t>.</w:t>
+          </w:r>
+          <w:r>
+            <w:rPr>
+              <w:rFonts w:hint="eastAsia" w:ascii="宋体" w:hAnsi="宋体" w:eastAsia="宋体" w:cs="宋体"/>
+              <w:lang w:val="en-US" w:eastAsia="zh-CN"/>
+            </w:rPr>
+            <w:t>5</w:t>
+          </w:r>
+          <w:r>
+            <w:rPr>
+              <w:rFonts w:hint="eastAsia" w:ascii="宋体" w:hAnsi="宋体" w:eastAsia="宋体" w:cs="宋体"/>
+            </w:rPr>
+            <w:t>规则自定义与扩展功能</w:t>
+          </w:r>
+          <w:r>
+            <w:tab/>
+          </w:r>
+          <w:r>
+            <w:fldChar w:fldCharType="begin"/>
+          </w:r>
+          <w:r>
+            <w:instrText xml:space="preserve"> PAGEREF _Toc5667 </w:instrText>
+          </w:r>
+          <w:r>
+            <w:fldChar w:fldCharType="separate"/>
+          </w:r>
+          <w:r>
+            <w:t>8</w:t>
+          </w:r>
+          <w:r>
+            <w:fldChar w:fldCharType="end"/>
+          </w:r>
+          <w:r>
+            <w:rPr>
+              <w:rFonts w:hint="eastAsia" w:ascii="宋体" w:hAnsi="宋体" w:eastAsia="宋体" w:cs="宋体"/>
+              <w:szCs w:val="24"/>
+              <w:lang w:val="en-US" w:eastAsia="zh-CN"/>
+            </w:rPr>
+            <w:fldChar w:fldCharType="end"/>
+          </w:r>
+        </w:p>
+        <w:p>
+          <w:pPr>
+            <w:pStyle w:val="6"/>
+            <w:tabs>
+              <w:tab w:val="right" w:leader="dot" w:pos="8306"/>
+            </w:tabs>
+          </w:pPr>
+          <w:r>
+            <w:rPr>
+              <w:rFonts w:hint="eastAsia" w:ascii="宋体" w:hAnsi="宋体" w:eastAsia="宋体" w:cs="宋体"/>
+              <w:szCs w:val="24"/>
+              <w:lang w:val="en-US" w:eastAsia="zh-CN"/>
+            </w:rPr>
+            <w:fldChar w:fldCharType="begin"/>
+          </w:r>
+          <w:r>
+            <w:rPr>
+              <w:rFonts w:hint="eastAsia" w:ascii="宋体" w:hAnsi="宋体" w:eastAsia="宋体" w:cs="宋体"/>
+              <w:szCs w:val="24"/>
+              <w:lang w:val="en-US" w:eastAsia="zh-CN"/>
+            </w:rPr>
+            <w:instrText xml:space="preserve"> HYPERLINK \l _Toc7903 </w:instrText>
+          </w:r>
+          <w:r>
+            <w:rPr>
+              <w:rFonts w:hint="eastAsia" w:ascii="宋体" w:hAnsi="宋体" w:eastAsia="宋体" w:cs="宋体"/>
+              <w:szCs w:val="24"/>
+              <w:lang w:val="en-US" w:eastAsia="zh-CN"/>
+            </w:rPr>
+            <w:fldChar w:fldCharType="separate"/>
+          </w:r>
+          <w:r>
+            <w:rPr>
+              <w:rFonts w:hint="eastAsia" w:ascii="宋体" w:hAnsi="宋体" w:eastAsia="宋体" w:cs="宋体"/>
+              <w:lang w:val="en-US" w:eastAsia="zh-CN"/>
+            </w:rPr>
+            <w:t>5.6</w:t>
+          </w:r>
+          <w:r>
+            <w:rPr>
+              <w:rFonts w:hint="eastAsia" w:ascii="宋体" w:hAnsi="宋体" w:eastAsia="宋体" w:cs="宋体"/>
+            </w:rPr>
+            <w:t xml:space="preserve"> 白名单与过滤功能</w:t>
+          </w:r>
+          <w:r>
+            <w:tab/>
+          </w:r>
+          <w:r>
+            <w:fldChar w:fldCharType="begin"/>
+          </w:r>
+          <w:r>
+            <w:instrText xml:space="preserve"> PAGEREF _Toc7903 </w:instrText>
+          </w:r>
+          <w:r>
+            <w:fldChar w:fldCharType="separate"/>
+          </w:r>
+          <w:r>
+            <w:t>9</w:t>
+          </w:r>
+          <w:r>
+            <w:fldChar w:fldCharType="end"/>
+          </w:r>
+          <w:r>
+            <w:rPr>
+              <w:rFonts w:hint="eastAsia" w:ascii="宋体" w:hAnsi="宋体" w:eastAsia="宋体" w:cs="宋体"/>
+              <w:szCs w:val="24"/>
+              <w:lang w:val="en-US" w:eastAsia="zh-CN"/>
+            </w:rPr>
+            <w:fldChar w:fldCharType="end"/>
+          </w:r>
+        </w:p>
+        <w:p>
+          <w:pPr>
+            <w:pStyle w:val="6"/>
+            <w:tabs>
+              <w:tab w:val="right" w:leader="dot" w:pos="8306"/>
+            </w:tabs>
+          </w:pPr>
+          <w:r>
+            <w:rPr>
+              <w:rFonts w:hint="eastAsia" w:ascii="宋体" w:hAnsi="宋体" w:eastAsia="宋体" w:cs="宋体"/>
+              <w:szCs w:val="24"/>
+              <w:lang w:val="en-US" w:eastAsia="zh-CN"/>
+            </w:rPr>
+            <w:fldChar w:fldCharType="begin"/>
+          </w:r>
+          <w:r>
+            <w:rPr>
+              <w:rFonts w:hint="eastAsia" w:ascii="宋体" w:hAnsi="宋体" w:eastAsia="宋体" w:cs="宋体"/>
+              <w:szCs w:val="24"/>
+              <w:lang w:val="en-US" w:eastAsia="zh-CN"/>
+            </w:rPr>
+            <w:instrText xml:space="preserve"> HYPERLINK \l _Toc9907 </w:instrText>
+          </w:r>
+          <w:r>
+            <w:rPr>
+              <w:rFonts w:hint="eastAsia" w:ascii="宋体" w:hAnsi="宋体" w:eastAsia="宋体" w:cs="宋体"/>
+              <w:szCs w:val="24"/>
+              <w:lang w:val="en-US" w:eastAsia="zh-CN"/>
+            </w:rPr>
+            <w:fldChar w:fldCharType="separate"/>
+          </w:r>
+          <w:r>
+            <w:rPr>
+              <w:rFonts w:hint="eastAsia" w:ascii="宋体" w:hAnsi="宋体" w:eastAsia="宋体" w:cs="宋体"/>
+              <w:lang w:val="en-US" w:eastAsia="zh-CN"/>
+            </w:rPr>
+            <w:t>5.7</w:t>
+          </w:r>
+          <w:r>
+            <w:rPr>
+              <w:rFonts w:hint="eastAsia" w:ascii="宋体" w:hAnsi="宋体" w:eastAsia="宋体" w:cs="宋体"/>
+            </w:rPr>
+            <w:t xml:space="preserve"> 扫描优化与个性化配置功能</w:t>
+          </w:r>
+          <w:r>
+            <w:tab/>
+          </w:r>
+          <w:r>
+            <w:fldChar w:fldCharType="begin"/>
+          </w:r>
+          <w:r>
+            <w:instrText xml:space="preserve"> PAGEREF _Toc9907 </w:instrText>
+          </w:r>
+          <w:r>
+            <w:fldChar w:fldCharType="separate"/>
+          </w:r>
+          <w:r>
+            <w:t>9</w:t>
+          </w:r>
+          <w:r>
+            <w:fldChar w:fldCharType="end"/>
+          </w:r>
+          <w:r>
+            <w:rPr>
+              <w:rFonts w:hint="eastAsia" w:ascii="宋体" w:hAnsi="宋体" w:eastAsia="宋体" w:cs="宋体"/>
+              <w:szCs w:val="24"/>
+              <w:lang w:val="en-US" w:eastAsia="zh-CN"/>
+            </w:rPr>
+            <w:fldChar w:fldCharType="end"/>
+          </w:r>
+        </w:p>
+        <w:p>
+          <w:pPr>
+            <w:pStyle w:val="6"/>
+            <w:tabs>
+              <w:tab w:val="right" w:leader="dot" w:pos="8306"/>
+            </w:tabs>
+          </w:pPr>
+          <w:r>
+            <w:rPr>
+              <w:rFonts w:hint="eastAsia" w:ascii="宋体" w:hAnsi="宋体" w:eastAsia="宋体" w:cs="宋体"/>
+              <w:szCs w:val="24"/>
+              <w:lang w:val="en-US" w:eastAsia="zh-CN"/>
+            </w:rPr>
+            <w:fldChar w:fldCharType="begin"/>
+          </w:r>
+          <w:r>
+            <w:rPr>
+              <w:rFonts w:hint="eastAsia" w:ascii="宋体" w:hAnsi="宋体" w:eastAsia="宋体" w:cs="宋体"/>
+              <w:szCs w:val="24"/>
+              <w:lang w:val="en-US" w:eastAsia="zh-CN"/>
+            </w:rPr>
+            <w:instrText xml:space="preserve"> HYPERLINK \l _Toc29395 </w:instrText>
+          </w:r>
+          <w:r>
+            <w:rPr>
+              <w:rFonts w:hint="eastAsia" w:ascii="宋体" w:hAnsi="宋体" w:eastAsia="宋体" w:cs="宋体"/>
+              <w:szCs w:val="24"/>
+              <w:lang w:val="en-US" w:eastAsia="zh-CN"/>
+            </w:rPr>
+            <w:fldChar w:fldCharType="separate"/>
+          </w:r>
+          <w:r>
+            <w:rPr>
+              <w:rFonts w:hint="eastAsia" w:ascii="宋体" w:hAnsi="宋体" w:eastAsia="宋体" w:cs="宋体"/>
+              <w:lang w:val="en-US" w:eastAsia="zh-CN"/>
+            </w:rPr>
+            <w:t>5.8</w:t>
+          </w:r>
+          <w:r>
+            <w:rPr>
+              <w:rFonts w:hint="eastAsia" w:ascii="宋体" w:hAnsi="宋体" w:eastAsia="宋体" w:cs="宋体"/>
+            </w:rPr>
+            <w:t xml:space="preserve"> 辅助功能</w:t>
+          </w:r>
+          <w:r>
+            <w:tab/>
+          </w:r>
+          <w:r>
+            <w:fldChar w:fldCharType="begin"/>
+          </w:r>
+          <w:r>
+            <w:instrText xml:space="preserve"> PAGEREF _Toc29395 </w:instrText>
+          </w:r>
+          <w:r>
+            <w:fldChar w:fldCharType="separate"/>
+          </w:r>
+          <w:r>
+            <w:t>9</w:t>
+          </w:r>
+          <w:r>
+            <w:fldChar w:fldCharType="end"/>
+          </w:r>
+          <w:r>
+            <w:rPr>
+              <w:rFonts w:hint="eastAsia" w:ascii="宋体" w:hAnsi="宋体" w:eastAsia="宋体" w:cs="宋体"/>
+              <w:szCs w:val="24"/>
+              <w:lang w:val="en-US" w:eastAsia="zh-CN"/>
+            </w:rPr>
+            <w:fldChar w:fldCharType="end"/>
+          </w:r>
+        </w:p>
+        <w:p>
+          <w:pPr>
+            <w:pStyle w:val="6"/>
+            <w:tabs>
+              <w:tab w:val="right" w:leader="dot" w:pos="8306"/>
+            </w:tabs>
+          </w:pPr>
+          <w:r>
+            <w:rPr>
+              <w:rFonts w:hint="eastAsia" w:ascii="宋体" w:hAnsi="宋体" w:eastAsia="宋体" w:cs="宋体"/>
+              <w:szCs w:val="24"/>
+              <w:lang w:val="en-US" w:eastAsia="zh-CN"/>
+            </w:rPr>
+            <w:fldChar w:fldCharType="begin"/>
+          </w:r>
+          <w:r>
+            <w:rPr>
+              <w:rFonts w:hint="eastAsia" w:ascii="宋体" w:hAnsi="宋体" w:eastAsia="宋体" w:cs="宋体"/>
+              <w:szCs w:val="24"/>
+              <w:lang w:val="en-US" w:eastAsia="zh-CN"/>
+            </w:rPr>
+            <w:instrText xml:space="preserve"> HYPERLINK \l _Toc18062 </w:instrText>
+          </w:r>
+          <w:r>
+            <w:rPr>
+              <w:rFonts w:hint="eastAsia" w:ascii="宋体" w:hAnsi="宋体" w:eastAsia="宋体" w:cs="宋体"/>
+              <w:szCs w:val="24"/>
+              <w:lang w:val="en-US" w:eastAsia="zh-CN"/>
+            </w:rPr>
+            <w:fldChar w:fldCharType="separate"/>
+          </w:r>
+          <w:r>
+            <w:rPr>
+              <w:rFonts w:hint="eastAsia" w:ascii="宋体" w:hAnsi="宋体" w:eastAsia="宋体" w:cs="宋体"/>
+              <w:lang w:val="en-US" w:eastAsia="zh-CN"/>
+            </w:rPr>
+            <w:t>5.9功能优先级说明</w:t>
+          </w:r>
+          <w:r>
+            <w:tab/>
+          </w:r>
+          <w:r>
+            <w:fldChar w:fldCharType="begin"/>
+          </w:r>
+          <w:r>
+            <w:instrText xml:space="preserve"> PAGEREF _Toc18062 </w:instrText>
+          </w:r>
+          <w:r>
+            <w:fldChar w:fldCharType="separate"/>
+          </w:r>
+          <w:r>
+            <w:t>9</w:t>
+          </w:r>
+          <w:r>
+            <w:fldChar w:fldCharType="end"/>
+          </w:r>
+          <w:r>
+            <w:rPr>
+              <w:rFonts w:hint="eastAsia" w:ascii="宋体" w:hAnsi="宋体" w:eastAsia="宋体" w:cs="宋体"/>
+              <w:szCs w:val="24"/>
+              <w:lang w:val="en-US" w:eastAsia="zh-CN"/>
+            </w:rPr>
+            <w:fldChar w:fldCharType="end"/>
+          </w:r>
+        </w:p>
+        <w:p>
+          <w:pPr>
+            <w:pStyle w:val="5"/>
+            <w:tabs>
+              <w:tab w:val="right" w:leader="dot" w:pos="8306"/>
+            </w:tabs>
+          </w:pPr>
+          <w:r>
+            <w:rPr>
+              <w:rFonts w:hint="eastAsia" w:ascii="宋体" w:hAnsi="宋体" w:eastAsia="宋体" w:cs="宋体"/>
+              <w:szCs w:val="24"/>
+              <w:lang w:val="en-US" w:eastAsia="zh-CN"/>
+            </w:rPr>
+            <w:fldChar w:fldCharType="begin"/>
+          </w:r>
+          <w:r>
+            <w:rPr>
+              <w:rFonts w:hint="eastAsia" w:ascii="宋体" w:hAnsi="宋体" w:eastAsia="宋体" w:cs="宋体"/>
+              <w:szCs w:val="24"/>
+              <w:lang w:val="en-US" w:eastAsia="zh-CN"/>
+            </w:rPr>
+            <w:instrText xml:space="preserve"> HYPERLINK \l _Toc14905 </w:instrText>
+          </w:r>
+          <w:r>
+            <w:rPr>
+              <w:rFonts w:hint="eastAsia" w:ascii="宋体" w:hAnsi="宋体" w:eastAsia="宋体" w:cs="宋体"/>
+              <w:szCs w:val="24"/>
+              <w:lang w:val="en-US" w:eastAsia="zh-CN"/>
+            </w:rPr>
+            <w:fldChar w:fldCharType="separate"/>
+          </w:r>
+          <w:r>
+            <w:rPr>
+              <w:rFonts w:hint="eastAsia"/>
+              <w:lang w:val="en-US" w:eastAsia="zh-CN"/>
+            </w:rPr>
+            <w:t xml:space="preserve">六. </w:t>
+          </w:r>
+          <w:r>
+            <w:rPr>
+              <w:rFonts w:hint="eastAsia" w:ascii="宋体" w:hAnsi="宋体" w:eastAsia="宋体" w:cs="宋体"/>
+              <w:lang w:val="en-US" w:eastAsia="zh-CN"/>
+            </w:rPr>
+            <w:t>验收标准</w:t>
+          </w:r>
+          <w:r>
+            <w:tab/>
+          </w:r>
+          <w:r>
+            <w:fldChar w:fldCharType="begin"/>
+          </w:r>
+          <w:r>
+            <w:instrText xml:space="preserve"> PAGEREF _Toc14905 </w:instrText>
+          </w:r>
+          <w:r>
+            <w:fldChar w:fldCharType="separate"/>
+          </w:r>
+          <w:r>
+            <w:t>10</w:t>
+          </w:r>
+          <w:r>
+            <w:fldChar w:fldCharType="end"/>
+          </w:r>
+          <w:r>
+            <w:rPr>
+              <w:rFonts w:hint="eastAsia" w:ascii="宋体" w:hAnsi="宋体" w:eastAsia="宋体" w:cs="宋体"/>
+              <w:szCs w:val="24"/>
+              <w:lang w:val="en-US" w:eastAsia="zh-CN"/>
+            </w:rPr>
+            <w:fldChar w:fldCharType="end"/>
+          </w:r>
+        </w:p>
+        <w:p>
+          <w:pPr>
+            <w:pStyle w:val="6"/>
+            <w:tabs>
+              <w:tab w:val="right" w:leader="dot" w:pos="8306"/>
+            </w:tabs>
+          </w:pPr>
+          <w:r>
+            <w:rPr>
+              <w:rFonts w:hint="eastAsia" w:ascii="宋体" w:hAnsi="宋体" w:eastAsia="宋体" w:cs="宋体"/>
+              <w:szCs w:val="24"/>
+              <w:lang w:val="en-US" w:eastAsia="zh-CN"/>
+            </w:rPr>
+            <w:fldChar w:fldCharType="begin"/>
+          </w:r>
+          <w:r>
+            <w:rPr>
+              <w:rFonts w:hint="eastAsia" w:ascii="宋体" w:hAnsi="宋体" w:eastAsia="宋体" w:cs="宋体"/>
+              <w:szCs w:val="24"/>
+              <w:lang w:val="en-US" w:eastAsia="zh-CN"/>
+            </w:rPr>
+            <w:instrText xml:space="preserve"> HYPERLINK \l _Toc3348 </w:instrText>
+          </w:r>
+          <w:r>
+            <w:rPr>
+              <w:rFonts w:hint="eastAsia" w:ascii="宋体" w:hAnsi="宋体" w:eastAsia="宋体" w:cs="宋体"/>
+              <w:szCs w:val="24"/>
+              <w:lang w:val="en-US" w:eastAsia="zh-CN"/>
+            </w:rPr>
+            <w:fldChar w:fldCharType="separate"/>
+          </w:r>
+          <w:r>
+            <w:rPr>
+              <w:rFonts w:hint="eastAsia" w:ascii="宋体" w:hAnsi="宋体" w:eastAsia="宋体" w:cs="宋体"/>
+              <w:lang w:val="en-US" w:eastAsia="zh-CN"/>
+            </w:rPr>
+            <w:t>6</w:t>
+          </w:r>
+          <w:r>
+            <w:rPr>
+              <w:rFonts w:hint="eastAsia" w:ascii="宋体" w:hAnsi="宋体" w:eastAsia="宋体" w:cs="宋体"/>
+            </w:rPr>
+            <w:t>.1 敏感信息精准检测功能</w:t>
+          </w:r>
+          <w:r>
+            <w:tab/>
+          </w:r>
+          <w:r>
+            <w:fldChar w:fldCharType="begin"/>
+          </w:r>
+          <w:r>
+            <w:instrText xml:space="preserve"> PAGEREF _Toc3348 </w:instrText>
+          </w:r>
+          <w:r>
+            <w:fldChar w:fldCharType="separate"/>
+          </w:r>
+          <w:r>
+            <w:t>10</w:t>
+          </w:r>
+          <w:r>
+            <w:fldChar w:fldCharType="end"/>
+          </w:r>
+          <w:r>
+            <w:rPr>
+              <w:rFonts w:hint="eastAsia" w:ascii="宋体" w:hAnsi="宋体" w:eastAsia="宋体" w:cs="宋体"/>
+              <w:szCs w:val="24"/>
+              <w:lang w:val="en-US" w:eastAsia="zh-CN"/>
+            </w:rPr>
+            <w:fldChar w:fldCharType="end"/>
+          </w:r>
+        </w:p>
+        <w:p>
+          <w:pPr>
+            <w:pStyle w:val="6"/>
+            <w:tabs>
+              <w:tab w:val="right" w:leader="dot" w:pos="8306"/>
+            </w:tabs>
+          </w:pPr>
+          <w:r>
+            <w:rPr>
+              <w:rFonts w:hint="eastAsia" w:ascii="宋体" w:hAnsi="宋体" w:eastAsia="宋体" w:cs="宋体"/>
+              <w:szCs w:val="24"/>
+              <w:lang w:val="en-US" w:eastAsia="zh-CN"/>
+            </w:rPr>
+            <w:fldChar w:fldCharType="begin"/>
+          </w:r>
+          <w:r>
+            <w:rPr>
+              <w:rFonts w:hint="eastAsia" w:ascii="宋体" w:hAnsi="宋体" w:eastAsia="宋体" w:cs="宋体"/>
+              <w:szCs w:val="24"/>
+              <w:lang w:val="en-US" w:eastAsia="zh-CN"/>
+            </w:rPr>
+            <w:instrText xml:space="preserve"> HYPERLINK \l _Toc23453 </w:instrText>
+          </w:r>
+          <w:r>
+            <w:rPr>
+              <w:rFonts w:hint="eastAsia" w:ascii="宋体" w:hAnsi="宋体" w:eastAsia="宋体" w:cs="宋体"/>
+              <w:szCs w:val="24"/>
+              <w:lang w:val="en-US" w:eastAsia="zh-CN"/>
+            </w:rPr>
+            <w:fldChar w:fldCharType="separate"/>
+          </w:r>
+          <w:r>
+            <w:rPr>
+              <w:rFonts w:hint="eastAsia" w:ascii="宋体" w:hAnsi="宋体" w:eastAsia="宋体" w:cs="宋体"/>
+              <w:lang w:val="en-US" w:eastAsia="zh-CN"/>
+            </w:rPr>
+            <w:t>6</w:t>
+          </w:r>
+          <w:r>
+            <w:rPr>
+              <w:rFonts w:hint="eastAsia" w:ascii="宋体" w:hAnsi="宋体" w:eastAsia="宋体" w:cs="宋体"/>
+            </w:rPr>
+            <w:t>.2 高性能扫描功能</w:t>
+          </w:r>
+          <w:r>
+            <w:tab/>
+          </w:r>
+          <w:r>
+            <w:fldChar w:fldCharType="begin"/>
+          </w:r>
+          <w:r>
+            <w:instrText xml:space="preserve"> PAGEREF _Toc23453 </w:instrText>
+          </w:r>
+          <w:r>
+            <w:fldChar w:fldCharType="separate"/>
+          </w:r>
+          <w:r>
+            <w:t>10</w:t>
+          </w:r>
+          <w:r>
+            <w:fldChar w:fldCharType="end"/>
+          </w:r>
+          <w:r>
+            <w:rPr>
+              <w:rFonts w:hint="eastAsia" w:ascii="宋体" w:hAnsi="宋体" w:eastAsia="宋体" w:cs="宋体"/>
+              <w:szCs w:val="24"/>
+              <w:lang w:val="en-US" w:eastAsia="zh-CN"/>
+            </w:rPr>
+            <w:fldChar w:fldCharType="end"/>
+          </w:r>
+        </w:p>
+        <w:p>
+          <w:pPr>
+            <w:pStyle w:val="6"/>
+            <w:tabs>
+              <w:tab w:val="right" w:leader="dot" w:pos="8306"/>
+            </w:tabs>
+          </w:pPr>
+          <w:r>
+            <w:rPr>
+              <w:rFonts w:hint="eastAsia" w:ascii="宋体" w:hAnsi="宋体" w:eastAsia="宋体" w:cs="宋体"/>
+              <w:szCs w:val="24"/>
+              <w:lang w:val="en-US" w:eastAsia="zh-CN"/>
+            </w:rPr>
+            <w:fldChar w:fldCharType="begin"/>
+          </w:r>
+          <w:r>
+            <w:rPr>
+              <w:rFonts w:hint="eastAsia" w:ascii="宋体" w:hAnsi="宋体" w:eastAsia="宋体" w:cs="宋体"/>
+              <w:szCs w:val="24"/>
+              <w:lang w:val="en-US" w:eastAsia="zh-CN"/>
+            </w:rPr>
+            <w:instrText xml:space="preserve"> HYPERLINK \l _Toc26786 </w:instrText>
+          </w:r>
+          <w:r>
+            <w:rPr>
+              <w:rFonts w:hint="eastAsia" w:ascii="宋体" w:hAnsi="宋体" w:eastAsia="宋体" w:cs="宋体"/>
+              <w:szCs w:val="24"/>
+              <w:lang w:val="en-US" w:eastAsia="zh-CN"/>
+            </w:rPr>
+            <w:fldChar w:fldCharType="separate"/>
+          </w:r>
+          <w:r>
+            <w:rPr>
+              <w:rFonts w:hint="eastAsia" w:ascii="宋体" w:hAnsi="宋体" w:eastAsia="宋体" w:cs="宋体"/>
+              <w:lang w:val="en-US" w:eastAsia="zh-CN"/>
+            </w:rPr>
+            <w:t>6</w:t>
+          </w:r>
+          <w:r>
+            <w:rPr>
+              <w:rFonts w:hint="eastAsia" w:ascii="宋体" w:hAnsi="宋体" w:eastAsia="宋体" w:cs="宋体"/>
+            </w:rPr>
+            <w:t>.3 兼容性适配功能</w:t>
+          </w:r>
+          <w:r>
+            <w:tab/>
+          </w:r>
+          <w:r>
+            <w:fldChar w:fldCharType="begin"/>
+          </w:r>
+          <w:r>
+            <w:instrText xml:space="preserve"> PAGEREF _Toc26786 </w:instrText>
+          </w:r>
+          <w:r>
+            <w:fldChar w:fldCharType="separate"/>
+          </w:r>
+          <w:r>
+            <w:t>11</w:t>
+          </w:r>
+          <w:r>
+            <w:fldChar w:fldCharType="end"/>
+          </w:r>
+          <w:r>
+            <w:rPr>
+              <w:rFonts w:hint="eastAsia" w:ascii="宋体" w:hAnsi="宋体" w:eastAsia="宋体" w:cs="宋体"/>
+              <w:szCs w:val="24"/>
+              <w:lang w:val="en-US" w:eastAsia="zh-CN"/>
+            </w:rPr>
+            <w:fldChar w:fldCharType="end"/>
+          </w:r>
+        </w:p>
+        <w:p>
+          <w:pPr>
+            <w:pStyle w:val="6"/>
+            <w:tabs>
+              <w:tab w:val="right" w:leader="dot" w:pos="8306"/>
+            </w:tabs>
+          </w:pPr>
+          <w:r>
+            <w:rPr>
+              <w:rFonts w:hint="eastAsia" w:ascii="宋体" w:hAnsi="宋体" w:eastAsia="宋体" w:cs="宋体"/>
+              <w:szCs w:val="24"/>
+              <w:lang w:val="en-US" w:eastAsia="zh-CN"/>
+            </w:rPr>
+            <w:fldChar w:fldCharType="begin"/>
+          </w:r>
+          <w:r>
+            <w:rPr>
+              <w:rFonts w:hint="eastAsia" w:ascii="宋体" w:hAnsi="宋体" w:eastAsia="宋体" w:cs="宋体"/>
+              <w:szCs w:val="24"/>
+              <w:lang w:val="en-US" w:eastAsia="zh-CN"/>
+            </w:rPr>
+            <w:instrText xml:space="preserve"> HYPERLINK \l _Toc11749 </w:instrText>
+          </w:r>
+          <w:r>
+            <w:rPr>
+              <w:rFonts w:hint="eastAsia" w:ascii="宋体" w:hAnsi="宋体" w:eastAsia="宋体" w:cs="宋体"/>
+              <w:szCs w:val="24"/>
+              <w:lang w:val="en-US" w:eastAsia="zh-CN"/>
+            </w:rPr>
+            <w:fldChar w:fldCharType="separate"/>
+          </w:r>
+          <w:r>
+            <w:rPr>
+              <w:rFonts w:hint="eastAsia" w:ascii="宋体" w:hAnsi="宋体" w:eastAsia="宋体" w:cs="宋体"/>
+              <w:lang w:val="en-US" w:eastAsia="zh-CN"/>
+            </w:rPr>
+            <w:t>6</w:t>
+          </w:r>
+          <w:r>
+            <w:rPr>
+              <w:rFonts w:hint="eastAsia" w:ascii="宋体" w:hAnsi="宋体" w:eastAsia="宋体" w:cs="宋体"/>
+            </w:rPr>
+            <w:t>.4 基础使用功能</w:t>
+          </w:r>
+          <w:r>
+            <w:tab/>
+          </w:r>
+          <w:r>
+            <w:fldChar w:fldCharType="begin"/>
+          </w:r>
+          <w:r>
+            <w:instrText xml:space="preserve"> PAGEREF _Toc11749 </w:instrText>
+          </w:r>
+          <w:r>
+            <w:fldChar w:fldCharType="separate"/>
+          </w:r>
+          <w:r>
+            <w:t>11</w:t>
+          </w:r>
+          <w:r>
+            <w:fldChar w:fldCharType="end"/>
+          </w:r>
+          <w:r>
+            <w:rPr>
+              <w:rFonts w:hint="eastAsia" w:ascii="宋体" w:hAnsi="宋体" w:eastAsia="宋体" w:cs="宋体"/>
+              <w:szCs w:val="24"/>
+              <w:lang w:val="en-US" w:eastAsia="zh-CN"/>
+            </w:rPr>
+            <w:fldChar w:fldCharType="end"/>
+          </w:r>
+        </w:p>
+        <w:p>
+          <w:pPr>
+            <w:pStyle w:val="6"/>
+            <w:tabs>
+              <w:tab w:val="right" w:leader="dot" w:pos="8306"/>
+            </w:tabs>
+          </w:pPr>
+          <w:r>
+            <w:rPr>
+              <w:rFonts w:hint="eastAsia" w:ascii="宋体" w:hAnsi="宋体" w:eastAsia="宋体" w:cs="宋体"/>
+              <w:szCs w:val="24"/>
+              <w:lang w:val="en-US" w:eastAsia="zh-CN"/>
+            </w:rPr>
+            <w:fldChar w:fldCharType="begin"/>
+          </w:r>
+          <w:r>
+            <w:rPr>
+              <w:rFonts w:hint="eastAsia" w:ascii="宋体" w:hAnsi="宋体" w:eastAsia="宋体" w:cs="宋体"/>
+              <w:szCs w:val="24"/>
+              <w:lang w:val="en-US" w:eastAsia="zh-CN"/>
+            </w:rPr>
+            <w:instrText xml:space="preserve"> HYPERLINK \l _Toc22168 </w:instrText>
+          </w:r>
+          <w:r>
+            <w:rPr>
+              <w:rFonts w:hint="eastAsia" w:ascii="宋体" w:hAnsi="宋体" w:eastAsia="宋体" w:cs="宋体"/>
+              <w:szCs w:val="24"/>
+              <w:lang w:val="en-US" w:eastAsia="zh-CN"/>
+            </w:rPr>
+            <w:fldChar w:fldCharType="separate"/>
+          </w:r>
+          <w:r>
+            <w:rPr>
+              <w:rFonts w:hint="eastAsia" w:ascii="宋体" w:hAnsi="宋体" w:eastAsia="宋体" w:cs="宋体"/>
+              <w:lang w:val="en-US" w:eastAsia="zh-CN"/>
+            </w:rPr>
+            <w:t>6.5</w:t>
+          </w:r>
+          <w:r>
+            <w:rPr>
+              <w:rFonts w:hint="eastAsia" w:ascii="宋体" w:hAnsi="宋体" w:eastAsia="宋体" w:cs="宋体"/>
+            </w:rPr>
+            <w:t xml:space="preserve"> 规则自定义与扩展功能</w:t>
+          </w:r>
+          <w:r>
+            <w:tab/>
+          </w:r>
+          <w:r>
+            <w:fldChar w:fldCharType="begin"/>
+          </w:r>
+          <w:r>
+            <w:instrText xml:space="preserve"> PAGEREF _Toc22168 </w:instrText>
+          </w:r>
+          <w:r>
+            <w:fldChar w:fldCharType="separate"/>
+          </w:r>
+          <w:r>
+            <w:t>12</w:t>
+          </w:r>
+          <w:r>
+            <w:fldChar w:fldCharType="end"/>
+          </w:r>
+          <w:r>
+            <w:rPr>
+              <w:rFonts w:hint="eastAsia" w:ascii="宋体" w:hAnsi="宋体" w:eastAsia="宋体" w:cs="宋体"/>
+              <w:szCs w:val="24"/>
+              <w:lang w:val="en-US" w:eastAsia="zh-CN"/>
+            </w:rPr>
+            <w:fldChar w:fldCharType="end"/>
+          </w:r>
+        </w:p>
+        <w:p>
+          <w:pPr>
+            <w:pStyle w:val="6"/>
+            <w:tabs>
+              <w:tab w:val="right" w:leader="dot" w:pos="8306"/>
+            </w:tabs>
+          </w:pPr>
+          <w:r>
+            <w:rPr>
+              <w:rFonts w:hint="eastAsia" w:ascii="宋体" w:hAnsi="宋体" w:eastAsia="宋体" w:cs="宋体"/>
+              <w:szCs w:val="24"/>
+              <w:lang w:val="en-US" w:eastAsia="zh-CN"/>
+            </w:rPr>
+            <w:fldChar w:fldCharType="begin"/>
+          </w:r>
+          <w:r>
+            <w:rPr>
+              <w:rFonts w:hint="eastAsia" w:ascii="宋体" w:hAnsi="宋体" w:eastAsia="宋体" w:cs="宋体"/>
+              <w:szCs w:val="24"/>
+              <w:lang w:val="en-US" w:eastAsia="zh-CN"/>
+            </w:rPr>
+            <w:instrText xml:space="preserve"> HYPERLINK \l _Toc31413 </w:instrText>
+          </w:r>
+          <w:r>
+            <w:rPr>
+              <w:rFonts w:hint="eastAsia" w:ascii="宋体" w:hAnsi="宋体" w:eastAsia="宋体" w:cs="宋体"/>
+              <w:szCs w:val="24"/>
+              <w:lang w:val="en-US" w:eastAsia="zh-CN"/>
+            </w:rPr>
+            <w:fldChar w:fldCharType="separate"/>
+          </w:r>
+          <w:r>
+            <w:rPr>
+              <w:rFonts w:hint="eastAsia" w:ascii="宋体" w:hAnsi="宋体" w:eastAsia="宋体" w:cs="宋体"/>
+              <w:lang w:val="en-US" w:eastAsia="zh-CN"/>
+            </w:rPr>
+            <w:t>6.6</w:t>
+          </w:r>
+          <w:r>
+            <w:rPr>
+              <w:rFonts w:hint="eastAsia" w:ascii="宋体" w:hAnsi="宋体" w:eastAsia="宋体" w:cs="宋体"/>
+            </w:rPr>
+            <w:t xml:space="preserve"> 白名单与过滤功能</w:t>
+          </w:r>
+          <w:r>
+            <w:tab/>
+          </w:r>
+          <w:r>
+            <w:fldChar w:fldCharType="begin"/>
+          </w:r>
+          <w:r>
+            <w:instrText xml:space="preserve"> PAGEREF _Toc31413 </w:instrText>
+          </w:r>
+          <w:r>
+            <w:fldChar w:fldCharType="separate"/>
+          </w:r>
+          <w:r>
+            <w:t>12</w:t>
+          </w:r>
+          <w:r>
+            <w:fldChar w:fldCharType="end"/>
+          </w:r>
+          <w:r>
+            <w:rPr>
+              <w:rFonts w:hint="eastAsia" w:ascii="宋体" w:hAnsi="宋体" w:eastAsia="宋体" w:cs="宋体"/>
+              <w:szCs w:val="24"/>
+              <w:lang w:val="en-US" w:eastAsia="zh-CN"/>
+            </w:rPr>
+            <w:fldChar w:fldCharType="end"/>
+          </w:r>
+        </w:p>
+        <w:p>
+          <w:pPr>
+            <w:pStyle w:val="6"/>
+            <w:tabs>
+              <w:tab w:val="right" w:leader="dot" w:pos="8306"/>
+            </w:tabs>
+          </w:pPr>
+          <w:r>
+            <w:rPr>
+              <w:rFonts w:hint="eastAsia" w:ascii="宋体" w:hAnsi="宋体" w:eastAsia="宋体" w:cs="宋体"/>
+              <w:szCs w:val="24"/>
+              <w:lang w:val="en-US" w:eastAsia="zh-CN"/>
+            </w:rPr>
+            <w:fldChar w:fldCharType="begin"/>
+          </w:r>
+          <w:r>
+            <w:rPr>
+              <w:rFonts w:hint="eastAsia" w:ascii="宋体" w:hAnsi="宋体" w:eastAsia="宋体" w:cs="宋体"/>
+              <w:szCs w:val="24"/>
+              <w:lang w:val="en-US" w:eastAsia="zh-CN"/>
+            </w:rPr>
+            <w:instrText xml:space="preserve"> HYPERLINK \l _Toc23725 </w:instrText>
+          </w:r>
+          <w:r>
+            <w:rPr>
+              <w:rFonts w:hint="eastAsia" w:ascii="宋体" w:hAnsi="宋体" w:eastAsia="宋体" w:cs="宋体"/>
+              <w:szCs w:val="24"/>
+              <w:lang w:val="en-US" w:eastAsia="zh-CN"/>
+            </w:rPr>
+            <w:fldChar w:fldCharType="separate"/>
+          </w:r>
+          <w:r>
+            <w:rPr>
+              <w:rFonts w:hint="eastAsia"/>
+              <w:lang w:val="en-US" w:eastAsia="zh-CN"/>
+            </w:rPr>
+            <w:t>6.7</w:t>
+          </w:r>
+          <w:r>
+            <w:t xml:space="preserve"> 扫描优化与个性化配置功能</w:t>
+          </w:r>
+          <w:r>
+            <w:tab/>
+          </w:r>
+          <w:r>
+            <w:fldChar w:fldCharType="begin"/>
+          </w:r>
+          <w:r>
+            <w:instrText xml:space="preserve"> PAGEREF _Toc23725 </w:instrText>
+          </w:r>
+          <w:r>
+            <w:fldChar w:fldCharType="separate"/>
+          </w:r>
+          <w:r>
+            <w:t>13</w:t>
+          </w:r>
+          <w:r>
+            <w:fldChar w:fldCharType="end"/>
+          </w:r>
+          <w:r>
+            <w:rPr>
+              <w:rFonts w:hint="eastAsia" w:ascii="宋体" w:hAnsi="宋体" w:eastAsia="宋体" w:cs="宋体"/>
+              <w:szCs w:val="24"/>
+              <w:lang w:val="en-US" w:eastAsia="zh-CN"/>
+            </w:rPr>
+            <w:fldChar w:fldCharType="end"/>
+          </w:r>
+        </w:p>
+        <w:p>
+          <w:pPr>
+            <w:pStyle w:val="6"/>
+            <w:tabs>
+              <w:tab w:val="right" w:leader="dot" w:pos="8306"/>
+            </w:tabs>
+          </w:pPr>
+          <w:r>
+            <w:rPr>
+              <w:rFonts w:hint="eastAsia" w:ascii="宋体" w:hAnsi="宋体" w:eastAsia="宋体" w:cs="宋体"/>
+              <w:szCs w:val="24"/>
+              <w:lang w:val="en-US" w:eastAsia="zh-CN"/>
+            </w:rPr>
+            <w:fldChar w:fldCharType="begin"/>
+          </w:r>
+          <w:r>
+            <w:rPr>
+              <w:rFonts w:hint="eastAsia" w:ascii="宋体" w:hAnsi="宋体" w:eastAsia="宋体" w:cs="宋体"/>
+              <w:szCs w:val="24"/>
+              <w:lang w:val="en-US" w:eastAsia="zh-CN"/>
+            </w:rPr>
+            <w:instrText xml:space="preserve"> HYPERLINK \l _Toc4360 </w:instrText>
+          </w:r>
+          <w:r>
+            <w:rPr>
+              <w:rFonts w:hint="eastAsia" w:ascii="宋体" w:hAnsi="宋体" w:eastAsia="宋体" w:cs="宋体"/>
+              <w:szCs w:val="24"/>
+              <w:lang w:val="en-US" w:eastAsia="zh-CN"/>
+            </w:rPr>
+            <w:fldChar w:fldCharType="separate"/>
+          </w:r>
+          <w:r>
+            <w:rPr>
+              <w:rFonts w:hint="eastAsia" w:ascii="宋体" w:hAnsi="宋体" w:eastAsia="宋体" w:cs="宋体"/>
+              <w:lang w:val="en-US" w:eastAsia="zh-CN"/>
+            </w:rPr>
+            <w:t>6.8</w:t>
+          </w:r>
+          <w:r>
+            <w:rPr>
+              <w:rFonts w:hint="eastAsia" w:ascii="宋体" w:hAnsi="宋体" w:eastAsia="宋体" w:cs="宋体"/>
+            </w:rPr>
+            <w:t xml:space="preserve"> 辅助功能</w:t>
+          </w:r>
+          <w:r>
+            <w:tab/>
+          </w:r>
+          <w:r>
+            <w:fldChar w:fldCharType="begin"/>
+          </w:r>
+          <w:r>
+            <w:instrText xml:space="preserve"> PAGEREF _Toc4360 </w:instrText>
+          </w:r>
+          <w:r>
+            <w:fldChar w:fldCharType="separate"/>
+          </w:r>
+          <w:r>
+            <w:t>13</w:t>
+          </w:r>
+          <w:r>
+            <w:fldChar w:fldCharType="end"/>
+          </w:r>
+          <w:r>
+            <w:rPr>
+              <w:rFonts w:hint="eastAsia" w:ascii="宋体" w:hAnsi="宋体" w:eastAsia="宋体" w:cs="宋体"/>
+              <w:szCs w:val="24"/>
+              <w:lang w:val="en-US" w:eastAsia="zh-CN"/>
+            </w:rPr>
+            <w:fldChar w:fldCharType="end"/>
+          </w:r>
+        </w:p>
+        <w:p>
+          <w:pPr>
+            <w:jc w:val="left"/>
+            <w:rPr>
+              <w:rFonts w:hint="eastAsia" w:ascii="宋体" w:hAnsi="宋体" w:eastAsia="宋体" w:cs="宋体"/>
+              <w:sz w:val="24"/>
+              <w:szCs w:val="24"/>
+              <w:lang w:val="en-US" w:eastAsia="zh-CN"/>
+            </w:rPr>
+          </w:pPr>
+          <w:r>
+            <w:rPr>
+              <w:rFonts w:hint="eastAsia" w:ascii="宋体" w:hAnsi="宋体" w:eastAsia="宋体" w:cs="宋体"/>
+              <w:szCs w:val="24"/>
+              <w:lang w:val="en-US" w:eastAsia="zh-CN"/>
+            </w:rPr>
+            <w:fldChar w:fldCharType="end"/>
+          </w:r>
+          <w:bookmarkStart w:id="29" w:name="_GoBack"/>
+          <w:bookmarkEnd w:id="29"/>
+        </w:p>
+      </w:sdtContent>
+    </w:sdt>
     <w:p>
       <w:pPr>
         <w:jc w:val="left"/>
@@ -109,6 +2187,7 @@
           <w:lang w:val="en-US" w:eastAsia="zh-CN"/>
         </w:rPr>
       </w:pPr>
+      <w:bookmarkStart w:id="0" w:name="_Toc24002"/>
       <w:r>
         <w:rPr>
           <w:rFonts w:hint="eastAsia"/>
@@ -116,6 +2195,7 @@
         </w:rPr>
         <w:t>一、引言</w:t>
       </w:r>
+      <w:bookmarkEnd w:id="0"/>
     </w:p>
     <w:p>
       <w:pPr>
@@ -126,6 +2206,7 @@
           <w:lang w:val="en-US" w:eastAsia="zh-CN"/>
         </w:rPr>
       </w:pPr>
+      <w:bookmarkStart w:id="1" w:name="_Toc22528"/>
       <w:r>
         <w:rPr>
           <w:rFonts w:hint="eastAsia"/>
@@ -133,6 +2214,7 @@
         </w:rPr>
         <w:t>1.1项目背景</w:t>
       </w:r>
+      <w:bookmarkEnd w:id="1"/>
     </w:p>
     <w:p>
       <w:pPr>
@@ -215,6 +2297,7 @@
           <w:lang w:val="en-US" w:eastAsia="zh-CN"/>
         </w:rPr>
       </w:pPr>
+      <w:bookmarkStart w:id="2" w:name="_Toc26623"/>
       <w:r>
         <w:rPr>
           <w:rFonts w:hint="default"/>
@@ -222,6 +2305,7 @@
         </w:rPr>
         <w:t>1.2 项目目标</w:t>
       </w:r>
+      <w:bookmarkEnd w:id="2"/>
     </w:p>
     <w:p>
       <w:pPr>
@@ -256,6 +2340,7 @@
           <w:lang w:val="en-US" w:eastAsia="zh-CN"/>
         </w:rPr>
       </w:pPr>
+      <w:bookmarkStart w:id="3" w:name="_Toc21192"/>
       <w:r>
         <w:rPr>
           <w:rFonts w:hint="default"/>
@@ -263,6 +2348,7 @@
         </w:rPr>
         <w:t>1.3 项目范围</w:t>
       </w:r>
+      <w:bookmarkEnd w:id="3"/>
     </w:p>
     <w:p>
       <w:pPr>
@@ -328,6 +2414,7 @@
           <w:lang w:val="en-US" w:eastAsia="zh-CN"/>
         </w:rPr>
       </w:pPr>
+      <w:bookmarkStart w:id="4" w:name="_Toc15696"/>
       <w:r>
         <w:rPr>
           <w:rFonts w:hint="default"/>
@@ -335,10 +2422,11 @@
         </w:rPr>
         <w:t>1.4 术语定义与缩略语</w:t>
       </w:r>
+      <w:bookmarkEnd w:id="4"/>
     </w:p>
     <w:tbl>
       <w:tblPr>
-        <w:tblStyle w:val="5"/>
+        <w:tblStyle w:val="7"/>
         <w:tblW w:w="5000" w:type="pct"/>
         <w:tblInd w:w="0" w:type="dxa"/>
         <w:tblBorders>
@@ -483,6 +2571,7 @@
             <w:insideH w:val="none" w:color="auto" w:sz="0" w:space="0"/>
             <w:insideV w:val="none" w:color="auto" w:sz="0" w:space="0"/>
           </w:tblBorders>
+          <w:shd w:val="clear" w:color="auto" w:fill="auto"/>
           <w:tblCellMar>
             <w:top w:w="15" w:type="dxa"/>
             <w:left w:w="15" w:type="dxa"/>
@@ -580,6 +2669,7 @@
             <w:insideH w:val="none" w:color="auto" w:sz="0" w:space="0"/>
             <w:insideV w:val="none" w:color="auto" w:sz="0" w:space="0"/>
           </w:tblBorders>
+          <w:shd w:val="clear" w:color="auto" w:fill="auto"/>
           <w:tblCellMar>
             <w:top w:w="15" w:type="dxa"/>
             <w:left w:w="15" w:type="dxa"/>
@@ -677,6 +2767,7 @@
             <w:insideH w:val="none" w:color="auto" w:sz="0" w:space="0"/>
             <w:insideV w:val="none" w:color="auto" w:sz="0" w:space="0"/>
           </w:tblBorders>
+          <w:shd w:val="clear" w:color="auto" w:fill="auto"/>
           <w:tblCellMar>
             <w:top w:w="15" w:type="dxa"/>
             <w:left w:w="15" w:type="dxa"/>
@@ -774,6 +2865,7 @@
             <w:insideH w:val="none" w:color="auto" w:sz="0" w:space="0"/>
             <w:insideV w:val="none" w:color="auto" w:sz="0" w:space="0"/>
           </w:tblBorders>
+          <w:shd w:val="clear" w:color="auto" w:fill="auto"/>
           <w:tblCellMar>
             <w:top w:w="15" w:type="dxa"/>
             <w:left w:w="15" w:type="dxa"/>
@@ -871,6 +2963,7 @@
             <w:insideH w:val="none" w:color="auto" w:sz="0" w:space="0"/>
             <w:insideV w:val="none" w:color="auto" w:sz="0" w:space="0"/>
           </w:tblBorders>
+          <w:shd w:val="clear" w:color="auto" w:fill="auto"/>
           <w:tblCellMar>
             <w:top w:w="15" w:type="dxa"/>
             <w:left w:w="15" w:type="dxa"/>
@@ -968,6 +3061,7 @@
             <w:insideH w:val="none" w:color="auto" w:sz="0" w:space="0"/>
             <w:insideV w:val="none" w:color="auto" w:sz="0" w:space="0"/>
           </w:tblBorders>
+          <w:shd w:val="clear" w:color="auto" w:fill="auto"/>
           <w:tblCellMar>
             <w:top w:w="15" w:type="dxa"/>
             <w:left w:w="15" w:type="dxa"/>
@@ -1065,6 +3159,7 @@
             <w:insideH w:val="none" w:color="auto" w:sz="0" w:space="0"/>
             <w:insideV w:val="none" w:color="auto" w:sz="0" w:space="0"/>
           </w:tblBorders>
+          <w:shd w:val="clear" w:color="auto" w:fill="auto"/>
           <w:tblCellMar>
             <w:top w:w="15" w:type="dxa"/>
             <w:left w:w="15" w:type="dxa"/>
@@ -1162,6 +3257,7 @@
             <w:insideH w:val="none" w:color="auto" w:sz="0" w:space="0"/>
             <w:insideV w:val="none" w:color="auto" w:sz="0" w:space="0"/>
           </w:tblBorders>
+          <w:shd w:val="clear" w:color="auto" w:fill="auto"/>
           <w:tblCellMar>
             <w:top w:w="15" w:type="dxa"/>
             <w:left w:w="15" w:type="dxa"/>
@@ -1259,6 +3355,7 @@
             <w:insideH w:val="none" w:color="auto" w:sz="0" w:space="0"/>
             <w:insideV w:val="none" w:color="auto" w:sz="0" w:space="0"/>
           </w:tblBorders>
+          <w:shd w:val="clear" w:color="auto" w:fill="auto"/>
           <w:tblCellMar>
             <w:top w:w="15" w:type="dxa"/>
             <w:left w:w="15" w:type="dxa"/>
@@ -1356,6 +3453,7 @@
             <w:insideH w:val="none" w:color="auto" w:sz="0" w:space="0"/>
             <w:insideV w:val="none" w:color="auto" w:sz="0" w:space="0"/>
           </w:tblBorders>
+          <w:shd w:val="clear" w:color="auto" w:fill="auto"/>
           <w:tblCellMar>
             <w:top w:w="15" w:type="dxa"/>
             <w:left w:w="15" w:type="dxa"/>
@@ -1453,6 +3551,7 @@
             <w:insideH w:val="none" w:color="auto" w:sz="0" w:space="0"/>
             <w:insideV w:val="none" w:color="auto" w:sz="0" w:space="0"/>
           </w:tblBorders>
+          <w:shd w:val="clear" w:color="auto" w:fill="auto"/>
           <w:tblCellMar>
             <w:top w:w="15" w:type="dxa"/>
             <w:left w:w="15" w:type="dxa"/>
@@ -1566,6 +3665,7 @@
           <w:lang w:val="en-US" w:eastAsia="zh-CN"/>
         </w:rPr>
       </w:pPr>
+      <w:bookmarkStart w:id="5" w:name="_Toc19332"/>
       <w:r>
         <w:rPr>
           <w:rFonts w:hint="default"/>
@@ -1573,6 +3673,7 @@
         </w:rPr>
         <w:t>2. 用户场景与需求调研</w:t>
       </w:r>
+      <w:bookmarkEnd w:id="5"/>
     </w:p>
     <w:p>
       <w:pPr>
@@ -1583,6 +3684,7 @@
           <w:lang w:val="en-US" w:eastAsia="zh-CN"/>
         </w:rPr>
       </w:pPr>
+      <w:bookmarkStart w:id="6" w:name="_Toc3119"/>
       <w:r>
         <w:rPr>
           <w:rFonts w:hint="default"/>
@@ -1590,6 +3692,7 @@
         </w:rPr>
         <w:t>2.1 用户需求调研方法与结果</w:t>
       </w:r>
+      <w:bookmarkEnd w:id="6"/>
     </w:p>
     <w:p>
       <w:pPr>
@@ -1648,6 +3751,7 @@
           <w:lang w:val="en-US" w:eastAsia="zh-CN"/>
         </w:rPr>
       </w:pPr>
+      <w:bookmarkStart w:id="7" w:name="_Toc19016"/>
       <w:r>
         <w:rPr>
           <w:rFonts w:hint="default"/>
@@ -1655,6 +3759,7 @@
         </w:rPr>
         <w:t>2.2 核心用户故事</w:t>
       </w:r>
+      <w:bookmarkEnd w:id="7"/>
     </w:p>
     <w:p>
       <w:pPr>
@@ -1772,6 +3877,7 @@
           <w:lang w:val="en-US" w:eastAsia="zh-CN"/>
         </w:rPr>
       </w:pPr>
+      <w:bookmarkStart w:id="8" w:name="_Toc2531"/>
       <w:r>
         <w:rPr>
           <w:rFonts w:hint="default"/>
@@ -1779,6 +3885,7 @@
         </w:rPr>
         <w:t>3. 系统核心类图</w:t>
       </w:r>
+      <w:bookmarkEnd w:id="8"/>
     </w:p>
     <w:p>
       <w:pPr>
@@ -1852,6 +3959,7 @@
           <w:lang w:val="en-US" w:eastAsia="zh-CN"/>
         </w:rPr>
       </w:pPr>
+      <w:bookmarkStart w:id="9" w:name="_Toc11983"/>
       <w:r>
         <w:rPr>
           <w:rFonts w:hint="eastAsia"/>
@@ -1859,6 +3967,7 @@
         </w:rPr>
         <w:t>4.界面原型</w:t>
       </w:r>
+      <w:bookmarkEnd w:id="9"/>
     </w:p>
     <w:p/>
     <w:p>
@@ -2020,16 +4129,19 @@
           <w:lang w:eastAsia="zh-CN"/>
         </w:rPr>
       </w:pPr>
+      <w:bookmarkStart w:id="10" w:name="_Toc24701"/>
       <w:r>
         <w:rPr>
           <w:rFonts w:hint="eastAsia"/>
         </w:rPr>
         <w:t>功能描述</w:t>
       </w:r>
+      <w:bookmarkEnd w:id="10"/>
     </w:p>
     <w:p>
       <w:pPr>
         <w:numPr>
+          <w:ilvl w:val="0"/>
           <w:numId w:val="0"/>
         </w:numPr>
         <w:rPr>
@@ -2086,6 +4198,7 @@
           <w:szCs w:val="32"/>
         </w:rPr>
       </w:pPr>
+      <w:bookmarkStart w:id="11" w:name="_Toc18188"/>
       <w:r>
         <w:rPr>
           <w:rFonts w:hint="eastAsia" w:ascii="宋体" w:hAnsi="宋体" w:eastAsia="宋体" w:cs="宋体"/>
@@ -2103,6 +4216,7 @@
         </w:rPr>
         <w:t>.1 敏感信息精准检测功能</w:t>
       </w:r>
+      <w:bookmarkEnd w:id="11"/>
     </w:p>
     <w:p>
       <w:pPr>
@@ -2243,6 +4357,7 @@
           <w:rFonts w:hint="eastAsia" w:ascii="宋体" w:hAnsi="宋体" w:eastAsia="宋体" w:cs="宋体"/>
         </w:rPr>
       </w:pPr>
+      <w:bookmarkStart w:id="12" w:name="_Toc18887"/>
       <w:r>
         <w:rPr>
           <w:rFonts w:hint="eastAsia" w:ascii="宋体" w:hAnsi="宋体" w:eastAsia="宋体" w:cs="宋体"/>
@@ -2256,6 +4371,7 @@
         </w:rPr>
         <w:t>.2 高性能扫描功能</w:t>
       </w:r>
+      <w:bookmarkEnd w:id="12"/>
     </w:p>
     <w:p>
       <w:pPr>
@@ -2393,6 +4509,7 @@
           <w:szCs w:val="32"/>
         </w:rPr>
       </w:pPr>
+      <w:bookmarkStart w:id="13" w:name="_Toc25298"/>
       <w:r>
         <w:rPr>
           <w:rFonts w:hint="eastAsia" w:ascii="宋体" w:hAnsi="宋体" w:eastAsia="宋体" w:cs="宋体"/>
@@ -2410,6 +4527,7 @@
         </w:rPr>
         <w:t>.3 兼容性适配功能</w:t>
       </w:r>
+      <w:bookmarkEnd w:id="13"/>
     </w:p>
     <w:p>
       <w:pPr>
@@ -2561,6 +4679,7 @@
           <w:rFonts w:hint="eastAsia" w:ascii="宋体" w:hAnsi="宋体" w:eastAsia="宋体" w:cs="宋体"/>
         </w:rPr>
       </w:pPr>
+      <w:bookmarkStart w:id="14" w:name="_Toc9899"/>
       <w:r>
         <w:rPr>
           <w:rFonts w:hint="eastAsia" w:ascii="宋体" w:hAnsi="宋体" w:eastAsia="宋体" w:cs="宋体"/>
@@ -2574,6 +4693,7 @@
         </w:rPr>
         <w:t>.4 基础使用功能</w:t>
       </w:r>
+      <w:bookmarkEnd w:id="14"/>
     </w:p>
     <w:p>
       <w:pPr>
@@ -2807,6 +4927,7 @@
           <w:rFonts w:hint="eastAsia" w:ascii="宋体" w:hAnsi="宋体" w:eastAsia="宋体" w:cs="宋体"/>
         </w:rPr>
       </w:pPr>
+      <w:bookmarkStart w:id="15" w:name="_Toc5667"/>
       <w:r>
         <w:rPr>
           <w:rFonts w:hint="eastAsia" w:ascii="宋体" w:hAnsi="宋体" w:eastAsia="宋体" w:cs="宋体"/>
@@ -2833,6 +4954,7 @@
         </w:rPr>
         <w:t>规则自定义与扩展功能</w:t>
       </w:r>
+      <w:bookmarkEnd w:id="15"/>
     </w:p>
     <w:p>
       <w:pPr>
@@ -2973,6 +5095,7 @@
           <w:rFonts w:hint="eastAsia" w:ascii="宋体" w:hAnsi="宋体" w:eastAsia="宋体" w:cs="宋体"/>
         </w:rPr>
       </w:pPr>
+      <w:bookmarkStart w:id="16" w:name="_Toc7903"/>
       <w:r>
         <w:rPr>
           <w:rFonts w:hint="eastAsia" w:ascii="宋体" w:hAnsi="宋体" w:eastAsia="宋体" w:cs="宋体"/>
@@ -2986,6 +5109,7 @@
         </w:rPr>
         <w:t xml:space="preserve"> 白名单与过滤功能</w:t>
       </w:r>
+      <w:bookmarkEnd w:id="16"/>
     </w:p>
     <w:p>
       <w:pPr>
@@ -3061,6 +5185,7 @@
           <w:rFonts w:hint="eastAsia" w:ascii="宋体" w:hAnsi="宋体" w:eastAsia="宋体" w:cs="宋体"/>
         </w:rPr>
       </w:pPr>
+      <w:bookmarkStart w:id="17" w:name="_Toc9907"/>
       <w:r>
         <w:rPr>
           <w:rFonts w:hint="eastAsia" w:ascii="宋体" w:hAnsi="宋体" w:eastAsia="宋体" w:cs="宋体"/>
@@ -3074,6 +5199,7 @@
         </w:rPr>
         <w:t xml:space="preserve"> 扫描优化与个性化配置功能</w:t>
       </w:r>
+      <w:bookmarkEnd w:id="17"/>
     </w:p>
     <w:p>
       <w:pPr>
@@ -3192,6 +5318,7 @@
           <w:rFonts w:hint="eastAsia" w:ascii="宋体" w:hAnsi="宋体" w:eastAsia="宋体" w:cs="宋体"/>
         </w:rPr>
       </w:pPr>
+      <w:bookmarkStart w:id="18" w:name="_Toc29395"/>
       <w:r>
         <w:rPr>
           <w:rFonts w:hint="eastAsia" w:ascii="宋体" w:hAnsi="宋体" w:eastAsia="宋体" w:cs="宋体"/>
@@ -3205,6 +5332,7 @@
         </w:rPr>
         <w:t xml:space="preserve"> 辅助功能</w:t>
       </w:r>
+      <w:bookmarkEnd w:id="18"/>
     </w:p>
     <w:p>
       <w:pPr>
@@ -3292,6 +5420,7 @@
           <w:lang w:val="en-US" w:eastAsia="zh-CN"/>
         </w:rPr>
       </w:pPr>
+      <w:bookmarkStart w:id="19" w:name="_Toc18062"/>
       <w:r>
         <w:rPr>
           <w:rFonts w:hint="eastAsia" w:ascii="宋体" w:hAnsi="宋体" w:eastAsia="宋体" w:cs="宋体"/>
@@ -3299,6 +5428,7 @@
         </w:rPr>
         <w:t>5.9功能优先级说明</w:t>
       </w:r>
+      <w:bookmarkEnd w:id="19"/>
     </w:p>
     <w:p>
       <w:pPr>
@@ -3397,6 +5527,7 @@
           <w:lang w:val="en-US" w:eastAsia="zh-CN"/>
         </w:rPr>
       </w:pPr>
+      <w:bookmarkStart w:id="20" w:name="_Toc14905"/>
       <w:r>
         <w:rPr>
           <w:rFonts w:hint="eastAsia" w:ascii="宋体" w:hAnsi="宋体" w:eastAsia="宋体" w:cs="宋体"/>
@@ -3404,6 +5535,7 @@
         </w:rPr>
         <w:t>验收标准</w:t>
       </w:r>
+      <w:bookmarkEnd w:id="20"/>
     </w:p>
     <w:p>
       <w:pPr>
@@ -3417,6 +5549,7 @@
           <w:rFonts w:hint="eastAsia" w:ascii="宋体" w:hAnsi="宋体" w:eastAsia="宋体" w:cs="宋体"/>
         </w:rPr>
       </w:pPr>
+      <w:bookmarkStart w:id="21" w:name="_Toc3348"/>
       <w:r>
         <w:rPr>
           <w:rFonts w:hint="eastAsia" w:ascii="宋体" w:hAnsi="宋体" w:eastAsia="宋体" w:cs="宋体"/>
@@ -3430,6 +5563,7 @@
         </w:rPr>
         <w:t>.1 敏感信息精准检测功能</w:t>
       </w:r>
+      <w:bookmarkEnd w:id="21"/>
     </w:p>
     <w:p>
       <w:pPr>
@@ -3582,6 +5716,7 @@
           <w:rFonts w:hint="eastAsia" w:ascii="宋体" w:hAnsi="宋体" w:eastAsia="宋体" w:cs="宋体"/>
         </w:rPr>
       </w:pPr>
+      <w:bookmarkStart w:id="22" w:name="_Toc23453"/>
       <w:r>
         <w:rPr>
           <w:rFonts w:hint="eastAsia" w:ascii="宋体" w:hAnsi="宋体" w:eastAsia="宋体" w:cs="宋体"/>
@@ -3595,6 +5730,7 @@
         </w:rPr>
         <w:t>.2 高性能扫描功能</w:t>
       </w:r>
+      <w:bookmarkEnd w:id="22"/>
     </w:p>
     <w:p>
       <w:pPr>
@@ -3771,6 +5907,7 @@
           <w:rFonts w:hint="eastAsia" w:ascii="宋体" w:hAnsi="宋体" w:eastAsia="宋体" w:cs="宋体"/>
         </w:rPr>
       </w:pPr>
+      <w:bookmarkStart w:id="23" w:name="_Toc26786"/>
       <w:r>
         <w:rPr>
           <w:rFonts w:hint="eastAsia" w:ascii="宋体" w:hAnsi="宋体" w:eastAsia="宋体" w:cs="宋体"/>
@@ -3784,6 +5921,7 @@
         </w:rPr>
         <w:t>.3 兼容性适配功能</w:t>
       </w:r>
+      <w:bookmarkEnd w:id="23"/>
     </w:p>
     <w:p>
       <w:pPr>
@@ -3944,6 +6082,7 @@
           <w:rFonts w:hint="eastAsia" w:ascii="宋体" w:hAnsi="宋体" w:eastAsia="宋体" w:cs="宋体"/>
         </w:rPr>
       </w:pPr>
+      <w:bookmarkStart w:id="24" w:name="_Toc11749"/>
       <w:r>
         <w:rPr>
           <w:rFonts w:hint="eastAsia" w:ascii="宋体" w:hAnsi="宋体" w:eastAsia="宋体" w:cs="宋体"/>
@@ -3957,6 +6096,7 @@
         </w:rPr>
         <w:t>.4 基础使用功能</w:t>
       </w:r>
+      <w:bookmarkEnd w:id="24"/>
     </w:p>
     <w:p>
       <w:pPr>
@@ -4105,6 +6245,7 @@
         <w:suppressLineNumbers w:val="0"/>
         <w:jc w:val="left"/>
       </w:pPr>
+      <w:bookmarkStart w:id="25" w:name="_Toc22168"/>
       <w:r>
         <w:rPr>
           <w:rFonts w:hint="eastAsia" w:ascii="宋体" w:hAnsi="宋体" w:eastAsia="宋体" w:cs="宋体"/>
@@ -4118,6 +6259,7 @@
         </w:rPr>
         <w:t xml:space="preserve"> 规则自定义与扩展功能</w:t>
       </w:r>
+      <w:bookmarkEnd w:id="25"/>
     </w:p>
     <w:p>
       <w:pPr>
@@ -4265,6 +6407,7 @@
         <w:suppressLineNumbers w:val="0"/>
         <w:jc w:val="left"/>
       </w:pPr>
+      <w:bookmarkStart w:id="26" w:name="_Toc31413"/>
       <w:r>
         <w:rPr>
           <w:rFonts w:hint="eastAsia" w:ascii="宋体" w:hAnsi="宋体" w:eastAsia="宋体" w:cs="宋体"/>
@@ -4278,6 +6421,7 @@
         </w:rPr>
         <w:t xml:space="preserve"> 白名单与过滤功能</w:t>
       </w:r>
+      <w:bookmarkEnd w:id="26"/>
     </w:p>
     <w:p>
       <w:pPr>
@@ -4372,6 +6516,7 @@
         <w:suppressLineNumbers w:val="0"/>
         <w:jc w:val="left"/>
       </w:pPr>
+      <w:bookmarkStart w:id="27" w:name="_Toc23725"/>
       <w:r>
         <w:rPr>
           <w:rFonts w:hint="eastAsia"/>
@@ -4382,6 +6527,7 @@
       <w:r>
         <w:t xml:space="preserve"> 扫描优化与个性化配置功能</w:t>
       </w:r>
+      <w:bookmarkEnd w:id="27"/>
     </w:p>
     <w:p>
       <w:pPr>
@@ -4529,6 +6675,7 @@
         <w:suppressLineNumbers w:val="0"/>
         <w:jc w:val="left"/>
       </w:pPr>
+      <w:bookmarkStart w:id="28" w:name="_Toc4360"/>
       <w:r>
         <w:rPr>
           <w:rFonts w:hint="eastAsia" w:ascii="宋体" w:hAnsi="宋体" w:eastAsia="宋体" w:cs="宋体"/>
@@ -4542,8 +6689,7 @@
         </w:rPr>
         <w:t xml:space="preserve"> 辅助功能</w:t>
       </w:r>
-      <w:bookmarkStart w:id="0" w:name="_GoBack"/>
-      <w:bookmarkEnd w:id="0"/>
+      <w:bookmarkEnd w:id="28"/>
     </w:p>
     <w:p>
       <w:pPr>
@@ -4628,7 +6774,7 @@
 </file>
 
 <file path=word/numbering.xml><?xml version="1.0" encoding="utf-8"?>
-<w:numbering xmlns:wpc="http://schemas.microsoft.com/office/word/2010/wordprocessingCanvas" xmlns:mc="http://schemas.openxmlformats.org/markup-compatibility/2006" xmlns:o="urn:schemas-microsoft-com:office:office" xmlns:r="http://schemas.openxmlformats.org/officeDocument/2006/relationships" xmlns:m="http://schemas.openxmlformats.org/officeDocument/2006/math" xmlns:v="urn:schemas-microsoft-com:vml" xmlns:wp14="http://schemas.microsoft.com/office/word/2010/wordprocessingDrawing" xmlns:wp="http://schemas.openxmlformats.org/drawingml/2006/wordprocessingDrawing" xmlns:w10="urn:schemas-microsoft-com:office:word" xmlns:w="http://schemas.openxmlformats.org/wordprocessingml/2006/main" xmlns:w14="http://schemas.microsoft.com/office/word/2010/wordml" xmlns:wpg="http://schemas.microsoft.com/office/word/2010/wordprocessingGroup" xmlns:wpi="http://schemas.microsoft.com/office/word/2010/wordprocessingInk" xmlns:wne="http://schemas.microsoft.com/office/word/2006/wordml" xmlns:wps="http://schemas.microsoft.com/office/word/2010/wordprocessingShape" xmlns:wpsCustomData="http://www.wps.cn/officeDocument/2013/wpsCustomData" mc:Ignorable="w14 wp14">
+<w:numbering xmlns:wpc="http://schemas.microsoft.com/office/word/2010/wordprocessingCanvas" xmlns:mc="http://schemas.openxmlformats.org/markup-compatibility/2006" xmlns:o="urn:schemas-microsoft-com:office:office" xmlns:r="http://schemas.openxmlformats.org/officeDocument/2006/relationships" xmlns:m="http://schemas.openxmlformats.org/officeDocument/2006/math" xmlns:v="urn:schemas-microsoft-com:vml" xmlns:wp14="http://schemas.microsoft.com/office/word/2010/wordprocessingDrawing" xmlns:wp="http://schemas.openxmlformats.org/drawingml/2006/wordprocessingDrawing" xmlns:w10="urn:schemas-microsoft-com:office:word" xmlns:w="http://schemas.openxmlformats.org/wordprocessingml/2006/main" xmlns:w14="http://schemas.microsoft.com/office/word/2010/wordml" xmlns:wpg="http://schemas.microsoft.com/office/word/2010/wordprocessingGroup" xmlns:wpi="http://schemas.microsoft.com/office/word/2010/wordprocessingInk" xmlns:wne="http://schemas.microsoft.com/office/word/2006/wordml" xmlns:wps="http://schemas.microsoft.com/office/word/2010/wordprocessingShape" mc:Ignorable="w14 wp14">
   <w:abstractNum w:abstractNumId="0">
     <w:nsid w:val="6F809A79"/>
     <w:multiLevelType w:val="singleLevel"/>
@@ -4655,14 +6801,13 @@
 </file>
 
 <file path=word/styles.xml><?xml version="1.0" encoding="utf-8"?>
-<w:styles xmlns:mc="http://schemas.openxmlformats.org/markup-compatibility/2006" xmlns:o="urn:schemas-microsoft-com:office:office" xmlns:r="http://schemas.openxmlformats.org/officeDocument/2006/relationships" xmlns:m="http://schemas.openxmlformats.org/officeDocument/2006/math" xmlns:v="urn:schemas-microsoft-com:vml" xmlns:w="http://schemas.openxmlformats.org/wordprocessingml/2006/main" xmlns:w14="http://schemas.microsoft.com/office/word/2010/wordml" xmlns:w10="urn:schemas-microsoft-com:office:word" xmlns:sl="http://schemas.openxmlformats.org/schemaLibrary/2006/main" xmlns:wpsCustomData="http://www.wps.cn/officeDocument/2013/wpsCustomData" mc:Ignorable="w14">
+<w:styles xmlns:mc="http://schemas.openxmlformats.org/markup-compatibility/2006" xmlns:o="urn:schemas-microsoft-com:office:office" xmlns:r="http://schemas.openxmlformats.org/officeDocument/2006/relationships" xmlns:m="http://schemas.openxmlformats.org/officeDocument/2006/math" xmlns:v="urn:schemas-microsoft-com:vml" xmlns:w="http://schemas.openxmlformats.org/wordprocessingml/2006/main" xmlns:w14="http://schemas.microsoft.com/office/word/2010/wordml" xmlns:w10="urn:schemas-microsoft-com:office:word" xmlns:sl="http://schemas.openxmlformats.org/schemaLibrary/2006/main" mc:Ignorable="w14">
   <w:docDefaults>
     <w:rPrDefault>
       <w:rPr>
         <w:rFonts w:ascii="Times New Roman" w:hAnsi="Times New Roman" w:eastAsia="宋体" w:cs="Times New Roman"/>
       </w:rPr>
     </w:rPrDefault>
-    <w:pPrDefault/>
   </w:docDefaults>
   <w:latentStyles w:count="260" w:defQFormat="0" w:defUnhideWhenUsed="1" w:defSemiHidden="1" w:defUIPriority="99" w:defLockedState="0">
     <w:lsdException w:qFormat="1" w:unhideWhenUsed="0" w:uiPriority="0" w:semiHidden="0" w:name="Normal"/>
@@ -4986,13 +7131,13 @@
       <w:szCs w:val="28"/>
     </w:rPr>
   </w:style>
-  <w:style w:type="character" w:default="1" w:styleId="6">
+  <w:style w:type="character" w:default="1" w:styleId="8">
     <w:name w:val="Default Paragraph Font"/>
     <w:semiHidden/>
     <w:qFormat/>
     <w:uiPriority w:val="0"/>
   </w:style>
-  <w:style w:type="table" w:default="1" w:styleId="5">
+  <w:style w:type="table" w:default="1" w:styleId="7">
     <w:name w:val="Normal Table"/>
     <w:semiHidden/>
     <w:qFormat/>
@@ -5005,6 +7150,21 @@
         <w:right w:w="108" w:type="dxa"/>
       </w:tblCellMar>
     </w:tblPr>
+  </w:style>
+  <w:style w:type="paragraph" w:styleId="5">
+    <w:name w:val="toc 1"/>
+    <w:basedOn w:val="1"/>
+    <w:next w:val="1"/>
+    <w:uiPriority w:val="0"/>
+  </w:style>
+  <w:style w:type="paragraph" w:styleId="6">
+    <w:name w:val="toc 2"/>
+    <w:basedOn w:val="1"/>
+    <w:next w:val="1"/>
+    <w:uiPriority w:val="0"/>
+    <w:pPr>
+      <w:ind w:left="420" w:leftChars="200"/>
+    </w:pPr>
   </w:style>
 </w:styles>
 </file>
@@ -5254,4 +7414,21 @@
   </a:themeElements>
   <a:objectDefaults/>
 </a:theme>
+</file>
+
+<file path=customXml/item1.xml><?xml version="1.0" encoding="utf-8"?>
+<s:customData xmlns="http://www.wps.cn/officeDocument/2013/wpsCustomData" xmlns:s="http://www.wps.cn/officeDocument/2013/wpsCustomData">
+  <customSectProps>
+    <customSectPr/>
+    <customSectPr/>
+  </customSectProps>
+</s:customData>
+</file>
+
+<file path=customXml/itemProps1.xml><?xml version="1.0" encoding="utf-8"?>
+<ds:datastoreItem xmlns:ds="http://schemas.openxmlformats.org/officeDocument/2006/customXml" ds:itemID="{B1977F7D-205B-4081-913C-38D41E755F92}">
+  <ds:schemaRefs>
+    <ds:schemaRef ds:uri="http://www.wps.cn/officeDocument/2013/wpsCustomData"/>
+  </ds:schemaRefs>
+</ds:datastoreItem>
 </file>